--- a/Campuslearn.docx
+++ b/Campuslearn.docx
@@ -37,25 +37,36 @@
           <w:szCs w:val="40"/>
           <w:u w:val="single"/>
         </w:rPr>
-        <w:t>campus Learn project:-</w:t>
-      </w:r>
-    </w:p>
-    <w:p>
-      <w:pPr>
+        <w:t xml:space="preserve">campus Learn </w:t>
+      </w:r>
+      <w:proofErr w:type="gramStart"/>
+      <w:r>
         <w:rPr>
           <w:rFonts w:ascii="Verdana" w:hAnsi="Verdana"/>
           <w:sz w:val="32"/>
           <w:szCs w:val="40"/>
           <w:u w:val="single"/>
         </w:rPr>
-      </w:pPr>
-      <w:r>
+        <w:t>project:-</w:t>
+      </w:r>
+      <w:proofErr w:type="gramEnd"/>
+    </w:p>
+    <w:p>
+      <w:pPr>
         <w:rPr>
           <w:rFonts w:ascii="Verdana" w:hAnsi="Verdana"/>
           <w:sz w:val="32"/>
           <w:szCs w:val="40"/>
           <w:u w:val="single"/>
         </w:rPr>
+      </w:pPr>
+      <w:r>
+        <w:rPr>
+          <w:rFonts w:ascii="Verdana" w:hAnsi="Verdana"/>
+          <w:sz w:val="32"/>
+          <w:szCs w:val="40"/>
+          <w:u w:val="single"/>
+        </w:rPr>
         <w:t>1.fronted setup</w:t>
       </w:r>
     </w:p>
@@ -201,6 +212,7 @@
           <w:u w:val="single"/>
         </w:rPr>
       </w:pPr>
+      <w:proofErr w:type="gramStart"/>
       <w:r>
         <w:rPr>
           <w:rFonts w:ascii="Verdana" w:hAnsi="Verdana"/>
@@ -208,7 +220,17 @@
           <w:szCs w:val="40"/>
           <w:u w:val="single"/>
         </w:rPr>
-        <w:t>2:-Backend Setup (Node + Express)</w:t>
+        <w:t>2:-</w:t>
+      </w:r>
+      <w:proofErr w:type="gramEnd"/>
+      <w:r>
+        <w:rPr>
+          <w:rFonts w:ascii="Verdana" w:hAnsi="Verdana"/>
+          <w:sz w:val="32"/>
+          <w:szCs w:val="40"/>
+          <w:u w:val="single"/>
+        </w:rPr>
+        <w:t>Backend Setup (Node + Express)</w:t>
       </w:r>
     </w:p>
     <w:p>
@@ -708,6 +730,7 @@
           <w:u w:val="single"/>
         </w:rPr>
       </w:pPr>
+      <w:proofErr w:type="gramStart"/>
       <w:r>
         <w:rPr>
           <w:rFonts w:ascii="Verdana" w:hAnsi="Verdana"/>
@@ -715,7 +738,17 @@
           <w:szCs w:val="40"/>
           <w:u w:val="single"/>
         </w:rPr>
-        <w:t>4.API.get('/') sends a message from frontend to backend and waits for the reply.</w:t>
+        <w:t>4.API.get(</w:t>
+      </w:r>
+      <w:proofErr w:type="gramEnd"/>
+      <w:r>
+        <w:rPr>
+          <w:rFonts w:ascii="Verdana" w:hAnsi="Verdana"/>
+          <w:sz w:val="32"/>
+          <w:szCs w:val="40"/>
+          <w:u w:val="single"/>
+        </w:rPr>
+        <w:t>'/') sends a message from frontend to backend and waits for the reply.</w:t>
       </w:r>
     </w:p>
     <w:p>
@@ -1197,6 +1230,7 @@
           <w:u w:val="single"/>
         </w:rPr>
       </w:pPr>
+      <w:proofErr w:type="gramStart"/>
       <w:r>
         <w:rPr>
           <w:rFonts w:ascii="Verdana" w:hAnsi="Verdana"/>
@@ -1204,25 +1238,35 @@
           <w:szCs w:val="40"/>
           <w:u w:val="single"/>
         </w:rPr>
-        <w:t>mongoose.connect(url)</w:t>
-      </w:r>
-    </w:p>
-    <w:p>
-      <w:pPr>
+        <w:t>mongoose.connect</w:t>
+      </w:r>
+      <w:proofErr w:type="gramEnd"/>
+      <w:r>
         <w:rPr>
           <w:rFonts w:ascii="Verdana" w:hAnsi="Verdana"/>
           <w:sz w:val="32"/>
           <w:szCs w:val="40"/>
           <w:u w:val="single"/>
         </w:rPr>
-      </w:pPr>
-      <w:r>
+        <w:t>(url)</w:t>
+      </w:r>
+    </w:p>
+    <w:p>
+      <w:pPr>
         <w:rPr>
           <w:rFonts w:ascii="Verdana" w:hAnsi="Verdana"/>
           <w:sz w:val="32"/>
           <w:szCs w:val="40"/>
           <w:u w:val="single"/>
         </w:rPr>
+      </w:pPr>
+      <w:r>
+        <w:rPr>
+          <w:rFonts w:ascii="Verdana" w:hAnsi="Verdana"/>
+          <w:sz w:val="32"/>
+          <w:szCs w:val="40"/>
+          <w:u w:val="single"/>
+        </w:rPr>
         <w:t>console.log("Connected")</w:t>
       </w:r>
     </w:p>
@@ -1338,6 +1382,7 @@
           <w:u w:val="single"/>
         </w:rPr>
       </w:pPr>
+      <w:proofErr w:type="gramStart"/>
       <w:r>
         <w:rPr>
           <w:rFonts w:ascii="Verdana" w:hAnsi="Verdana"/>
@@ -1345,25 +1390,35 @@
           <w:szCs w:val="40"/>
           <w:u w:val="single"/>
         </w:rPr>
-        <w:t>connectDB()</w:t>
-      </w:r>
-    </w:p>
-    <w:p>
-      <w:pPr>
+        <w:t>connectDB(</w:t>
+      </w:r>
+      <w:proofErr w:type="gramEnd"/>
+      <w:r>
         <w:rPr>
           <w:rFonts w:ascii="Verdana" w:hAnsi="Verdana"/>
           <w:sz w:val="32"/>
           <w:szCs w:val="40"/>
           <w:u w:val="single"/>
         </w:rPr>
-      </w:pPr>
-      <w:r>
+        <w:t>)</w:t>
+      </w:r>
+    </w:p>
+    <w:p>
+      <w:pPr>
         <w:rPr>
           <w:rFonts w:ascii="Verdana" w:hAnsi="Verdana"/>
           <w:sz w:val="32"/>
           <w:szCs w:val="40"/>
           <w:u w:val="single"/>
         </w:rPr>
+      </w:pPr>
+      <w:r>
+        <w:rPr>
+          <w:rFonts w:ascii="Verdana" w:hAnsi="Verdana"/>
+          <w:sz w:val="32"/>
+          <w:szCs w:val="40"/>
+          <w:u w:val="single"/>
+        </w:rPr>
         <w:t>5️</w:t>
       </w:r>
       <w:r>
@@ -1382,18 +1437,19 @@
           <w:szCs w:val="40"/>
           <w:u w:val="single"/>
         </w:rPr>
-        <w:t xml:space="preserve"> Add .env File</w:t>
-      </w:r>
-    </w:p>
-    <w:p>
-      <w:pPr>
+        <w:t xml:space="preserve"> </w:t>
+      </w:r>
+      <w:proofErr w:type="gramStart"/>
+      <w:r>
         <w:rPr>
           <w:rFonts w:ascii="Verdana" w:hAnsi="Verdana"/>
           <w:sz w:val="32"/>
           <w:szCs w:val="40"/>
           <w:u w:val="single"/>
         </w:rPr>
-      </w:pPr>
+        <w:t>Add .env</w:t>
+      </w:r>
+      <w:proofErr w:type="gramEnd"/>
       <w:r>
         <w:rPr>
           <w:rFonts w:ascii="Verdana" w:hAnsi="Verdana"/>
@@ -1401,6 +1457,25 @@
           <w:szCs w:val="40"/>
           <w:u w:val="single"/>
         </w:rPr>
+        <w:t xml:space="preserve"> File</w:t>
+      </w:r>
+    </w:p>
+    <w:p>
+      <w:pPr>
+        <w:rPr>
+          <w:rFonts w:ascii="Verdana" w:hAnsi="Verdana"/>
+          <w:sz w:val="32"/>
+          <w:szCs w:val="40"/>
+          <w:u w:val="single"/>
+        </w:rPr>
+      </w:pPr>
+      <w:r>
+        <w:rPr>
+          <w:rFonts w:ascii="Verdana" w:hAnsi="Verdana"/>
+          <w:sz w:val="32"/>
+          <w:szCs w:val="40"/>
+          <w:u w:val="single"/>
+        </w:rPr>
         <w:t>mongo_uri ---</w:t>
       </w:r>
     </w:p>
@@ -1550,7 +1625,27 @@
           <w:szCs w:val="40"/>
           <w:u w:val="single"/>
         </w:rPr>
-        <w:t>--&gt; app.use()---used to attach routes or middleware|</w:t>
+        <w:t xml:space="preserve">--&gt; </w:t>
+      </w:r>
+      <w:proofErr w:type="gramStart"/>
+      <w:r>
+        <w:rPr>
+          <w:rFonts w:ascii="Verdana" w:hAnsi="Verdana"/>
+          <w:sz w:val="32"/>
+          <w:szCs w:val="40"/>
+          <w:u w:val="single"/>
+        </w:rPr>
+        <w:t>app.use(</w:t>
+      </w:r>
+      <w:proofErr w:type="gramEnd"/>
+      <w:r>
+        <w:rPr>
+          <w:rFonts w:ascii="Verdana" w:hAnsi="Verdana"/>
+          <w:sz w:val="32"/>
+          <w:szCs w:val="40"/>
+          <w:u w:val="single"/>
+        </w:rPr>
+        <w:t>)---used to attach routes or middleware|</w:t>
       </w:r>
     </w:p>
     <w:p>
@@ -1639,6 +1734,7 @@
           <w:u w:val="single"/>
         </w:rPr>
       </w:pPr>
+      <w:proofErr w:type="gramStart"/>
       <w:r>
         <w:rPr>
           <w:rFonts w:ascii="Verdana" w:hAnsi="Verdana"/>
@@ -1646,7 +1742,17 @@
           <w:szCs w:val="40"/>
           <w:u w:val="single"/>
         </w:rPr>
-        <w:t>app.use('/api/auth', authRoutes)</w:t>
+        <w:t>app.use(</w:t>
+      </w:r>
+      <w:proofErr w:type="gramEnd"/>
+      <w:r>
+        <w:rPr>
+          <w:rFonts w:ascii="Verdana" w:hAnsi="Verdana"/>
+          <w:sz w:val="32"/>
+          <w:szCs w:val="40"/>
+          <w:u w:val="single"/>
+        </w:rPr>
+        <w:t>'/api/auth', authRoutes)</w:t>
       </w:r>
     </w:p>
     <w:p>
@@ -2225,7 +2331,21 @@
         <w:rPr>
           <w:rFonts w:ascii="Verdana" w:hAnsi="Verdana"/>
         </w:rPr>
-        <w:t>    localStorage.setItem('token', res.data.token)</w:t>
+        <w:t>    localStorage.setItem('token', res.</w:t>
+      </w:r>
+      <w:proofErr w:type="gramStart"/>
+      <w:r>
+        <w:rPr>
+          <w:rFonts w:ascii="Verdana" w:hAnsi="Verdana"/>
+        </w:rPr>
+        <w:t>data.token</w:t>
+      </w:r>
+      <w:proofErr w:type="gramEnd"/>
+      <w:r>
+        <w:rPr>
+          <w:rFonts w:ascii="Verdana" w:hAnsi="Verdana"/>
+        </w:rPr>
+        <w:t>)</w:t>
       </w:r>
     </w:p>
     <w:p>
@@ -2450,13 +2570,41 @@
         <w:rPr>
           <w:rFonts w:ascii="Verdana" w:hAnsi="Verdana"/>
         </w:rPr>
-        <w:t>import { BrowserRouter } from 'react-router-dom'</w:t>
-      </w:r>
-      <w:r>
-        <w:rPr>
-          <w:rFonts w:ascii="Verdana" w:hAnsi="Verdana"/>
-        </w:rPr>
-        <w:t xml:space="preserve">  -- main.jsx</w:t>
+        <w:t xml:space="preserve">import </w:t>
+      </w:r>
+      <w:proofErr w:type="gramStart"/>
+      <w:r>
+        <w:rPr>
+          <w:rFonts w:ascii="Verdana" w:hAnsi="Verdana"/>
+        </w:rPr>
+        <w:t>{ BrowserRouter</w:t>
+      </w:r>
+      <w:proofErr w:type="gramEnd"/>
+      <w:r>
+        <w:rPr>
+          <w:rFonts w:ascii="Verdana" w:hAnsi="Verdana"/>
+        </w:rPr>
+        <w:t xml:space="preserve"> } from 'react-router-dom</w:t>
+      </w:r>
+      <w:proofErr w:type="gramStart"/>
+      <w:r>
+        <w:rPr>
+          <w:rFonts w:ascii="Verdana" w:hAnsi="Verdana"/>
+        </w:rPr>
+        <w:t>'</w:t>
+      </w:r>
+      <w:r>
+        <w:rPr>
+          <w:rFonts w:ascii="Verdana" w:hAnsi="Verdana"/>
+        </w:rPr>
+        <w:t xml:space="preserve">  --</w:t>
+      </w:r>
+      <w:proofErr w:type="gramEnd"/>
+      <w:r>
+        <w:rPr>
+          <w:rFonts w:ascii="Verdana" w:hAnsi="Verdana"/>
+        </w:rPr>
+        <w:t xml:space="preserve"> main.jsx</w:t>
       </w:r>
     </w:p>
     <w:p>
@@ -2474,13 +2622,55 @@
         <w:rPr>
           <w:rFonts w:ascii="Verdana" w:hAnsi="Verdana"/>
         </w:rPr>
-        <w:t>import { Routes, Route } from 'react-router-dom'</w:t>
-      </w:r>
-      <w:r>
-        <w:rPr>
-          <w:rFonts w:ascii="Verdana" w:hAnsi="Verdana"/>
-        </w:rPr>
-        <w:t xml:space="preserve">  --- app.jsx</w:t>
+        <w:t xml:space="preserve">import </w:t>
+      </w:r>
+      <w:proofErr w:type="gramStart"/>
+      <w:r>
+        <w:rPr>
+          <w:rFonts w:ascii="Verdana" w:hAnsi="Verdana"/>
+        </w:rPr>
+        <w:t>{ Routes</w:t>
+      </w:r>
+      <w:proofErr w:type="gramEnd"/>
+      <w:r>
+        <w:rPr>
+          <w:rFonts w:ascii="Verdana" w:hAnsi="Verdana"/>
+        </w:rPr>
+        <w:t xml:space="preserve">, </w:t>
+      </w:r>
+      <w:proofErr w:type="gramStart"/>
+      <w:r>
+        <w:rPr>
+          <w:rFonts w:ascii="Verdana" w:hAnsi="Verdana"/>
+        </w:rPr>
+        <w:t>Route }</w:t>
+      </w:r>
+      <w:proofErr w:type="gramEnd"/>
+      <w:r>
+        <w:rPr>
+          <w:rFonts w:ascii="Verdana" w:hAnsi="Verdana"/>
+        </w:rPr>
+        <w:t xml:space="preserve"> from 'react-router-dom</w:t>
+      </w:r>
+      <w:proofErr w:type="gramStart"/>
+      <w:r>
+        <w:rPr>
+          <w:rFonts w:ascii="Verdana" w:hAnsi="Verdana"/>
+        </w:rPr>
+        <w:t>'</w:t>
+      </w:r>
+      <w:r>
+        <w:rPr>
+          <w:rFonts w:ascii="Verdana" w:hAnsi="Verdana"/>
+        </w:rPr>
+        <w:t xml:space="preserve">  ---</w:t>
+      </w:r>
+      <w:proofErr w:type="gramEnd"/>
+      <w:r>
+        <w:rPr>
+          <w:rFonts w:ascii="Verdana" w:hAnsi="Verdana"/>
+        </w:rPr>
+        <w:t xml:space="preserve"> app.jsx</w:t>
       </w:r>
     </w:p>
     <w:p>
@@ -2520,7 +2710,21 @@
         <w:rPr>
           <w:rFonts w:ascii="Verdana" w:hAnsi="Verdana"/>
         </w:rPr>
-        <w:t xml:space="preserve">        &lt;Route path="/" element={&lt;Home /&gt;} /&gt;</w:t>
+        <w:t xml:space="preserve">        &lt;Route path="/" element</w:t>
+      </w:r>
+      <w:proofErr w:type="gramStart"/>
+      <w:r>
+        <w:rPr>
+          <w:rFonts w:ascii="Verdana" w:hAnsi="Verdana"/>
+        </w:rPr>
+        <w:t>={</w:t>
+      </w:r>
+      <w:proofErr w:type="gramEnd"/>
+      <w:r>
+        <w:rPr>
+          <w:rFonts w:ascii="Verdana" w:hAnsi="Verdana"/>
+        </w:rPr>
+        <w:t>&lt;Home /&gt;} /&gt;</w:t>
       </w:r>
     </w:p>
     <w:p>
@@ -2540,7 +2744,21 @@
         <w:rPr>
           <w:rFonts w:ascii="Verdana" w:hAnsi="Verdana"/>
         </w:rPr>
-        <w:t xml:space="preserve">        &lt;Route path="/login" element={&lt;Login /&gt;} /&gt;</w:t>
+        <w:t xml:space="preserve">        &lt;Route path="/login" element</w:t>
+      </w:r>
+      <w:proofErr w:type="gramStart"/>
+      <w:r>
+        <w:rPr>
+          <w:rFonts w:ascii="Verdana" w:hAnsi="Verdana"/>
+        </w:rPr>
+        <w:t>={</w:t>
+      </w:r>
+      <w:proofErr w:type="gramEnd"/>
+      <w:r>
+        <w:rPr>
+          <w:rFonts w:ascii="Verdana" w:hAnsi="Verdana"/>
+        </w:rPr>
+        <w:t>&lt;Login /&gt;} /&gt;</w:t>
       </w:r>
     </w:p>
     <w:p>
@@ -2560,7 +2778,21 @@
         <w:rPr>
           <w:rFonts w:ascii="Verdana" w:hAnsi="Verdana"/>
         </w:rPr>
-        <w:t xml:space="preserve">        &lt;Route path="/register" element={&lt;Register /&gt;} /&gt;</w:t>
+        <w:t xml:space="preserve">        &lt;Route path="/register" element</w:t>
+      </w:r>
+      <w:proofErr w:type="gramStart"/>
+      <w:r>
+        <w:rPr>
+          <w:rFonts w:ascii="Verdana" w:hAnsi="Verdana"/>
+        </w:rPr>
+        <w:t>={</w:t>
+      </w:r>
+      <w:proofErr w:type="gramEnd"/>
+      <w:r>
+        <w:rPr>
+          <w:rFonts w:ascii="Verdana" w:hAnsi="Verdana"/>
+        </w:rPr>
+        <w:t>&lt;Register /&gt;} /&gt;</w:t>
       </w:r>
     </w:p>
     <w:p>
@@ -2625,7 +2857,21 @@
         <w:rPr>
           <w:rFonts w:ascii="Verdana" w:hAnsi="Verdana"/>
         </w:rPr>
-        <w:t>import { useNavigate } from 'react-router-dom'</w:t>
+        <w:t xml:space="preserve">import </w:t>
+      </w:r>
+      <w:proofErr w:type="gramStart"/>
+      <w:r>
+        <w:rPr>
+          <w:rFonts w:ascii="Verdana" w:hAnsi="Verdana"/>
+        </w:rPr>
+        <w:t>{ useNavigate</w:t>
+      </w:r>
+      <w:proofErr w:type="gramEnd"/>
+      <w:r>
+        <w:rPr>
+          <w:rFonts w:ascii="Verdana" w:hAnsi="Verdana"/>
+        </w:rPr>
+        <w:t xml:space="preserve"> } from 'react-router-dom'</w:t>
       </w:r>
     </w:p>
     <w:p>
@@ -2662,6 +2908,7 @@
         </w:rPr>
         <w:t xml:space="preserve">Inside </w:t>
       </w:r>
+      <w:proofErr w:type="gramStart"/>
       <w:r>
         <w:rPr>
           <w:rFonts w:ascii="Courier New" w:eastAsia="Times New Roman" w:hAnsi="Courier New" w:cs="Courier New"/>
@@ -2671,7 +2918,19 @@
           <w:lang w:eastAsia="en-IN" w:bidi="ar-SA"/>
           <w14:ligatures w14:val="none"/>
         </w:rPr>
-        <w:t>Register()</w:t>
+        <w:t>Register(</w:t>
+      </w:r>
+      <w:proofErr w:type="gramEnd"/>
+      <w:r>
+        <w:rPr>
+          <w:rFonts w:ascii="Courier New" w:eastAsia="Times New Roman" w:hAnsi="Courier New" w:cs="Courier New"/>
+          <w:kern w:val="0"/>
+          <w:sz w:val="20"/>
+          <w:szCs w:val="20"/>
+          <w:lang w:eastAsia="en-IN" w:bidi="ar-SA"/>
+          <w14:ligatures w14:val="none"/>
+        </w:rPr>
+        <w:t>)</w:t>
       </w:r>
       <w:r>
         <w:rPr>
@@ -2735,7 +2994,31 @@
           <w:lang w:eastAsia="en-IN" w:bidi="ar-SA"/>
           <w14:ligatures w14:val="none"/>
         </w:rPr>
-        <w:t>const navigate = useNavigate()</w:t>
+        <w:t xml:space="preserve">const navigate = </w:t>
+      </w:r>
+      <w:proofErr w:type="gramStart"/>
+      <w:r>
+        <w:rPr>
+          <w:rFonts w:ascii="Courier New" w:eastAsia="Times New Roman" w:hAnsi="Courier New" w:cs="Courier New"/>
+          <w:kern w:val="0"/>
+          <w:sz w:val="20"/>
+          <w:szCs w:val="20"/>
+          <w:lang w:eastAsia="en-IN" w:bidi="ar-SA"/>
+          <w14:ligatures w14:val="none"/>
+        </w:rPr>
+        <w:t>useNavigate(</w:t>
+      </w:r>
+      <w:proofErr w:type="gramEnd"/>
+      <w:r>
+        <w:rPr>
+          <w:rFonts w:ascii="Courier New" w:eastAsia="Times New Roman" w:hAnsi="Courier New" w:cs="Courier New"/>
+          <w:kern w:val="0"/>
+          <w:sz w:val="20"/>
+          <w:szCs w:val="20"/>
+          <w:lang w:eastAsia="en-IN" w:bidi="ar-SA"/>
+          <w14:ligatures w14:val="none"/>
+        </w:rPr>
+        <w:t>)</w:t>
       </w:r>
     </w:p>
     <w:p>
@@ -2755,11 +3038,19 @@
           <w:rFonts w:ascii="Verdana" w:hAnsi="Verdana"/>
         </w:rPr>
       </w:pPr>
-      <w:r>
-        <w:rPr>
-          <w:rFonts w:ascii="Verdana" w:hAnsi="Verdana"/>
-        </w:rPr>
-        <w:t xml:space="preserve">navigate('/')  </w:t>
+      <w:proofErr w:type="gramStart"/>
+      <w:r>
+        <w:rPr>
+          <w:rFonts w:ascii="Verdana" w:hAnsi="Verdana"/>
+        </w:rPr>
+        <w:t>navigate(</w:t>
+      </w:r>
+      <w:proofErr w:type="gramEnd"/>
+      <w:r>
+        <w:rPr>
+          <w:rFonts w:ascii="Verdana" w:hAnsi="Verdana"/>
+        </w:rPr>
+        <w:t xml:space="preserve">'/')  </w:t>
       </w:r>
     </w:p>
     <w:p>
@@ -3127,6 +3418,7 @@
         </w:rPr>
         <w:t>element</w:t>
       </w:r>
+      <w:proofErr w:type="gramStart"/>
       <w:r>
         <w:rPr>
           <w:rFonts w:ascii="Consolas" w:eastAsia="Times New Roman" w:hAnsi="Consolas" w:cs="Times New Roman"/>
@@ -3151,6 +3443,7 @@
         </w:rPr>
         <w:t>{</w:t>
       </w:r>
+      <w:proofErr w:type="gramEnd"/>
     </w:p>
     <w:p>
       <w:pPr>
@@ -3647,7 +3940,25 @@
           <w:sz w:val="24"/>
           <w:szCs w:val="32"/>
         </w:rPr>
-        <w:t>Create folder – backend &gt;  middleware &gt; upload.js</w:t>
+        <w:t xml:space="preserve">Create folder – backend </w:t>
+      </w:r>
+      <w:proofErr w:type="gramStart"/>
+      <w:r>
+        <w:rPr>
+          <w:rFonts w:ascii="Verdana" w:hAnsi="Verdana"/>
+          <w:sz w:val="24"/>
+          <w:szCs w:val="32"/>
+        </w:rPr>
+        <w:t>&gt;  middleware</w:t>
+      </w:r>
+      <w:proofErr w:type="gramEnd"/>
+      <w:r>
+        <w:rPr>
+          <w:rFonts w:ascii="Verdana" w:hAnsi="Verdana"/>
+          <w:sz w:val="24"/>
+          <w:szCs w:val="32"/>
+        </w:rPr>
+        <w:t xml:space="preserve"> &gt; upload.js</w:t>
       </w:r>
     </w:p>
     <w:p>
@@ -3801,13 +4112,41 @@
           <w:szCs w:val="32"/>
         </w:rPr>
       </w:pPr>
-      <w:r>
-        <w:rPr>
-          <w:rFonts w:ascii="Verdana" w:hAnsi="Verdana"/>
-          <w:sz w:val="24"/>
-          <w:szCs w:val="32"/>
-        </w:rPr>
-        <w:t>app.use('/uploads', express.static('uploads'))</w:t>
+      <w:proofErr w:type="gramStart"/>
+      <w:r>
+        <w:rPr>
+          <w:rFonts w:ascii="Verdana" w:hAnsi="Verdana"/>
+          <w:sz w:val="24"/>
+          <w:szCs w:val="32"/>
+        </w:rPr>
+        <w:t>app.use(</w:t>
+      </w:r>
+      <w:proofErr w:type="gramEnd"/>
+      <w:r>
+        <w:rPr>
+          <w:rFonts w:ascii="Verdana" w:hAnsi="Verdana"/>
+          <w:sz w:val="24"/>
+          <w:szCs w:val="32"/>
+        </w:rPr>
+        <w:t xml:space="preserve">'/uploads', </w:t>
+      </w:r>
+      <w:proofErr w:type="gramStart"/>
+      <w:r>
+        <w:rPr>
+          <w:rFonts w:ascii="Verdana" w:hAnsi="Verdana"/>
+          <w:sz w:val="24"/>
+          <w:szCs w:val="32"/>
+        </w:rPr>
+        <w:t>express.static</w:t>
+      </w:r>
+      <w:proofErr w:type="gramEnd"/>
+      <w:r>
+        <w:rPr>
+          <w:rFonts w:ascii="Verdana" w:hAnsi="Verdana"/>
+          <w:sz w:val="24"/>
+          <w:szCs w:val="32"/>
+        </w:rPr>
+        <w:t>('uploads'))</w:t>
       </w:r>
     </w:p>
     <w:p>
@@ -4106,17 +4445,39 @@
           <w:sz w:val="28"/>
           <w:szCs w:val="36"/>
         </w:rPr>
-        <w:t>Protect Upload Route</w:t>
-      </w:r>
-      <w:r>
-        <w:rPr>
-          <w:rFonts w:ascii="Verdana" w:hAnsi="Verdana"/>
-          <w:b/>
-          <w:bCs/>
-          <w:sz w:val="28"/>
-          <w:szCs w:val="36"/>
-        </w:rPr>
-        <w:t>(only for teacher)</w:t>
+        <w:t xml:space="preserve">Protect Upload </w:t>
+      </w:r>
+      <w:proofErr w:type="gramStart"/>
+      <w:r>
+        <w:rPr>
+          <w:rFonts w:ascii="Verdana" w:hAnsi="Verdana"/>
+          <w:b/>
+          <w:bCs/>
+          <w:sz w:val="28"/>
+          <w:szCs w:val="36"/>
+        </w:rPr>
+        <w:t>Route</w:t>
+      </w:r>
+      <w:r>
+        <w:rPr>
+          <w:rFonts w:ascii="Verdana" w:hAnsi="Verdana"/>
+          <w:b/>
+          <w:bCs/>
+          <w:sz w:val="28"/>
+          <w:szCs w:val="36"/>
+        </w:rPr>
+        <w:t>(</w:t>
+      </w:r>
+      <w:proofErr w:type="gramEnd"/>
+      <w:r>
+        <w:rPr>
+          <w:rFonts w:ascii="Verdana" w:hAnsi="Verdana"/>
+          <w:b/>
+          <w:bCs/>
+          <w:sz w:val="28"/>
+          <w:szCs w:val="36"/>
+        </w:rPr>
+        <w:t>only for teacher)</w:t>
       </w:r>
     </w:p>
     <w:p>
@@ -4138,7 +4499,21 @@
         <w:rPr>
           <w:rFonts w:ascii="Verdana" w:hAnsi="Verdana"/>
         </w:rPr>
-        <w:t>Create teacherRoute.jsx  --restriction only teacher access</w:t>
+        <w:t xml:space="preserve">Create </w:t>
+      </w:r>
+      <w:proofErr w:type="gramStart"/>
+      <w:r>
+        <w:rPr>
+          <w:rFonts w:ascii="Verdana" w:hAnsi="Verdana"/>
+        </w:rPr>
+        <w:t>teacherRoute.jsx  --</w:t>
+      </w:r>
+      <w:proofErr w:type="gramEnd"/>
+      <w:r>
+        <w:rPr>
+          <w:rFonts w:ascii="Verdana" w:hAnsi="Verdana"/>
+        </w:rPr>
+        <w:t>restriction only teacher access</w:t>
       </w:r>
     </w:p>
     <w:p>
@@ -4226,8 +4601,17 @@
           <w:rFonts w:ascii="Verdana" w:hAnsi="Verdana"/>
           <w:color w:val="EE0000"/>
         </w:rPr>
-        <w:t xml:space="preserve">  element={</w:t>
-      </w:r>
+        <w:t xml:space="preserve">  element</w:t>
+      </w:r>
+      <w:proofErr w:type="gramStart"/>
+      <w:r>
+        <w:rPr>
+          <w:rFonts w:ascii="Verdana" w:hAnsi="Verdana"/>
+          <w:color w:val="EE0000"/>
+        </w:rPr>
+        <w:t>={</w:t>
+      </w:r>
+      <w:proofErr w:type="gramEnd"/>
     </w:p>
     <w:p>
       <w:pPr>
@@ -4463,7 +4847,25 @@
           <w:sz w:val="24"/>
           <w:szCs w:val="32"/>
         </w:rPr>
-        <w:t>import { useNavigate } from 'react-router-dom'</w:t>
+        <w:t xml:space="preserve">import </w:t>
+      </w:r>
+      <w:proofErr w:type="gramStart"/>
+      <w:r>
+        <w:rPr>
+          <w:color w:val="EE0000"/>
+          <w:sz w:val="24"/>
+          <w:szCs w:val="32"/>
+        </w:rPr>
+        <w:t>{ useNavigate</w:t>
+      </w:r>
+      <w:proofErr w:type="gramEnd"/>
+      <w:r>
+        <w:rPr>
+          <w:color w:val="EE0000"/>
+          <w:sz w:val="24"/>
+          <w:szCs w:val="32"/>
+        </w:rPr>
+        <w:t xml:space="preserve"> } from 'react-router-dom'</w:t>
       </w:r>
     </w:p>
     <w:p>
@@ -4484,7 +4886,21 @@
         <w:rPr>
           <w:color w:val="EE0000"/>
         </w:rPr>
-        <w:t>const navigate = useNavigate()</w:t>
+        <w:t xml:space="preserve">const navigate = </w:t>
+      </w:r>
+      <w:proofErr w:type="gramStart"/>
+      <w:r>
+        <w:rPr>
+          <w:color w:val="EE0000"/>
+        </w:rPr>
+        <w:t>useNavigate(</w:t>
+      </w:r>
+      <w:proofErr w:type="gramEnd"/>
+      <w:r>
+        <w:rPr>
+          <w:color w:val="EE0000"/>
+        </w:rPr>
+        <w:t>)</w:t>
       </w:r>
     </w:p>
     <w:p>
@@ -4586,6 +5002,7 @@
           <w:szCs w:val="32"/>
         </w:rPr>
       </w:pPr>
+      <w:proofErr w:type="gramStart"/>
       <w:r>
         <w:rPr>
           <w:sz w:val="24"/>
@@ -4598,7 +5015,15 @@
           <w:sz w:val="24"/>
           <w:szCs w:val="32"/>
         </w:rPr>
-        <w:t xml:space="preserve">  -- open</w:t>
+        <w:t xml:space="preserve">  --</w:t>
+      </w:r>
+      <w:proofErr w:type="gramEnd"/>
+      <w:r>
+        <w:rPr>
+          <w:sz w:val="24"/>
+          <w:szCs w:val="32"/>
+        </w:rPr>
+        <w:t xml:space="preserve"> open</w:t>
       </w:r>
     </w:p>
     <w:p>
@@ -4672,6 +5097,7 @@
           <w:szCs w:val="32"/>
         </w:rPr>
       </w:pPr>
+      <w:proofErr w:type="gramStart"/>
       <w:r>
         <w:rPr>
           <w:b/>
@@ -4682,6 +5108,7 @@
         </w:rPr>
         <w:t>Notes:-</w:t>
       </w:r>
+      <w:proofErr w:type="gramEnd"/>
     </w:p>
     <w:p>
       <w:pPr>
@@ -4762,7 +5189,51 @@
           <w:sz w:val="24"/>
           <w:szCs w:val="32"/>
         </w:rPr>
-        <w:t>import { BookOpen, Bot, Upload, FileText, Users, BarChart3, TrendingUp, Award, Clock } from 'lucide-react'</w:t>
+        <w:t xml:space="preserve">import </w:t>
+      </w:r>
+      <w:proofErr w:type="gramStart"/>
+      <w:r>
+        <w:rPr>
+          <w:b/>
+          <w:bCs/>
+          <w:color w:val="EE0000"/>
+          <w:sz w:val="24"/>
+          <w:szCs w:val="32"/>
+        </w:rPr>
+        <w:t>{ BookOpen</w:t>
+      </w:r>
+      <w:proofErr w:type="gramEnd"/>
+      <w:r>
+        <w:rPr>
+          <w:b/>
+          <w:bCs/>
+          <w:color w:val="EE0000"/>
+          <w:sz w:val="24"/>
+          <w:szCs w:val="32"/>
+        </w:rPr>
+        <w:t xml:space="preserve">, Bot, Upload, FileText, Users, BarChart3, TrendingUp, Award, </w:t>
+      </w:r>
+      <w:proofErr w:type="gramStart"/>
+      <w:r>
+        <w:rPr>
+          <w:b/>
+          <w:bCs/>
+          <w:color w:val="EE0000"/>
+          <w:sz w:val="24"/>
+          <w:szCs w:val="32"/>
+        </w:rPr>
+        <w:t>Clock }</w:t>
+      </w:r>
+      <w:proofErr w:type="gramEnd"/>
+      <w:r>
+        <w:rPr>
+          <w:b/>
+          <w:bCs/>
+          <w:color w:val="EE0000"/>
+          <w:sz w:val="24"/>
+          <w:szCs w:val="32"/>
+        </w:rPr>
+        <w:t xml:space="preserve"> from 'lucide-react'</w:t>
       </w:r>
     </w:p>
     <w:p>
@@ -6442,16 +6913,27 @@
           <w:sz w:val="28"/>
           <w:szCs w:val="36"/>
         </w:rPr>
-        <w:t>──</w:t>
-      </w:r>
-      <w:r>
-        <w:rPr>
+        <w:t>─</w:t>
+      </w:r>
+      <w:proofErr w:type="gramStart"/>
+      <w:r>
+        <w:rPr>
+          <w:rFonts w:ascii="Calibri" w:hAnsi="Calibri" w:cs="Calibri"/>
           <w:color w:val="000000" w:themeColor="text1"/>
           <w:sz w:val="28"/>
           <w:szCs w:val="36"/>
         </w:rPr>
+        <w:t>─</w:t>
+      </w:r>
+      <w:r>
+        <w:rPr>
+          <w:color w:val="000000" w:themeColor="text1"/>
+          <w:sz w:val="28"/>
+          <w:szCs w:val="36"/>
+        </w:rPr>
         <w:t xml:space="preserve"> .env</w:t>
       </w:r>
+      <w:proofErr w:type="gramEnd"/>
     </w:p>
     <w:p>
       <w:pPr>
@@ -6564,7 +7046,23 @@
           <w:sz w:val="20"/>
           <w:szCs w:val="24"/>
         </w:rPr>
-        <w:t>from langchain.document_loaders import PyPDFLoader</w:t>
+        <w:t xml:space="preserve">from </w:t>
+      </w:r>
+      <w:proofErr w:type="gramStart"/>
+      <w:r>
+        <w:rPr>
+          <w:sz w:val="20"/>
+          <w:szCs w:val="24"/>
+        </w:rPr>
+        <w:t>langchain.document</w:t>
+      </w:r>
+      <w:proofErr w:type="gramEnd"/>
+      <w:r>
+        <w:rPr>
+          <w:sz w:val="20"/>
+          <w:szCs w:val="24"/>
+        </w:rPr>
+        <w:t>_loaders import PyPDFLoader</w:t>
       </w:r>
     </w:p>
     <w:p>
@@ -6628,7 +7126,23 @@
           <w:sz w:val="20"/>
           <w:szCs w:val="24"/>
         </w:rPr>
-        <w:t xml:space="preserve">    pages = loader.load()</w:t>
+        <w:t xml:space="preserve">    pages = </w:t>
+      </w:r>
+      <w:proofErr w:type="gramStart"/>
+      <w:r>
+        <w:rPr>
+          <w:sz w:val="20"/>
+          <w:szCs w:val="24"/>
+        </w:rPr>
+        <w:t>loader.load</w:t>
+      </w:r>
+      <w:proofErr w:type="gramEnd"/>
+      <w:r>
+        <w:rPr>
+          <w:sz w:val="20"/>
+          <w:szCs w:val="24"/>
+        </w:rPr>
+        <w:t>()</w:t>
       </w:r>
     </w:p>
     <w:p>
@@ -6698,7 +7212,23 @@
           <w:sz w:val="20"/>
           <w:szCs w:val="24"/>
         </w:rPr>
-        <w:t>from langchain.embeddings.openai import OpenAIEmbeddings   # Import OpenAI embeddings to convert text into vectors</w:t>
+        <w:t xml:space="preserve">from </w:t>
+      </w:r>
+      <w:proofErr w:type="gramStart"/>
+      <w:r>
+        <w:rPr>
+          <w:sz w:val="20"/>
+          <w:szCs w:val="24"/>
+        </w:rPr>
+        <w:t>langchain.embeddings</w:t>
+      </w:r>
+      <w:proofErr w:type="gramEnd"/>
+      <w:r>
+        <w:rPr>
+          <w:sz w:val="20"/>
+          <w:szCs w:val="24"/>
+        </w:rPr>
+        <w:t>.openai import OpenAIEmbeddings   # Import OpenAI embeddings to convert text into vectors</w:t>
       </w:r>
     </w:p>
     <w:p>
@@ -6719,7 +7249,23 @@
           <w:sz w:val="20"/>
           <w:szCs w:val="24"/>
         </w:rPr>
-        <w:t>from langchain.vectorstores import FAISS                  # Import FAISS for fast vector searc</w:t>
+        <w:t xml:space="preserve">from </w:t>
+      </w:r>
+      <w:proofErr w:type="gramStart"/>
+      <w:r>
+        <w:rPr>
+          <w:sz w:val="20"/>
+          <w:szCs w:val="24"/>
+        </w:rPr>
+        <w:t>langchain.vectorstores</w:t>
+      </w:r>
+      <w:proofErr w:type="gramEnd"/>
+      <w:r>
+        <w:rPr>
+          <w:sz w:val="20"/>
+          <w:szCs w:val="24"/>
+        </w:rPr>
+        <w:t xml:space="preserve"> import FAISS                  # Import FAISS for fast vector searc</w:t>
       </w:r>
     </w:p>
     <w:p>
@@ -6761,7 +7307,23 @@
           <w:sz w:val="20"/>
           <w:szCs w:val="24"/>
         </w:rPr>
-        <w:t>embeddings = OpenAIEmbeddings()                       # Initialize OpenAI embedding model</w:t>
+        <w:t xml:space="preserve">embeddings = </w:t>
+      </w:r>
+      <w:proofErr w:type="gramStart"/>
+      <w:r>
+        <w:rPr>
+          <w:sz w:val="20"/>
+          <w:szCs w:val="24"/>
+        </w:rPr>
+        <w:t>OpenAIEmbeddings(</w:t>
+      </w:r>
+      <w:proofErr w:type="gramEnd"/>
+      <w:r>
+        <w:rPr>
+          <w:sz w:val="20"/>
+          <w:szCs w:val="24"/>
+        </w:rPr>
+        <w:t>)                       # Initialize OpenAI embedding model</w:t>
       </w:r>
     </w:p>
     <w:p>
@@ -6782,7 +7344,39 @@
           <w:sz w:val="20"/>
           <w:szCs w:val="24"/>
         </w:rPr>
-        <w:t xml:space="preserve">    db = FAISS.from_documents(documents, embeddings)      # Convert documents into vectors and store in FAISS</w:t>
+        <w:t xml:space="preserve">    db = FAISS.from_</w:t>
+      </w:r>
+      <w:proofErr w:type="gramStart"/>
+      <w:r>
+        <w:rPr>
+          <w:sz w:val="20"/>
+          <w:szCs w:val="24"/>
+        </w:rPr>
+        <w:t>documents(</w:t>
+      </w:r>
+      <w:proofErr w:type="gramEnd"/>
+      <w:r>
+        <w:rPr>
+          <w:sz w:val="20"/>
+          <w:szCs w:val="24"/>
+        </w:rPr>
+        <w:t xml:space="preserve">documents, </w:t>
+      </w:r>
+      <w:proofErr w:type="gramStart"/>
+      <w:r>
+        <w:rPr>
+          <w:sz w:val="20"/>
+          <w:szCs w:val="24"/>
+        </w:rPr>
+        <w:t xml:space="preserve">embeddings)   </w:t>
+      </w:r>
+      <w:proofErr w:type="gramEnd"/>
+      <w:r>
+        <w:rPr>
+          <w:sz w:val="20"/>
+          <w:szCs w:val="24"/>
+        </w:rPr>
+        <w:t xml:space="preserve">   # Convert documents into vectors and store in FAISS</w:t>
       </w:r>
     </w:p>
     <w:p>
@@ -7126,7 +7720,15 @@
         <w:spacing w:after="0"/>
       </w:pPr>
       <w:r>
-        <w:t>from langchain.chains import RetrievalQA          # Import RetrievalQA to combine search + AI answering</w:t>
+        <w:t xml:space="preserve">from </w:t>
+      </w:r>
+      <w:proofErr w:type="gramStart"/>
+      <w:r>
+        <w:t>langchain.chains</w:t>
+      </w:r>
+      <w:proofErr w:type="gramEnd"/>
+      <w:r>
+        <w:t xml:space="preserve"> import RetrievalQA          # Import RetrievalQA to combine search + AI answering</w:t>
       </w:r>
     </w:p>
     <w:p>
@@ -7140,7 +7742,15 @@
         <w:spacing w:after="0"/>
       </w:pPr>
       <w:r>
-        <w:t>from langchain.llms import OpenAI                 # Import OpenAI language model</w:t>
+        <w:t xml:space="preserve">from </w:t>
+      </w:r>
+      <w:proofErr w:type="gramStart"/>
+      <w:r>
+        <w:t>langchain.llms</w:t>
+      </w:r>
+      <w:proofErr w:type="gramEnd"/>
+      <w:r>
+        <w:t xml:space="preserve"> import OpenAI                 # Import OpenAI language model</w:t>
       </w:r>
     </w:p>
     <w:p>
@@ -7154,7 +7764,15 @@
         <w:spacing w:after="0"/>
       </w:pPr>
       <w:r>
-        <w:t>def get_answer(db, question):                     # Function to get answer from notes</w:t>
+        <w:t>def get_</w:t>
+      </w:r>
+      <w:proofErr w:type="gramStart"/>
+      <w:r>
+        <w:t>answer(</w:t>
+      </w:r>
+      <w:proofErr w:type="gramEnd"/>
+      <w:r>
+        <w:t>db, question):                     # Function to get answer from notes</w:t>
       </w:r>
     </w:p>
     <w:p>
@@ -7168,7 +7786,15 @@
         <w:spacing w:after="0"/>
       </w:pPr>
       <w:r>
-        <w:t>    qa = RetrievalQA.from_chain_type(              # Create a Retrieval Question-Answer chain</w:t>
+        <w:t>    qa = RetrievalQA.from_chain_</w:t>
+      </w:r>
+      <w:proofErr w:type="gramStart"/>
+      <w:r>
+        <w:t>type(  </w:t>
+      </w:r>
+      <w:proofErr w:type="gramEnd"/>
+      <w:r>
+        <w:t xml:space="preserve">            # Create a Retrieval Question-Answer chain</w:t>
       </w:r>
     </w:p>
     <w:p>
@@ -7182,7 +7808,15 @@
         <w:spacing w:after="0"/>
       </w:pPr>
       <w:r>
-        <w:t>        llm=OpenAI(),                              # Use OpenAI model to generate answers</w:t>
+        <w:t>        llm=</w:t>
+      </w:r>
+      <w:proofErr w:type="gramStart"/>
+      <w:r>
+        <w:t xml:space="preserve">OpenAI(),   </w:t>
+      </w:r>
+      <w:proofErr w:type="gramEnd"/>
+      <w:r>
+        <w:t>                           # Use OpenAI model to generate answers</w:t>
       </w:r>
     </w:p>
     <w:p>
@@ -7197,7 +7831,15 @@
       </w:pPr>
       <w:r>
         <w:lastRenderedPageBreak/>
-        <w:t>        retriever=db.as_retriever()                # Use FAISS database to retrieve relevant text</w:t>
+        <w:t>        retriever=db.as_</w:t>
+      </w:r>
+      <w:proofErr w:type="gramStart"/>
+      <w:r>
+        <w:t>retriever(</w:t>
+      </w:r>
+      <w:proofErr w:type="gramEnd"/>
+      <w:r>
+        <w:t>)                # Use FAISS database to retrieve relevant text</w:t>
       </w:r>
     </w:p>
     <w:p>
@@ -7225,7 +7867,15 @@
         <w:spacing w:after="0"/>
       </w:pPr>
       <w:r>
-        <w:t>    return qa.run(question)                        # Ask question and return AI-generated answer</w:t>
+        <w:t>    return qa.run(</w:t>
+      </w:r>
+      <w:proofErr w:type="gramStart"/>
+      <w:r>
+        <w:t xml:space="preserve">question)   </w:t>
+      </w:r>
+      <w:proofErr w:type="gramEnd"/>
+      <w:r>
+        <w:t>                     # Ask question and return AI-generated answer</w:t>
       </w:r>
     </w:p>
     <w:p/>
@@ -7677,6 +8327,7 @@
           <w:szCs w:val="36"/>
         </w:rPr>
       </w:pPr>
+      <w:proofErr w:type="gramStart"/>
       <w:r>
         <w:rPr>
           <w:color w:val="0D0D0D" w:themeColor="text1" w:themeTint="F2"/>
@@ -7693,7 +8344,18 @@
           <w:sz w:val="28"/>
           <w:szCs w:val="36"/>
         </w:rPr>
-        <w:t>Send data</w:t>
+        <w:t>Send</w:t>
+      </w:r>
+      <w:proofErr w:type="gramEnd"/>
+      <w:r>
+        <w:rPr>
+          <w:b/>
+          <w:bCs/>
+          <w:color w:val="0D0D0D" w:themeColor="text1" w:themeTint="F2"/>
+          <w:sz w:val="28"/>
+          <w:szCs w:val="36"/>
+        </w:rPr>
+        <w:t xml:space="preserve"> data</w:t>
       </w:r>
       <w:r>
         <w:rPr>
@@ -7721,6 +8383,7 @@
           <w:szCs w:val="36"/>
         </w:rPr>
       </w:pPr>
+      <w:proofErr w:type="gramStart"/>
       <w:r>
         <w:rPr>
           <w:color w:val="0D0D0D" w:themeColor="text1" w:themeTint="F2"/>
@@ -7737,7 +8400,18 @@
           <w:sz w:val="28"/>
           <w:szCs w:val="36"/>
         </w:rPr>
-        <w:t>Get data</w:t>
+        <w:t>Get</w:t>
+      </w:r>
+      <w:proofErr w:type="gramEnd"/>
+      <w:r>
+        <w:rPr>
+          <w:b/>
+          <w:bCs/>
+          <w:color w:val="0D0D0D" w:themeColor="text1" w:themeTint="F2"/>
+          <w:sz w:val="28"/>
+          <w:szCs w:val="36"/>
+        </w:rPr>
+        <w:t xml:space="preserve"> data</w:t>
       </w:r>
       <w:r>
         <w:rPr>
@@ -7989,21 +8663,49 @@
           <w:szCs w:val="36"/>
         </w:rPr>
       </w:pPr>
+      <w:proofErr w:type="gramStart"/>
       <w:r>
         <w:rPr>
           <w:color w:val="0D0D0D" w:themeColor="text1" w:themeTint="F2"/>
           <w:sz w:val="28"/>
           <w:szCs w:val="36"/>
         </w:rPr>
-        <w:t>app.use('/api/ai', aiRoutes)</w:t>
-      </w:r>
+        <w:t>app.use(</w:t>
+      </w:r>
+      <w:proofErr w:type="gramEnd"/>
       <w:r>
         <w:rPr>
           <w:color w:val="0D0D0D" w:themeColor="text1" w:themeTint="F2"/>
           <w:sz w:val="28"/>
           <w:szCs w:val="36"/>
         </w:rPr>
-        <w:t xml:space="preserve">  // add middleware</w:t>
+        <w:t xml:space="preserve">'/api/ai', </w:t>
+      </w:r>
+      <w:proofErr w:type="gramStart"/>
+      <w:r>
+        <w:rPr>
+          <w:color w:val="0D0D0D" w:themeColor="text1" w:themeTint="F2"/>
+          <w:sz w:val="28"/>
+          <w:szCs w:val="36"/>
+        </w:rPr>
+        <w:t>aiRoutes)</w:t>
+      </w:r>
+      <w:r>
+        <w:rPr>
+          <w:color w:val="0D0D0D" w:themeColor="text1" w:themeTint="F2"/>
+          <w:sz w:val="28"/>
+          <w:szCs w:val="36"/>
+        </w:rPr>
+        <w:t xml:space="preserve">  /</w:t>
+      </w:r>
+      <w:proofErr w:type="gramEnd"/>
+      <w:r>
+        <w:rPr>
+          <w:color w:val="0D0D0D" w:themeColor="text1" w:themeTint="F2"/>
+          <w:sz w:val="28"/>
+          <w:szCs w:val="36"/>
+        </w:rPr>
+        <w:t>/ add middleware</w:t>
       </w:r>
     </w:p>
     <w:p>
@@ -8269,13 +8971,23 @@
           <w:bdr w:val="single" w:sz="4" w:space="0" w:color="auto"/>
         </w:rPr>
       </w:pPr>
+      <w:proofErr w:type="gramStart"/>
       <w:r>
         <w:rPr>
           <w:sz w:val="28"/>
           <w:szCs w:val="36"/>
           <w:bdr w:val="single" w:sz="4" w:space="0" w:color="auto"/>
         </w:rPr>
-        <w:t>router.post('/load', authMiddleware, loadNotesToAI)</w:t>
+        <w:t>router.post(</w:t>
+      </w:r>
+      <w:proofErr w:type="gramEnd"/>
+      <w:r>
+        <w:rPr>
+          <w:sz w:val="28"/>
+          <w:szCs w:val="36"/>
+          <w:bdr w:val="single" w:sz="4" w:space="0" w:color="auto"/>
+        </w:rPr>
+        <w:t>'/load', authMiddleware, loadNotesToAI)</w:t>
       </w:r>
     </w:p>
     <w:p>
@@ -8860,7 +9572,23 @@
           <w:sz w:val="20"/>
           <w:szCs w:val="24"/>
         </w:rPr>
-        <w:t>from langchain_community.document_loaders import PyPDFLoader</w:t>
+        <w:t>from langchain_</w:t>
+      </w:r>
+      <w:proofErr w:type="gramStart"/>
+      <w:r>
+        <w:rPr>
+          <w:sz w:val="20"/>
+          <w:szCs w:val="24"/>
+        </w:rPr>
+        <w:t>community.document</w:t>
+      </w:r>
+      <w:proofErr w:type="gramEnd"/>
+      <w:r>
+        <w:rPr>
+          <w:sz w:val="20"/>
+          <w:szCs w:val="24"/>
+        </w:rPr>
+        <w:t>_loaders import PyPDFLoader</w:t>
       </w:r>
     </w:p>
     <w:p>
@@ -8953,7 +9681,23 @@
           <w:sz w:val="20"/>
           <w:szCs w:val="24"/>
         </w:rPr>
-        <w:t xml:space="preserve">    if not os.path.exists(file_path):</w:t>
+        <w:t xml:space="preserve">    if not </w:t>
+      </w:r>
+      <w:proofErr w:type="gramStart"/>
+      <w:r>
+        <w:rPr>
+          <w:sz w:val="20"/>
+          <w:szCs w:val="24"/>
+        </w:rPr>
+        <w:t>os.path</w:t>
+      </w:r>
+      <w:proofErr w:type="gramEnd"/>
+      <w:r>
+        <w:rPr>
+          <w:sz w:val="20"/>
+          <w:szCs w:val="24"/>
+        </w:rPr>
+        <w:t>.exists(file_path):</w:t>
       </w:r>
     </w:p>
     <w:p>
@@ -8978,7 +9722,23 @@
           <w:sz w:val="20"/>
           <w:szCs w:val="24"/>
         </w:rPr>
-        <w:t xml:space="preserve">        raise FileNotFoundError(f"File not found: {file_path}")</w:t>
+        <w:t xml:space="preserve">        raise </w:t>
+      </w:r>
+      <w:proofErr w:type="gramStart"/>
+      <w:r>
+        <w:rPr>
+          <w:sz w:val="20"/>
+          <w:szCs w:val="24"/>
+        </w:rPr>
+        <w:t>FileNotFoundError(</w:t>
+      </w:r>
+      <w:proofErr w:type="gramEnd"/>
+      <w:r>
+        <w:rPr>
+          <w:sz w:val="20"/>
+          <w:szCs w:val="24"/>
+        </w:rPr>
+        <w:t>f"File not found: {file_path}")</w:t>
       </w:r>
     </w:p>
     <w:p>
@@ -9046,7 +9806,23 @@
           <w:sz w:val="20"/>
           <w:szCs w:val="24"/>
         </w:rPr>
-        <w:t xml:space="preserve">    pages = loader.load()</w:t>
+        <w:t xml:space="preserve">    pages = </w:t>
+      </w:r>
+      <w:proofErr w:type="gramStart"/>
+      <w:r>
+        <w:rPr>
+          <w:sz w:val="20"/>
+          <w:szCs w:val="24"/>
+        </w:rPr>
+        <w:t>loader.load</w:t>
+      </w:r>
+      <w:proofErr w:type="gramEnd"/>
+      <w:r>
+        <w:rPr>
+          <w:sz w:val="20"/>
+          <w:szCs w:val="24"/>
+        </w:rPr>
+        <w:t>()</w:t>
       </w:r>
     </w:p>
     <w:p>
@@ -9089,8 +9865,17 @@
           <w:sz w:val="20"/>
           <w:szCs w:val="24"/>
         </w:rPr>
-        <w:t xml:space="preserve">    splitter = RecursiveCharacterTextSplitter(</w:t>
-      </w:r>
+        <w:t xml:space="preserve">    splitter = </w:t>
+      </w:r>
+      <w:proofErr w:type="gramStart"/>
+      <w:r>
+        <w:rPr>
+          <w:sz w:val="20"/>
+          <w:szCs w:val="24"/>
+        </w:rPr>
+        <w:t>RecursiveCharacterTextSplitter(</w:t>
+      </w:r>
+      <w:proofErr w:type="gramEnd"/>
     </w:p>
     <w:p>
       <w:pPr>
@@ -9207,7 +9992,23 @@
           <w:sz w:val="20"/>
           <w:szCs w:val="24"/>
         </w:rPr>
-        <w:t xml:space="preserve">    chunks = splitter.split_documents(pages)</w:t>
+        <w:t xml:space="preserve">    chunks = </w:t>
+      </w:r>
+      <w:proofErr w:type="gramStart"/>
+      <w:r>
+        <w:rPr>
+          <w:sz w:val="20"/>
+          <w:szCs w:val="24"/>
+        </w:rPr>
+        <w:t>splitter.split</w:t>
+      </w:r>
+      <w:proofErr w:type="gramEnd"/>
+      <w:r>
+        <w:rPr>
+          <w:sz w:val="20"/>
+          <w:szCs w:val="24"/>
+        </w:rPr>
+        <w:t>_documents(pages)</w:t>
       </w:r>
     </w:p>
     <w:p>
@@ -9290,7 +10091,39 @@
           <w:sz w:val="20"/>
           <w:szCs w:val="24"/>
         </w:rPr>
-        <w:t xml:space="preserve">    chunks = [c for c in chunks if c.page_content.strip()]</w:t>
+        <w:t xml:space="preserve">    chunks = [c for c in chunks if </w:t>
+      </w:r>
+      <w:proofErr w:type="gramStart"/>
+      <w:r>
+        <w:rPr>
+          <w:sz w:val="20"/>
+          <w:szCs w:val="24"/>
+        </w:rPr>
+        <w:t>c.page</w:t>
+      </w:r>
+      <w:proofErr w:type="gramEnd"/>
+      <w:r>
+        <w:rPr>
+          <w:sz w:val="20"/>
+          <w:szCs w:val="24"/>
+        </w:rPr>
+        <w:t>_</w:t>
+      </w:r>
+      <w:proofErr w:type="gramStart"/>
+      <w:r>
+        <w:rPr>
+          <w:sz w:val="20"/>
+          <w:szCs w:val="24"/>
+        </w:rPr>
+        <w:t>content.strip</w:t>
+      </w:r>
+      <w:proofErr w:type="gramEnd"/>
+      <w:r>
+        <w:rPr>
+          <w:sz w:val="20"/>
+          <w:szCs w:val="24"/>
+        </w:rPr>
+        <w:t>()]</w:t>
       </w:r>
     </w:p>
     <w:p>
@@ -10897,7 +11730,25 @@
           <w:sz w:val="24"/>
           <w:szCs w:val="32"/>
         </w:rPr>
-        <w:t>@app.route('/youtube', methods=['POST'])</w:t>
+        <w:t>@</w:t>
+      </w:r>
+      <w:proofErr w:type="gramStart"/>
+      <w:r>
+        <w:rPr>
+          <w:color w:val="EE0000"/>
+          <w:sz w:val="24"/>
+          <w:szCs w:val="32"/>
+        </w:rPr>
+        <w:t>app.route</w:t>
+      </w:r>
+      <w:proofErr w:type="gramEnd"/>
+      <w:r>
+        <w:rPr>
+          <w:color w:val="EE0000"/>
+          <w:sz w:val="24"/>
+          <w:szCs w:val="32"/>
+        </w:rPr>
+        <w:t>('/youtube', methods=['POST'])</w:t>
       </w:r>
     </w:p>
     <w:p>
@@ -10922,7 +11773,25 @@
           <w:sz w:val="24"/>
           <w:szCs w:val="32"/>
         </w:rPr>
-        <w:t>def youtube_mode():</w:t>
+        <w:t>def youtube_</w:t>
+      </w:r>
+      <w:proofErr w:type="gramStart"/>
+      <w:r>
+        <w:rPr>
+          <w:color w:val="EE0000"/>
+          <w:sz w:val="24"/>
+          <w:szCs w:val="32"/>
+        </w:rPr>
+        <w:t>mode(</w:t>
+      </w:r>
+      <w:proofErr w:type="gramEnd"/>
+      <w:r>
+        <w:rPr>
+          <w:color w:val="EE0000"/>
+          <w:sz w:val="24"/>
+          <w:szCs w:val="32"/>
+        </w:rPr>
+        <w:t>):</w:t>
       </w:r>
     </w:p>
     <w:p>
@@ -10997,7 +11866,43 @@
           <w:sz w:val="24"/>
           <w:szCs w:val="32"/>
         </w:rPr>
-        <w:t xml:space="preserve">        return jsonify({ "videos": [] })</w:t>
+        <w:t xml:space="preserve">        return </w:t>
+      </w:r>
+      <w:proofErr w:type="gramStart"/>
+      <w:r>
+        <w:rPr>
+          <w:color w:val="EE0000"/>
+          <w:sz w:val="24"/>
+          <w:szCs w:val="32"/>
+        </w:rPr>
+        <w:t>jsonify({ "</w:t>
+      </w:r>
+      <w:proofErr w:type="gramEnd"/>
+      <w:r>
+        <w:rPr>
+          <w:color w:val="EE0000"/>
+          <w:sz w:val="24"/>
+          <w:szCs w:val="32"/>
+        </w:rPr>
+        <w:t>videos": [</w:t>
+      </w:r>
+      <w:proofErr w:type="gramStart"/>
+      <w:r>
+        <w:rPr>
+          <w:color w:val="EE0000"/>
+          <w:sz w:val="24"/>
+          <w:szCs w:val="32"/>
+        </w:rPr>
+        <w:t>] }</w:t>
+      </w:r>
+      <w:proofErr w:type="gramEnd"/>
+      <w:r>
+        <w:rPr>
+          <w:color w:val="EE0000"/>
+          <w:sz w:val="24"/>
+          <w:szCs w:val="32"/>
+        </w:rPr>
+        <w:t>)</w:t>
       </w:r>
     </w:p>
     <w:p>
@@ -11072,7 +11977,25 @@
           <w:sz w:val="24"/>
           <w:szCs w:val="32"/>
         </w:rPr>
-        <w:t xml:space="preserve">        'extract_flat': True,</w:t>
+        <w:t xml:space="preserve">        '</w:t>
+      </w:r>
+      <w:proofErr w:type="gramStart"/>
+      <w:r>
+        <w:rPr>
+          <w:color w:val="EE0000"/>
+          <w:sz w:val="24"/>
+          <w:szCs w:val="32"/>
+        </w:rPr>
+        <w:t>extract</w:t>
+      </w:r>
+      <w:proofErr w:type="gramEnd"/>
+      <w:r>
+        <w:rPr>
+          <w:color w:val="EE0000"/>
+          <w:sz w:val="24"/>
+          <w:szCs w:val="32"/>
+        </w:rPr>
+        <w:t>_flat': True,</w:t>
       </w:r>
     </w:p>
     <w:p>
@@ -11097,7 +12020,25 @@
           <w:sz w:val="24"/>
           <w:szCs w:val="32"/>
         </w:rPr>
-        <w:t xml:space="preserve">        'skip_download': True,</w:t>
+        <w:t xml:space="preserve">        '</w:t>
+      </w:r>
+      <w:proofErr w:type="gramStart"/>
+      <w:r>
+        <w:rPr>
+          <w:color w:val="EE0000"/>
+          <w:sz w:val="24"/>
+          <w:szCs w:val="32"/>
+        </w:rPr>
+        <w:t>skip</w:t>
+      </w:r>
+      <w:proofErr w:type="gramEnd"/>
+      <w:r>
+        <w:rPr>
+          <w:color w:val="EE0000"/>
+          <w:sz w:val="24"/>
+          <w:szCs w:val="32"/>
+        </w:rPr>
+        <w:t>_download': True,</w:t>
       </w:r>
     </w:p>
     <w:p>
@@ -11122,7 +12063,25 @@
           <w:sz w:val="24"/>
           <w:szCs w:val="32"/>
         </w:rPr>
-        <w:t xml:space="preserve">        'default_search': 'ytsearch5',</w:t>
+        <w:t xml:space="preserve">        '</w:t>
+      </w:r>
+      <w:proofErr w:type="gramStart"/>
+      <w:r>
+        <w:rPr>
+          <w:color w:val="EE0000"/>
+          <w:sz w:val="24"/>
+          <w:szCs w:val="32"/>
+        </w:rPr>
+        <w:t>default</w:t>
+      </w:r>
+      <w:proofErr w:type="gramEnd"/>
+      <w:r>
+        <w:rPr>
+          <w:color w:val="EE0000"/>
+          <w:sz w:val="24"/>
+          <w:szCs w:val="32"/>
+        </w:rPr>
+        <w:t>_search': 'ytsearch5',</w:t>
       </w:r>
     </w:p>
     <w:p>
@@ -11196,7 +12155,25 @@
           <w:sz w:val="24"/>
           <w:szCs w:val="32"/>
         </w:rPr>
-        <w:t xml:space="preserve">    with yt_dlp.YoutubeDL(ydl_opts) as ydl:</w:t>
+        <w:t xml:space="preserve">    with yt_</w:t>
+      </w:r>
+      <w:proofErr w:type="gramStart"/>
+      <w:r>
+        <w:rPr>
+          <w:color w:val="EE0000"/>
+          <w:sz w:val="24"/>
+          <w:szCs w:val="32"/>
+        </w:rPr>
+        <w:t>dlp.YoutubeDL</w:t>
+      </w:r>
+      <w:proofErr w:type="gramEnd"/>
+      <w:r>
+        <w:rPr>
+          <w:color w:val="EE0000"/>
+          <w:sz w:val="24"/>
+          <w:szCs w:val="32"/>
+        </w:rPr>
+        <w:t>(ydl_opts) as ydl:</w:t>
       </w:r>
     </w:p>
     <w:p>
@@ -11221,8 +12198,36 @@
           <w:sz w:val="24"/>
           <w:szCs w:val="32"/>
         </w:rPr>
-        <w:t xml:space="preserve">        result = ydl.extract_info(</w:t>
-      </w:r>
+        <w:t xml:space="preserve">        result = </w:t>
+      </w:r>
+      <w:proofErr w:type="gramStart"/>
+      <w:r>
+        <w:rPr>
+          <w:color w:val="EE0000"/>
+          <w:sz w:val="24"/>
+          <w:szCs w:val="32"/>
+        </w:rPr>
+        <w:t>ydl.extract</w:t>
+      </w:r>
+      <w:proofErr w:type="gramEnd"/>
+      <w:r>
+        <w:rPr>
+          <w:color w:val="EE0000"/>
+          <w:sz w:val="24"/>
+          <w:szCs w:val="32"/>
+        </w:rPr>
+        <w:t>_</w:t>
+      </w:r>
+      <w:proofErr w:type="gramStart"/>
+      <w:r>
+        <w:rPr>
+          <w:color w:val="EE0000"/>
+          <w:sz w:val="24"/>
+          <w:szCs w:val="32"/>
+        </w:rPr>
+        <w:t>info(</w:t>
+      </w:r>
+      <w:proofErr w:type="gramEnd"/>
     </w:p>
     <w:p>
       <w:pPr>
@@ -11321,7 +12326,25 @@
           <w:sz w:val="24"/>
           <w:szCs w:val="32"/>
         </w:rPr>
-        <w:t xml:space="preserve">        for entry in result.get('entries', []):</w:t>
+        <w:t xml:space="preserve">        for entry in </w:t>
+      </w:r>
+      <w:proofErr w:type="gramStart"/>
+      <w:r>
+        <w:rPr>
+          <w:color w:val="EE0000"/>
+          <w:sz w:val="24"/>
+          <w:szCs w:val="32"/>
+        </w:rPr>
+        <w:t>result.get(</w:t>
+      </w:r>
+      <w:proofErr w:type="gramEnd"/>
+      <w:r>
+        <w:rPr>
+          <w:color w:val="EE0000"/>
+          <w:sz w:val="24"/>
+          <w:szCs w:val="32"/>
+        </w:rPr>
+        <w:t>'entries', []):</w:t>
       </w:r>
     </w:p>
     <w:p>
@@ -11346,7 +12369,25 @@
           <w:sz w:val="24"/>
           <w:szCs w:val="32"/>
         </w:rPr>
-        <w:t xml:space="preserve">            videos.append({</w:t>
+        <w:t xml:space="preserve">            </w:t>
+      </w:r>
+      <w:proofErr w:type="gramStart"/>
+      <w:r>
+        <w:rPr>
+          <w:color w:val="EE0000"/>
+          <w:sz w:val="24"/>
+          <w:szCs w:val="32"/>
+        </w:rPr>
+        <w:t>videos.append</w:t>
+      </w:r>
+      <w:proofErr w:type="gramEnd"/>
+      <w:r>
+        <w:rPr>
+          <w:color w:val="EE0000"/>
+          <w:sz w:val="24"/>
+          <w:szCs w:val="32"/>
+        </w:rPr>
+        <w:t>({</w:t>
       </w:r>
     </w:p>
     <w:p>
@@ -11488,7 +12529,43 @@
           <w:sz w:val="24"/>
           <w:szCs w:val="32"/>
         </w:rPr>
-        <w:t xml:space="preserve">    return jsonify({ "videos": videos })</w:t>
+        <w:t xml:space="preserve">    return </w:t>
+      </w:r>
+      <w:proofErr w:type="gramStart"/>
+      <w:r>
+        <w:rPr>
+          <w:color w:val="EE0000"/>
+          <w:sz w:val="24"/>
+          <w:szCs w:val="32"/>
+        </w:rPr>
+        <w:t>jsonify({ "</w:t>
+      </w:r>
+      <w:proofErr w:type="gramEnd"/>
+      <w:r>
+        <w:rPr>
+          <w:color w:val="EE0000"/>
+          <w:sz w:val="24"/>
+          <w:szCs w:val="32"/>
+        </w:rPr>
+        <w:t xml:space="preserve">videos": </w:t>
+      </w:r>
+      <w:proofErr w:type="gramStart"/>
+      <w:r>
+        <w:rPr>
+          <w:color w:val="EE0000"/>
+          <w:sz w:val="24"/>
+          <w:szCs w:val="32"/>
+        </w:rPr>
+        <w:t>videos }</w:t>
+      </w:r>
+      <w:proofErr w:type="gramEnd"/>
+      <w:r>
+        <w:rPr>
+          <w:color w:val="EE0000"/>
+          <w:sz w:val="24"/>
+          <w:szCs w:val="32"/>
+        </w:rPr>
+        <w:t>)</w:t>
       </w:r>
     </w:p>
     <w:p>
@@ -11900,12 +12977,21 @@
           <w:szCs w:val="32"/>
         </w:rPr>
       </w:pPr>
-      <w:r>
-        <w:rPr>
-          <w:sz w:val="24"/>
-          <w:szCs w:val="32"/>
-        </w:rPr>
-        <w:t xml:space="preserve">backend/controllers/subjectController.js  ---- </w:t>
+      <w:proofErr w:type="gramStart"/>
+      <w:r>
+        <w:rPr>
+          <w:sz w:val="24"/>
+          <w:szCs w:val="32"/>
+        </w:rPr>
+        <w:t>backend/controllers/subjectController.js  ----</w:t>
+      </w:r>
+      <w:proofErr w:type="gramEnd"/>
+      <w:r>
+        <w:rPr>
+          <w:sz w:val="24"/>
+          <w:szCs w:val="32"/>
+        </w:rPr>
+        <w:t xml:space="preserve"> </w:t>
       </w:r>
     </w:p>
     <w:p>
@@ -12722,7 +13808,61 @@
           <w:sz w:val="16"/>
           <w:szCs w:val="20"/>
         </w:rPr>
-        <w:t>config: {transitional: {…}, adapter: Array(3), transformRequest: Array(1), transformResponse: Array(1), timeout: 0, …}</w:t>
+        <w:t>config: {transitional: {…}, adapter: </w:t>
+      </w:r>
+      <w:proofErr w:type="gramStart"/>
+      <w:r>
+        <w:rPr>
+          <w:color w:val="EE0000"/>
+          <w:sz w:val="16"/>
+          <w:szCs w:val="20"/>
+        </w:rPr>
+        <w:t>Array(</w:t>
+      </w:r>
+      <w:proofErr w:type="gramEnd"/>
+      <w:r>
+        <w:rPr>
+          <w:color w:val="EE0000"/>
+          <w:sz w:val="16"/>
+          <w:szCs w:val="20"/>
+        </w:rPr>
+        <w:t>3), transformRequest: </w:t>
+      </w:r>
+      <w:proofErr w:type="gramStart"/>
+      <w:r>
+        <w:rPr>
+          <w:color w:val="EE0000"/>
+          <w:sz w:val="16"/>
+          <w:szCs w:val="20"/>
+        </w:rPr>
+        <w:t>Array(</w:t>
+      </w:r>
+      <w:proofErr w:type="gramEnd"/>
+      <w:r>
+        <w:rPr>
+          <w:color w:val="EE0000"/>
+          <w:sz w:val="16"/>
+          <w:szCs w:val="20"/>
+        </w:rPr>
+        <w:t>1), transformResponse: </w:t>
+      </w:r>
+      <w:proofErr w:type="gramStart"/>
+      <w:r>
+        <w:rPr>
+          <w:color w:val="EE0000"/>
+          <w:sz w:val="16"/>
+          <w:szCs w:val="20"/>
+        </w:rPr>
+        <w:t>Array(</w:t>
+      </w:r>
+      <w:proofErr w:type="gramEnd"/>
+      <w:r>
+        <w:rPr>
+          <w:color w:val="EE0000"/>
+          <w:sz w:val="16"/>
+          <w:szCs w:val="20"/>
+        </w:rPr>
+        <w:t>1), timeout: 0, …}</w:t>
       </w:r>
     </w:p>
     <w:p>
@@ -13174,7 +14314,61 @@
           <w:sz w:val="16"/>
           <w:szCs w:val="20"/>
         </w:rPr>
-        <w:t>stack: "AxiosError: Request failed with status code 500\n    at settle (http://localhost:5173/node_modules/.vite/deps/axios.js?v=bb094cc3:1257:12)\n    at XMLHttpRequest.onloadend (http://localhost:5173/node_modules/.vite/deps/axios.js?v=bb094cc3:1606:7)\n    at Axios.request (http://localhost:5173/node_modules/.vite/deps/axios.js?v=bb094cc3:2223:41)\n    at async createSubject (http://localhost:5173/src/pages/TeacherSubject.jsx:19:5)"</w:t>
+        <w:t>stack: "AxiosError: Request failed with status code 500\n    at settle (</w:t>
+      </w:r>
+      <w:proofErr w:type="gramStart"/>
+      <w:r>
+        <w:rPr>
+          <w:color w:val="EE0000"/>
+          <w:sz w:val="16"/>
+          <w:szCs w:val="20"/>
+        </w:rPr>
+        <w:t>http://localhost:5173/node_modules/.vite/deps/axios.js?v=bb094cc3:1257:12)\</w:t>
+      </w:r>
+      <w:proofErr w:type="gramEnd"/>
+      <w:r>
+        <w:rPr>
+          <w:color w:val="EE0000"/>
+          <w:sz w:val="16"/>
+          <w:szCs w:val="20"/>
+        </w:rPr>
+        <w:t>n    at XMLHttpRequest.onloadend (</w:t>
+      </w:r>
+      <w:proofErr w:type="gramStart"/>
+      <w:r>
+        <w:rPr>
+          <w:color w:val="EE0000"/>
+          <w:sz w:val="16"/>
+          <w:szCs w:val="20"/>
+        </w:rPr>
+        <w:t>http://localhost:5173/node_modules/.vite/deps/axios.js?v=bb094cc3:1606:7)\</w:t>
+      </w:r>
+      <w:proofErr w:type="gramEnd"/>
+      <w:r>
+        <w:rPr>
+          <w:color w:val="EE0000"/>
+          <w:sz w:val="16"/>
+          <w:szCs w:val="20"/>
+        </w:rPr>
+        <w:t>n    at Axios.request (</w:t>
+      </w:r>
+      <w:proofErr w:type="gramStart"/>
+      <w:r>
+        <w:rPr>
+          <w:color w:val="EE0000"/>
+          <w:sz w:val="16"/>
+          <w:szCs w:val="20"/>
+        </w:rPr>
+        <w:t>http://localhost:5173/node_modules/.vite/deps/axios.js?v=bb094cc3:2223:41)\</w:t>
+      </w:r>
+      <w:proofErr w:type="gramEnd"/>
+      <w:r>
+        <w:rPr>
+          <w:color w:val="EE0000"/>
+          <w:sz w:val="16"/>
+          <w:szCs w:val="20"/>
+        </w:rPr>
+        <w:t>n    at async createSubject (http://localhost:5173/src/pages/TeacherSubject.jsx:19:5)"</w:t>
       </w:r>
     </w:p>
     <w:p>
@@ -13338,7 +14532,23 @@
           <w:sz w:val="28"/>
           <w:szCs w:val="36"/>
         </w:rPr>
-        <w:t>Error due to :-</w:t>
+        <w:t xml:space="preserve">Error due </w:t>
+      </w:r>
+      <w:proofErr w:type="gramStart"/>
+      <w:r>
+        <w:rPr>
+          <w:sz w:val="28"/>
+          <w:szCs w:val="36"/>
+        </w:rPr>
+        <w:t>to :</w:t>
+      </w:r>
+      <w:proofErr w:type="gramEnd"/>
+      <w:r>
+        <w:rPr>
+          <w:sz w:val="28"/>
+          <w:szCs w:val="36"/>
+        </w:rPr>
+        <w:t>-</w:t>
       </w:r>
     </w:p>
     <w:p>
@@ -13489,7 +14699,23 @@
           <w:sz w:val="28"/>
           <w:szCs w:val="36"/>
         </w:rPr>
-        <w:t xml:space="preserve">  createdBy: req.userId        // </w:t>
+        <w:t xml:space="preserve">  createdBy: </w:t>
+      </w:r>
+      <w:proofErr w:type="gramStart"/>
+      <w:r>
+        <w:rPr>
+          <w:sz w:val="28"/>
+          <w:szCs w:val="36"/>
+        </w:rPr>
+        <w:t>req.userId</w:t>
+      </w:r>
+      <w:proofErr w:type="gramEnd"/>
+      <w:r>
+        <w:rPr>
+          <w:sz w:val="28"/>
+          <w:szCs w:val="36"/>
+        </w:rPr>
+        <w:t xml:space="preserve">        // </w:t>
       </w:r>
       <w:r>
         <w:rPr>
@@ -13885,6 +15111,7 @@
           <w:szCs w:val="36"/>
         </w:rPr>
       </w:pPr>
+      <w:proofErr w:type="gramStart"/>
       <w:r>
         <w:rPr>
           <w:b/>
@@ -13912,6 +15139,7 @@
         </w:rPr>
         <w:t>tend :</w:t>
       </w:r>
+      <w:proofErr w:type="gramEnd"/>
     </w:p>
     <w:p>
       <w:pPr>
@@ -13977,6 +15205,7 @@
           <w:szCs w:val="36"/>
         </w:rPr>
       </w:pPr>
+      <w:proofErr w:type="gramStart"/>
       <w:r>
         <w:rPr>
           <w:sz w:val="28"/>
@@ -13985,6 +15214,7 @@
         <w:lastRenderedPageBreak/>
         <w:t>Error:-</w:t>
       </w:r>
+      <w:proofErr w:type="gramEnd"/>
     </w:p>
     <w:p>
       <w:pPr>
@@ -14010,7 +15240,25 @@
           <w:sz w:val="28"/>
           <w:szCs w:val="36"/>
         </w:rPr>
-        <w:t xml:space="preserve">Navbar.jsx:27 Uncaught ReferenceError: t is not defined at Navbar (Navbar.jsx:27:31) </w:t>
+        <w:t>Navbar.jsx:27 Uncaught ReferenceError: t is not defined at Navbar (</w:t>
+      </w:r>
+      <w:proofErr w:type="gramStart"/>
+      <w:r>
+        <w:rPr>
+          <w:color w:val="EE0000"/>
+          <w:sz w:val="28"/>
+          <w:szCs w:val="36"/>
+        </w:rPr>
+        <w:t>Navbar.jsx:27:31</w:t>
+      </w:r>
+      <w:proofErr w:type="gramEnd"/>
+      <w:r>
+        <w:rPr>
+          <w:color w:val="EE0000"/>
+          <w:sz w:val="28"/>
+          <w:szCs w:val="36"/>
+        </w:rPr>
+        <w:t xml:space="preserve">) </w:t>
       </w:r>
     </w:p>
     <w:tbl>
@@ -14349,12 +15597,21 @@
           <w:szCs w:val="36"/>
         </w:rPr>
       </w:pPr>
-      <w:r>
-        <w:rPr>
-          <w:sz w:val="28"/>
-          <w:szCs w:val="36"/>
-        </w:rPr>
-        <w:t>app.use('/api/progress', progressRoutes)</w:t>
+      <w:proofErr w:type="gramStart"/>
+      <w:r>
+        <w:rPr>
+          <w:sz w:val="28"/>
+          <w:szCs w:val="36"/>
+        </w:rPr>
+        <w:t>app.use(</w:t>
+      </w:r>
+      <w:proofErr w:type="gramEnd"/>
+      <w:r>
+        <w:rPr>
+          <w:sz w:val="28"/>
+          <w:szCs w:val="36"/>
+        </w:rPr>
+        <w:t>'/api/progress', progressRoutes)</w:t>
       </w:r>
     </w:p>
     <w:p>
@@ -14472,7 +15729,23 @@
           <w:szCs w:val="36"/>
         </w:rPr>
         <w:lastRenderedPageBreak/>
-        <w:t>Step 1:- studentSubject.jsx</w:t>
+        <w:t xml:space="preserve">Step </w:t>
+      </w:r>
+      <w:proofErr w:type="gramStart"/>
+      <w:r>
+        <w:rPr>
+          <w:sz w:val="28"/>
+          <w:szCs w:val="36"/>
+        </w:rPr>
+        <w:t>1:-</w:t>
+      </w:r>
+      <w:proofErr w:type="gramEnd"/>
+      <w:r>
+        <w:rPr>
+          <w:sz w:val="28"/>
+          <w:szCs w:val="36"/>
+        </w:rPr>
+        <w:t xml:space="preserve"> studentSubject.jsx</w:t>
       </w:r>
     </w:p>
     <w:p>
@@ -14500,6 +15773,7 @@
           <w:szCs w:val="44"/>
         </w:rPr>
       </w:pPr>
+      <w:proofErr w:type="gramStart"/>
       <w:r>
         <w:rPr>
           <w:b/>
@@ -14507,8 +15781,9 @@
           <w:sz w:val="36"/>
           <w:szCs w:val="44"/>
         </w:rPr>
-        <w:t xml:space="preserve">30 :- </w:t>
-      </w:r>
+        <w:t>30 :</w:t>
+      </w:r>
+      <w:proofErr w:type="gramEnd"/>
       <w:r>
         <w:rPr>
           <w:b/>
@@ -14516,6 +15791,15 @@
           <w:sz w:val="36"/>
           <w:szCs w:val="44"/>
         </w:rPr>
+        <w:t xml:space="preserve">- </w:t>
+      </w:r>
+      <w:r>
+        <w:rPr>
+          <w:b/>
+          <w:bCs/>
+          <w:sz w:val="36"/>
+          <w:szCs w:val="44"/>
+        </w:rPr>
         <w:t>ANALYTICS API</w:t>
       </w:r>
     </w:p>
@@ -14535,7 +15819,23 @@
           <w:sz w:val="24"/>
           <w:szCs w:val="32"/>
         </w:rPr>
-        <w:t>Step 1 :- analyticControllers.js</w:t>
+        <w:t xml:space="preserve">Step </w:t>
+      </w:r>
+      <w:proofErr w:type="gramStart"/>
+      <w:r>
+        <w:rPr>
+          <w:sz w:val="24"/>
+          <w:szCs w:val="32"/>
+        </w:rPr>
+        <w:t>1 :</w:t>
+      </w:r>
+      <w:proofErr w:type="gramEnd"/>
+      <w:r>
+        <w:rPr>
+          <w:sz w:val="24"/>
+          <w:szCs w:val="32"/>
+        </w:rPr>
+        <w:t>- analyticControllers.js</w:t>
       </w:r>
     </w:p>
     <w:p>
@@ -14554,7 +15854,23 @@
           <w:sz w:val="24"/>
           <w:szCs w:val="32"/>
         </w:rPr>
-        <w:t>Step 2 :-analyticRoutes.js</w:t>
+        <w:t xml:space="preserve">Step </w:t>
+      </w:r>
+      <w:proofErr w:type="gramStart"/>
+      <w:r>
+        <w:rPr>
+          <w:sz w:val="24"/>
+          <w:szCs w:val="32"/>
+        </w:rPr>
+        <w:t>2 :</w:t>
+      </w:r>
+      <w:proofErr w:type="gramEnd"/>
+      <w:r>
+        <w:rPr>
+          <w:sz w:val="24"/>
+          <w:szCs w:val="32"/>
+        </w:rPr>
+        <w:t>-analyticRoutes.js</w:t>
       </w:r>
     </w:p>
     <w:p>
@@ -14573,7 +15889,23 @@
           <w:sz w:val="24"/>
           <w:szCs w:val="32"/>
         </w:rPr>
-        <w:t>Step 3:- add to server.js</w:t>
+        <w:t xml:space="preserve">Step </w:t>
+      </w:r>
+      <w:proofErr w:type="gramStart"/>
+      <w:r>
+        <w:rPr>
+          <w:sz w:val="24"/>
+          <w:szCs w:val="32"/>
+        </w:rPr>
+        <w:t>3:-</w:t>
+      </w:r>
+      <w:proofErr w:type="gramEnd"/>
+      <w:r>
+        <w:rPr>
+          <w:sz w:val="24"/>
+          <w:szCs w:val="32"/>
+        </w:rPr>
+        <w:t xml:space="preserve"> add to server.js</w:t>
       </w:r>
     </w:p>
     <w:p>
@@ -14615,7 +15947,23 @@
           <w:sz w:val="24"/>
           <w:szCs w:val="32"/>
         </w:rPr>
-        <w:t>step 1:- teacherAnalytics.jsx</w:t>
+        <w:t xml:space="preserve">step </w:t>
+      </w:r>
+      <w:proofErr w:type="gramStart"/>
+      <w:r>
+        <w:rPr>
+          <w:sz w:val="24"/>
+          <w:szCs w:val="32"/>
+        </w:rPr>
+        <w:t>1:-</w:t>
+      </w:r>
+      <w:proofErr w:type="gramEnd"/>
+      <w:r>
+        <w:rPr>
+          <w:sz w:val="24"/>
+          <w:szCs w:val="32"/>
+        </w:rPr>
+        <w:t xml:space="preserve"> teacherAnalytics.jsx</w:t>
       </w:r>
     </w:p>
     <w:p>
@@ -14634,7 +15982,23 @@
           <w:sz w:val="24"/>
           <w:szCs w:val="32"/>
         </w:rPr>
-        <w:t>step 2:- add to app.jsx</w:t>
+        <w:t xml:space="preserve">step </w:t>
+      </w:r>
+      <w:proofErr w:type="gramStart"/>
+      <w:r>
+        <w:rPr>
+          <w:sz w:val="24"/>
+          <w:szCs w:val="32"/>
+        </w:rPr>
+        <w:t>2:-</w:t>
+      </w:r>
+      <w:proofErr w:type="gramEnd"/>
+      <w:r>
+        <w:rPr>
+          <w:sz w:val="24"/>
+          <w:szCs w:val="32"/>
+        </w:rPr>
+        <w:t xml:space="preserve"> add to app.jsx</w:t>
       </w:r>
     </w:p>
     <w:p>
@@ -14655,6 +16019,7 @@
           <w:szCs w:val="36"/>
         </w:rPr>
       </w:pPr>
+      <w:proofErr w:type="gramStart"/>
       <w:r>
         <w:rPr>
           <w:color w:val="EE0000"/>
@@ -14671,7 +16036,18 @@
           <w:sz w:val="28"/>
           <w:szCs w:val="36"/>
         </w:rPr>
-        <w:t>400 series error</w:t>
+        <w:t>400</w:t>
+      </w:r>
+      <w:proofErr w:type="gramEnd"/>
+      <w:r>
+        <w:rPr>
+          <w:b/>
+          <w:bCs/>
+          <w:color w:val="EE0000"/>
+          <w:sz w:val="28"/>
+          <w:szCs w:val="36"/>
+        </w:rPr>
+        <w:t xml:space="preserve"> series error</w:t>
       </w:r>
       <w:r>
         <w:rPr>
@@ -14700,6 +16076,7 @@
           <w:szCs w:val="36"/>
         </w:rPr>
       </w:pPr>
+      <w:proofErr w:type="gramStart"/>
       <w:r>
         <w:rPr>
           <w:color w:val="EE0000"/>
@@ -14716,7 +16093,18 @@
           <w:sz w:val="28"/>
           <w:szCs w:val="36"/>
         </w:rPr>
-        <w:t>500 series error</w:t>
+        <w:t>500</w:t>
+      </w:r>
+      <w:proofErr w:type="gramEnd"/>
+      <w:r>
+        <w:rPr>
+          <w:b/>
+          <w:bCs/>
+          <w:color w:val="EE0000"/>
+          <w:sz w:val="28"/>
+          <w:szCs w:val="36"/>
+        </w:rPr>
+        <w:t xml:space="preserve"> series error</w:t>
       </w:r>
       <w:r>
         <w:rPr>
@@ -14768,16 +16156,36 @@
           <w:sz w:val="32"/>
           <w:szCs w:val="40"/>
         </w:rPr>
-        <w:t>30. Certificates generate</w:t>
-      </w:r>
-      <w:r>
-        <w:rPr>
-          <w:b/>
-          <w:bCs/>
-          <w:sz w:val="32"/>
-          <w:szCs w:val="40"/>
-        </w:rPr>
-        <w:t xml:space="preserve"> :-</w:t>
+        <w:t xml:space="preserve">30. Certificates </w:t>
+      </w:r>
+      <w:proofErr w:type="gramStart"/>
+      <w:r>
+        <w:rPr>
+          <w:b/>
+          <w:bCs/>
+          <w:sz w:val="32"/>
+          <w:szCs w:val="40"/>
+        </w:rPr>
+        <w:t>generate</w:t>
+      </w:r>
+      <w:r>
+        <w:rPr>
+          <w:b/>
+          <w:bCs/>
+          <w:sz w:val="32"/>
+          <w:szCs w:val="40"/>
+        </w:rPr>
+        <w:t xml:space="preserve"> :</w:t>
+      </w:r>
+      <w:proofErr w:type="gramEnd"/>
+      <w:r>
+        <w:rPr>
+          <w:b/>
+          <w:bCs/>
+          <w:sz w:val="32"/>
+          <w:szCs w:val="40"/>
+        </w:rPr>
+        <w:t>-</w:t>
       </w:r>
     </w:p>
     <w:p>
@@ -14819,7 +16227,23 @@
           <w:sz w:val="32"/>
           <w:szCs w:val="40"/>
         </w:rPr>
-        <w:t>Step 1:- npm install pdfkit</w:t>
+        <w:t xml:space="preserve">Step </w:t>
+      </w:r>
+      <w:proofErr w:type="gramStart"/>
+      <w:r>
+        <w:rPr>
+          <w:sz w:val="32"/>
+          <w:szCs w:val="40"/>
+        </w:rPr>
+        <w:t>1:-</w:t>
+      </w:r>
+      <w:proofErr w:type="gramEnd"/>
+      <w:r>
+        <w:rPr>
+          <w:sz w:val="32"/>
+          <w:szCs w:val="40"/>
+        </w:rPr>
+        <w:t xml:space="preserve"> npm install pdfkit</w:t>
       </w:r>
     </w:p>
     <w:p>
@@ -14838,8 +16262,17 @@
           <w:sz w:val="32"/>
           <w:szCs w:val="40"/>
         </w:rPr>
-        <w:t>Step2:-certificateController.js</w:t>
-      </w:r>
+        <w:t>Step</w:t>
+      </w:r>
+      <w:proofErr w:type="gramStart"/>
+      <w:r>
+        <w:rPr>
+          <w:sz w:val="32"/>
+          <w:szCs w:val="40"/>
+        </w:rPr>
+        <w:t>2:-certificateController.js</w:t>
+      </w:r>
+      <w:proofErr w:type="gramEnd"/>
     </w:p>
     <w:p>
       <w:pPr>
@@ -14857,7 +16290,23 @@
           <w:sz w:val="32"/>
           <w:szCs w:val="40"/>
         </w:rPr>
-        <w:t>Step 3:- certificateRoutes.js</w:t>
+        <w:t xml:space="preserve">Step </w:t>
+      </w:r>
+      <w:proofErr w:type="gramStart"/>
+      <w:r>
+        <w:rPr>
+          <w:sz w:val="32"/>
+          <w:szCs w:val="40"/>
+        </w:rPr>
+        <w:t>3:-</w:t>
+      </w:r>
+      <w:proofErr w:type="gramEnd"/>
+      <w:r>
+        <w:rPr>
+          <w:sz w:val="32"/>
+          <w:szCs w:val="40"/>
+        </w:rPr>
+        <w:t xml:space="preserve"> certificateRoutes.js</w:t>
       </w:r>
     </w:p>
     <w:p>
@@ -14876,7 +16325,23 @@
           <w:sz w:val="32"/>
           <w:szCs w:val="40"/>
         </w:rPr>
-        <w:t>Step 4 :- server.js update—add routes</w:t>
+        <w:t xml:space="preserve">Step </w:t>
+      </w:r>
+      <w:proofErr w:type="gramStart"/>
+      <w:r>
+        <w:rPr>
+          <w:sz w:val="32"/>
+          <w:szCs w:val="40"/>
+        </w:rPr>
+        <w:t>4 :</w:t>
+      </w:r>
+      <w:proofErr w:type="gramEnd"/>
+      <w:r>
+        <w:rPr>
+          <w:sz w:val="32"/>
+          <w:szCs w:val="40"/>
+        </w:rPr>
+        <w:t>- server.js update—add routes</w:t>
       </w:r>
     </w:p>
     <w:p>
@@ -14896,12 +16361,21 @@
           <w:szCs w:val="40"/>
         </w:rPr>
       </w:pPr>
-      <w:r>
-        <w:rPr>
-          <w:sz w:val="32"/>
-          <w:szCs w:val="40"/>
-        </w:rPr>
-        <w:t>app.use('/api/certificate', certificateRoutes)</w:t>
+      <w:proofErr w:type="gramStart"/>
+      <w:r>
+        <w:rPr>
+          <w:sz w:val="32"/>
+          <w:szCs w:val="40"/>
+        </w:rPr>
+        <w:t>app.use(</w:t>
+      </w:r>
+      <w:proofErr w:type="gramEnd"/>
+      <w:r>
+        <w:rPr>
+          <w:sz w:val="32"/>
+          <w:szCs w:val="40"/>
+        </w:rPr>
+        <w:t>'/api/certificate', certificateRoutes)</w:t>
       </w:r>
     </w:p>
     <w:p>
@@ -14957,8 +16431,19 @@
           <w:sz w:val="32"/>
           <w:szCs w:val="40"/>
         </w:rPr>
-        <w:t>Step 1:-</w:t>
-      </w:r>
+        <w:t xml:space="preserve">Step </w:t>
+      </w:r>
+      <w:proofErr w:type="gramStart"/>
+      <w:r>
+        <w:rPr>
+          <w:b/>
+          <w:bCs/>
+          <w:sz w:val="32"/>
+          <w:szCs w:val="40"/>
+        </w:rPr>
+        <w:t>1:-</w:t>
+      </w:r>
+      <w:proofErr w:type="gramEnd"/>
       <w:r>
         <w:rPr>
           <w:sz w:val="32"/>
@@ -15022,6 +16507,7 @@
           <w:szCs w:val="44"/>
         </w:rPr>
       </w:pPr>
+      <w:proofErr w:type="gramStart"/>
       <w:r>
         <w:rPr>
           <w:color w:val="EE0000"/>
@@ -15029,7 +16515,16 @@
           <w:szCs w:val="44"/>
         </w:rPr>
         <w:lastRenderedPageBreak/>
-        <w:t>ERROR:- after click on download</w:t>
+        <w:t>ERROR:-</w:t>
+      </w:r>
+      <w:proofErr w:type="gramEnd"/>
+      <w:r>
+        <w:rPr>
+          <w:color w:val="EE0000"/>
+          <w:sz w:val="36"/>
+          <w:szCs w:val="44"/>
+        </w:rPr>
+        <w:t xml:space="preserve"> after click on download</w:t>
       </w:r>
     </w:p>
     <w:p>
@@ -15068,6 +16563,7 @@
           <w:szCs w:val="36"/>
         </w:rPr>
       </w:pPr>
+      <w:proofErr w:type="gramStart"/>
       <w:r>
         <w:rPr>
           <w:sz w:val="32"/>
@@ -15080,7 +16576,15 @@
           <w:sz w:val="28"/>
           <w:szCs w:val="36"/>
         </w:rPr>
-        <w:t xml:space="preserve">our </w:t>
+        <w:t>our</w:t>
+      </w:r>
+      <w:proofErr w:type="gramEnd"/>
+      <w:r>
+        <w:rPr>
+          <w:sz w:val="28"/>
+          <w:szCs w:val="36"/>
+        </w:rPr>
+        <w:t xml:space="preserve"> </w:t>
       </w:r>
       <w:r>
         <w:rPr>
@@ -15102,12 +16606,37 @@
           <w:szCs w:val="36"/>
         </w:rPr>
       </w:pPr>
-      <w:r>
-        <w:rPr>
-          <w:sz w:val="28"/>
-          <w:szCs w:val="36"/>
-        </w:rPr>
-        <w:t xml:space="preserve">  Browser window.open() </w:t>
+      <w:proofErr w:type="gramStart"/>
+      <w:r>
+        <w:rPr>
+          <w:sz w:val="28"/>
+          <w:szCs w:val="36"/>
+        </w:rPr>
+        <w:t>  Browser</w:t>
+      </w:r>
+      <w:proofErr w:type="gramEnd"/>
+      <w:r>
+        <w:rPr>
+          <w:sz w:val="28"/>
+          <w:szCs w:val="36"/>
+        </w:rPr>
+        <w:t xml:space="preserve"> </w:t>
+      </w:r>
+      <w:proofErr w:type="gramStart"/>
+      <w:r>
+        <w:rPr>
+          <w:sz w:val="28"/>
+          <w:szCs w:val="36"/>
+        </w:rPr>
+        <w:t>window.open</w:t>
+      </w:r>
+      <w:proofErr w:type="gramEnd"/>
+      <w:r>
+        <w:rPr>
+          <w:sz w:val="28"/>
+          <w:szCs w:val="36"/>
+        </w:rPr>
+        <w:t xml:space="preserve">() </w:t>
       </w:r>
       <w:r>
         <w:rPr>
@@ -15138,7 +16667,27 @@
           <w:sz w:val="32"/>
           <w:szCs w:val="40"/>
         </w:rPr>
-        <w:t>DO NOT use window.open()</w:t>
+        <w:t xml:space="preserve">DO NOT use </w:t>
+      </w:r>
+      <w:proofErr w:type="gramStart"/>
+      <w:r>
+        <w:rPr>
+          <w:b/>
+          <w:bCs/>
+          <w:sz w:val="32"/>
+          <w:szCs w:val="40"/>
+        </w:rPr>
+        <w:t>window.open</w:t>
+      </w:r>
+      <w:proofErr w:type="gramEnd"/>
+      <w:r>
+        <w:rPr>
+          <w:b/>
+          <w:bCs/>
+          <w:sz w:val="32"/>
+          <w:szCs w:val="40"/>
+        </w:rPr>
+        <w:t>()</w:t>
       </w:r>
     </w:p>
     <w:p>
@@ -15479,7 +17028,25 @@
           <w:sz w:val="28"/>
           <w:szCs w:val="36"/>
         </w:rPr>
-        <w:t>    const link = document.createElement('a')</w:t>
+        <w:t xml:space="preserve">    const link = </w:t>
+      </w:r>
+      <w:proofErr w:type="gramStart"/>
+      <w:r>
+        <w:rPr>
+          <w:color w:val="EE0000"/>
+          <w:sz w:val="28"/>
+          <w:szCs w:val="36"/>
+        </w:rPr>
+        <w:t>document.createElement</w:t>
+      </w:r>
+      <w:proofErr w:type="gramEnd"/>
+      <w:r>
+        <w:rPr>
+          <w:color w:val="EE0000"/>
+          <w:sz w:val="28"/>
+          <w:szCs w:val="36"/>
+        </w:rPr>
+        <w:t>('a')</w:t>
       </w:r>
     </w:p>
     <w:p>
@@ -15506,7 +17073,25 @@
           <w:sz w:val="28"/>
           <w:szCs w:val="36"/>
         </w:rPr>
-        <w:t>    link.href = url</w:t>
+        <w:t xml:space="preserve">    </w:t>
+      </w:r>
+      <w:proofErr w:type="gramStart"/>
+      <w:r>
+        <w:rPr>
+          <w:color w:val="EE0000"/>
+          <w:sz w:val="28"/>
+          <w:szCs w:val="36"/>
+        </w:rPr>
+        <w:t>link.href</w:t>
+      </w:r>
+      <w:proofErr w:type="gramEnd"/>
+      <w:r>
+        <w:rPr>
+          <w:color w:val="EE0000"/>
+          <w:sz w:val="28"/>
+          <w:szCs w:val="36"/>
+        </w:rPr>
+        <w:t xml:space="preserve"> = url</w:t>
       </w:r>
     </w:p>
     <w:p>
@@ -15533,7 +17118,25 @@
           <w:sz w:val="28"/>
           <w:szCs w:val="36"/>
         </w:rPr>
-        <w:t>    link.setAttribute('download', `${subjectTitle}-certificate.pdf`)</w:t>
+        <w:t xml:space="preserve">    </w:t>
+      </w:r>
+      <w:proofErr w:type="gramStart"/>
+      <w:r>
+        <w:rPr>
+          <w:color w:val="EE0000"/>
+          <w:sz w:val="28"/>
+          <w:szCs w:val="36"/>
+        </w:rPr>
+        <w:t>link.setAttribute</w:t>
+      </w:r>
+      <w:proofErr w:type="gramEnd"/>
+      <w:r>
+        <w:rPr>
+          <w:color w:val="EE0000"/>
+          <w:sz w:val="28"/>
+          <w:szCs w:val="36"/>
+        </w:rPr>
+        <w:t>('download', `${subjectTitle}-certificate.pdf`)</w:t>
       </w:r>
     </w:p>
     <w:p>
@@ -15560,7 +17163,25 @@
           <w:sz w:val="28"/>
           <w:szCs w:val="36"/>
         </w:rPr>
-        <w:t>    document.body.appendChild(link)</w:t>
+        <w:t xml:space="preserve">    </w:t>
+      </w:r>
+      <w:proofErr w:type="gramStart"/>
+      <w:r>
+        <w:rPr>
+          <w:color w:val="EE0000"/>
+          <w:sz w:val="28"/>
+          <w:szCs w:val="36"/>
+        </w:rPr>
+        <w:t>document.body</w:t>
+      </w:r>
+      <w:proofErr w:type="gramEnd"/>
+      <w:r>
+        <w:rPr>
+          <w:color w:val="EE0000"/>
+          <w:sz w:val="28"/>
+          <w:szCs w:val="36"/>
+        </w:rPr>
+        <w:t>.appendChild(link)</w:t>
       </w:r>
     </w:p>
     <w:p>
@@ -15587,7 +17208,25 @@
           <w:sz w:val="28"/>
           <w:szCs w:val="36"/>
         </w:rPr>
-        <w:t>    link.click()</w:t>
+        <w:t xml:space="preserve">    </w:t>
+      </w:r>
+      <w:proofErr w:type="gramStart"/>
+      <w:r>
+        <w:rPr>
+          <w:color w:val="EE0000"/>
+          <w:sz w:val="28"/>
+          <w:szCs w:val="36"/>
+        </w:rPr>
+        <w:t>link.click</w:t>
+      </w:r>
+      <w:proofErr w:type="gramEnd"/>
+      <w:r>
+        <w:rPr>
+          <w:color w:val="EE0000"/>
+          <w:sz w:val="28"/>
+          <w:szCs w:val="36"/>
+        </w:rPr>
+        <w:t>()</w:t>
       </w:r>
     </w:p>
     <w:p>
@@ -15614,7 +17253,25 @@
           <w:sz w:val="28"/>
           <w:szCs w:val="36"/>
         </w:rPr>
-        <w:t>    link.remove()</w:t>
+        <w:t xml:space="preserve">    </w:t>
+      </w:r>
+      <w:proofErr w:type="gramStart"/>
+      <w:r>
+        <w:rPr>
+          <w:color w:val="EE0000"/>
+          <w:sz w:val="28"/>
+          <w:szCs w:val="36"/>
+        </w:rPr>
+        <w:t>link.remove</w:t>
+      </w:r>
+      <w:proofErr w:type="gramEnd"/>
+      <w:r>
+        <w:rPr>
+          <w:color w:val="EE0000"/>
+          <w:sz w:val="28"/>
+          <w:szCs w:val="36"/>
+        </w:rPr>
+        <w:t>()</w:t>
       </w:r>
     </w:p>
     <w:p>
@@ -15668,7 +17325,43 @@
           <w:sz w:val="28"/>
           <w:szCs w:val="36"/>
         </w:rPr>
-        <w:t>    alert(error.response?.data?.message || 'Unable to download certificate')</w:t>
+        <w:t xml:space="preserve">    </w:t>
+      </w:r>
+      <w:proofErr w:type="gramStart"/>
+      <w:r>
+        <w:rPr>
+          <w:color w:val="EE0000"/>
+          <w:sz w:val="28"/>
+          <w:szCs w:val="36"/>
+        </w:rPr>
+        <w:t>alert(error.response</w:t>
+      </w:r>
+      <w:proofErr w:type="gramEnd"/>
+      <w:r>
+        <w:rPr>
+          <w:color w:val="EE0000"/>
+          <w:sz w:val="28"/>
+          <w:szCs w:val="36"/>
+        </w:rPr>
+        <w:t>?.data</w:t>
+      </w:r>
+      <w:proofErr w:type="gramStart"/>
+      <w:r>
+        <w:rPr>
+          <w:color w:val="EE0000"/>
+          <w:sz w:val="28"/>
+          <w:szCs w:val="36"/>
+        </w:rPr>
+        <w:t>?.message</w:t>
+      </w:r>
+      <w:proofErr w:type="gramEnd"/>
+      <w:r>
+        <w:rPr>
+          <w:color w:val="EE0000"/>
+          <w:sz w:val="28"/>
+          <w:szCs w:val="36"/>
+        </w:rPr>
+        <w:t xml:space="preserve"> || 'Unable to download certificate')</w:t>
       </w:r>
     </w:p>
     <w:p>
@@ -15742,6 +17435,7 @@
           <w:bCs/>
         </w:rPr>
       </w:pPr>
+      <w:proofErr w:type="gramStart"/>
       <w:r>
         <w:rPr>
           <w:b/>
@@ -15749,6 +17443,7 @@
         </w:rPr>
         <w:t>NOTES:-</w:t>
       </w:r>
+      <w:proofErr w:type="gramEnd"/>
     </w:p>
     <w:p>
       <w:pPr>
@@ -15804,7 +17499,27 @@
           <w:sz w:val="32"/>
           <w:szCs w:val="40"/>
         </w:rPr>
-        <w:t>MESSAGE TO TEACHER :-</w:t>
+        <w:t xml:space="preserve">MESSAGE TO </w:t>
+      </w:r>
+      <w:proofErr w:type="gramStart"/>
+      <w:r>
+        <w:rPr>
+          <w:b/>
+          <w:bCs/>
+          <w:sz w:val="32"/>
+          <w:szCs w:val="40"/>
+        </w:rPr>
+        <w:t>TEACHER :</w:t>
+      </w:r>
+      <w:proofErr w:type="gramEnd"/>
+      <w:r>
+        <w:rPr>
+          <w:b/>
+          <w:bCs/>
+          <w:sz w:val="32"/>
+          <w:szCs w:val="40"/>
+        </w:rPr>
+        <w:t>-</w:t>
       </w:r>
     </w:p>
     <w:p>
@@ -15890,7 +17605,15 @@
         </w:numPr>
       </w:pPr>
       <w:r>
-        <w:t>Update user model -  add non existing detail</w:t>
+        <w:t xml:space="preserve">Update user model </w:t>
+      </w:r>
+      <w:proofErr w:type="gramStart"/>
+      <w:r>
+        <w:t>-  add</w:t>
+      </w:r>
+      <w:proofErr w:type="gramEnd"/>
+      <w:r>
+        <w:t xml:space="preserve"> non existing detail</w:t>
       </w:r>
     </w:p>
     <w:p>
@@ -16151,14 +17874,30 @@
           <w:sz w:val="24"/>
           <w:szCs w:val="32"/>
         </w:rPr>
-        <w:t>Group List (Student)</w:t>
-      </w:r>
-      <w:r>
-        <w:rPr>
-          <w:sz w:val="24"/>
-          <w:szCs w:val="32"/>
-        </w:rPr>
-        <w:t xml:space="preserve">  -- </w:t>
+        <w:t>Group List (</w:t>
+      </w:r>
+      <w:proofErr w:type="gramStart"/>
+      <w:r>
+        <w:rPr>
+          <w:sz w:val="24"/>
+          <w:szCs w:val="32"/>
+        </w:rPr>
+        <w:t>Student)</w:t>
+      </w:r>
+      <w:r>
+        <w:rPr>
+          <w:sz w:val="24"/>
+          <w:szCs w:val="32"/>
+        </w:rPr>
+        <w:t xml:space="preserve">  --</w:t>
+      </w:r>
+      <w:proofErr w:type="gramEnd"/>
+      <w:r>
+        <w:rPr>
+          <w:sz w:val="24"/>
+          <w:szCs w:val="32"/>
+        </w:rPr>
+        <w:t xml:space="preserve"> </w:t>
       </w:r>
       <w:r>
         <w:rPr>
@@ -16236,6 +17975,7 @@
           <w:szCs w:val="32"/>
         </w:rPr>
       </w:pPr>
+      <w:proofErr w:type="gramStart"/>
       <w:r>
         <w:rPr>
           <w:color w:val="EE0000"/>
@@ -16252,6 +17992,7 @@
         </w:rPr>
         <w:t>:-</w:t>
       </w:r>
+      <w:proofErr w:type="gramEnd"/>
     </w:p>
     <w:p>
       <w:pPr>
@@ -16279,7 +18020,25 @@
           <w:sz w:val="24"/>
           <w:szCs w:val="32"/>
         </w:rPr>
-        <w:t>const server = http.createServer(app);</w:t>
+        <w:t xml:space="preserve">const server = </w:t>
+      </w:r>
+      <w:proofErr w:type="gramStart"/>
+      <w:r>
+        <w:rPr>
+          <w:color w:val="EE0000"/>
+          <w:sz w:val="24"/>
+          <w:szCs w:val="32"/>
+        </w:rPr>
+        <w:t>http.createServer</w:t>
+      </w:r>
+      <w:proofErr w:type="gramEnd"/>
+      <w:r>
+        <w:rPr>
+          <w:color w:val="EE0000"/>
+          <w:sz w:val="24"/>
+          <w:szCs w:val="32"/>
+        </w:rPr>
+        <w:t>(app);</w:t>
       </w:r>
     </w:p>
     <w:p>
@@ -16333,7 +18092,25 @@
           <w:sz w:val="24"/>
           <w:szCs w:val="32"/>
         </w:rPr>
-        <w:t>Module "util" has been externalized for browser compatibility. Cannot access "util.promisify" in client code</w:t>
+        <w:t>Module "util" has been externalized for browser compatibility. Cannot access "</w:t>
+      </w:r>
+      <w:proofErr w:type="gramStart"/>
+      <w:r>
+        <w:rPr>
+          <w:color w:val="EE0000"/>
+          <w:sz w:val="24"/>
+          <w:szCs w:val="32"/>
+        </w:rPr>
+        <w:t>util.promisify</w:t>
+      </w:r>
+      <w:proofErr w:type="gramEnd"/>
+      <w:r>
+        <w:rPr>
+          <w:color w:val="EE0000"/>
+          <w:sz w:val="24"/>
+          <w:szCs w:val="32"/>
+        </w:rPr>
+        <w:t>" in client code</w:t>
       </w:r>
     </w:p>
     <w:p>
@@ -16528,7 +18305,25 @@
           <w:sz w:val="24"/>
           <w:szCs w:val="32"/>
         </w:rPr>
-        <w:t xml:space="preserve">  type: mongoose.Schema.Types.ObjectId,</w:t>
+        <w:t xml:space="preserve">  type: </w:t>
+      </w:r>
+      <w:proofErr w:type="gramStart"/>
+      <w:r>
+        <w:rPr>
+          <w:color w:val="00B050"/>
+          <w:sz w:val="24"/>
+          <w:szCs w:val="32"/>
+        </w:rPr>
+        <w:t>mongoose.Schema.Types</w:t>
+      </w:r>
+      <w:proofErr w:type="gramEnd"/>
+      <w:r>
+        <w:rPr>
+          <w:color w:val="00B050"/>
+          <w:sz w:val="24"/>
+          <w:szCs w:val="32"/>
+        </w:rPr>
+        <w:t>.ObjectId,</w:t>
       </w:r>
     </w:p>
     <w:p>
@@ -16713,7 +18508,25 @@
           <w:sz w:val="24"/>
           <w:szCs w:val="32"/>
         </w:rPr>
-        <w:t xml:space="preserve"> reaond “req.userid” not define may time.</w:t>
+        <w:t xml:space="preserve"> reaond “</w:t>
+      </w:r>
+      <w:proofErr w:type="gramStart"/>
+      <w:r>
+        <w:rPr>
+          <w:color w:val="EE0000"/>
+          <w:sz w:val="24"/>
+          <w:szCs w:val="32"/>
+        </w:rPr>
+        <w:t>req.userid</w:t>
+      </w:r>
+      <w:proofErr w:type="gramEnd"/>
+      <w:r>
+        <w:rPr>
+          <w:color w:val="EE0000"/>
+          <w:sz w:val="24"/>
+          <w:szCs w:val="32"/>
+        </w:rPr>
+        <w:t>” not define may time.</w:t>
       </w:r>
     </w:p>
     <w:p>
@@ -16742,7 +18555,43 @@
           <w:sz w:val="24"/>
           <w:szCs w:val="32"/>
         </w:rPr>
-        <w:t>Check authmiddleware , login,register route(authroute)</w:t>
+        <w:t xml:space="preserve">Check </w:t>
+      </w:r>
+      <w:proofErr w:type="gramStart"/>
+      <w:r>
+        <w:rPr>
+          <w:color w:val="EE0000"/>
+          <w:sz w:val="24"/>
+          <w:szCs w:val="32"/>
+        </w:rPr>
+        <w:t>authmiddleware ,</w:t>
+      </w:r>
+      <w:proofErr w:type="gramEnd"/>
+      <w:r>
+        <w:rPr>
+          <w:color w:val="EE0000"/>
+          <w:sz w:val="24"/>
+          <w:szCs w:val="32"/>
+        </w:rPr>
+        <w:t xml:space="preserve"> </w:t>
+      </w:r>
+      <w:proofErr w:type="gramStart"/>
+      <w:r>
+        <w:rPr>
+          <w:color w:val="EE0000"/>
+          <w:sz w:val="24"/>
+          <w:szCs w:val="32"/>
+        </w:rPr>
+        <w:t>login,register</w:t>
+      </w:r>
+      <w:proofErr w:type="gramEnd"/>
+      <w:r>
+        <w:rPr>
+          <w:color w:val="EE0000"/>
+          <w:sz w:val="24"/>
+          <w:szCs w:val="32"/>
+        </w:rPr>
+        <w:t xml:space="preserve"> route(authroute)</w:t>
       </w:r>
     </w:p>
     <w:p>
@@ -16769,6 +18618,7 @@
           <w:rFonts w:eastAsiaTheme="majorEastAsia"/>
         </w:rPr>
       </w:pPr>
+      <w:proofErr w:type="gramStart"/>
       <w:r>
         <w:rPr>
           <w:rStyle w:val="HTMLCode"/>
@@ -16783,6 +18633,7 @@
         </w:rPr>
         <w:t>userId</w:t>
       </w:r>
+      <w:proofErr w:type="gramEnd"/>
       <w:r>
         <w:rPr>
           <w:rStyle w:val="HTMLCode"/>
@@ -16818,6 +18669,7 @@
           <w:numId w:val="42"/>
         </w:numPr>
       </w:pPr>
+      <w:proofErr w:type="gramStart"/>
       <w:r>
         <w:rPr>
           <w:rStyle w:val="HTMLCode"/>
@@ -16832,12 +18684,21 @@
         </w:rPr>
         <w:t>userId</w:t>
       </w:r>
+      <w:proofErr w:type="gramEnd"/>
       <w:r>
         <w:rPr>
           <w:rStyle w:val="HTMLCode"/>
           <w:rFonts w:eastAsiaTheme="majorEastAsia"/>
         </w:rPr>
-        <w:t xml:space="preserve"> = decoded.</w:t>
+        <w:t xml:space="preserve"> = </w:t>
+      </w:r>
+      <w:proofErr w:type="gramStart"/>
+      <w:r>
+        <w:rPr>
+          <w:rStyle w:val="HTMLCode"/>
+          <w:rFonts w:eastAsiaTheme="majorEastAsia"/>
+        </w:rPr>
+        <w:t>decoded.</w:t>
       </w:r>
       <w:r>
         <w:rPr>
@@ -16846,6 +18707,7 @@
         </w:rPr>
         <w:t>userId</w:t>
       </w:r>
+      <w:proofErr w:type="gramEnd"/>
     </w:p>
     <w:p>
       <w:pPr>
@@ -17037,8 +18899,18 @@
           <w:sz w:val="24"/>
           <w:szCs w:val="32"/>
         </w:rPr>
-        <w:t xml:space="preserve"> console:-</w:t>
-      </w:r>
+        <w:t xml:space="preserve"> </w:t>
+      </w:r>
+      <w:proofErr w:type="gramStart"/>
+      <w:r>
+        <w:rPr>
+          <w:color w:val="EE0000"/>
+          <w:sz w:val="24"/>
+          <w:szCs w:val="32"/>
+        </w:rPr>
+        <w:t>console:-</w:t>
+      </w:r>
+      <w:proofErr w:type="gramEnd"/>
     </w:p>
     <w:p>
       <w:pPr>
@@ -17122,13 +18994,23 @@
           <w:szCs w:val="32"/>
         </w:rPr>
       </w:pPr>
-      <w:r>
-        <w:rPr>
-          <w:color w:val="EE0000"/>
-          <w:sz w:val="24"/>
-          <w:szCs w:val="32"/>
-        </w:rPr>
-        <w:t>Reson :- server.js me api.use(/api/message) – miss ‘s’ in message – its ‘</w:t>
+      <w:proofErr w:type="gramStart"/>
+      <w:r>
+        <w:rPr>
+          <w:color w:val="EE0000"/>
+          <w:sz w:val="24"/>
+          <w:szCs w:val="32"/>
+        </w:rPr>
+        <w:t>Reson :</w:t>
+      </w:r>
+      <w:proofErr w:type="gramEnd"/>
+      <w:r>
+        <w:rPr>
+          <w:color w:val="EE0000"/>
+          <w:sz w:val="24"/>
+          <w:szCs w:val="32"/>
+        </w:rPr>
+        <w:t>- server.js me api.use(/api/message) – miss ‘s’ in message – its ‘</w:t>
       </w:r>
       <w:r>
         <w:rPr>
@@ -17450,7 +19332,25 @@
           <w:sz w:val="24"/>
           <w:szCs w:val="32"/>
         </w:rPr>
-        <w:t>function GroupChat() {</w:t>
+        <w:t xml:space="preserve">function </w:t>
+      </w:r>
+      <w:proofErr w:type="gramStart"/>
+      <w:r>
+        <w:rPr>
+          <w:color w:val="EE0000"/>
+          <w:sz w:val="24"/>
+          <w:szCs w:val="32"/>
+        </w:rPr>
+        <w:t>GroupChat(</w:t>
+      </w:r>
+      <w:proofErr w:type="gramEnd"/>
+      <w:r>
+        <w:rPr>
+          <w:color w:val="EE0000"/>
+          <w:sz w:val="24"/>
+          <w:szCs w:val="32"/>
+        </w:rPr>
+        <w:t>) {</w:t>
       </w:r>
     </w:p>
     <w:p>
@@ -17508,7 +19408,25 @@
           <w:sz w:val="24"/>
           <w:szCs w:val="32"/>
         </w:rPr>
-        <w:t xml:space="preserve">  useEffect(() =&gt; {</w:t>
+        <w:t xml:space="preserve">  </w:t>
+      </w:r>
+      <w:proofErr w:type="gramStart"/>
+      <w:r>
+        <w:rPr>
+          <w:color w:val="EE0000"/>
+          <w:sz w:val="24"/>
+          <w:szCs w:val="32"/>
+        </w:rPr>
+        <w:t>useEffect(</w:t>
+      </w:r>
+      <w:proofErr w:type="gramEnd"/>
+      <w:r>
+        <w:rPr>
+          <w:color w:val="EE0000"/>
+          <w:sz w:val="24"/>
+          <w:szCs w:val="32"/>
+        </w:rPr>
+        <w:t>() =&gt; {</w:t>
       </w:r>
     </w:p>
     <w:p>
@@ -17532,7 +19450,25 @@
           <w:sz w:val="24"/>
           <w:szCs w:val="32"/>
         </w:rPr>
-        <w:t xml:space="preserve">    if (!socket) {</w:t>
+        <w:t xml:space="preserve">    if </w:t>
+      </w:r>
+      <w:proofErr w:type="gramStart"/>
+      <w:r>
+        <w:rPr>
+          <w:color w:val="EE0000"/>
+          <w:sz w:val="24"/>
+          <w:szCs w:val="32"/>
+        </w:rPr>
+        <w:t>(!socket</w:t>
+      </w:r>
+      <w:proofErr w:type="gramEnd"/>
+      <w:r>
+        <w:rPr>
+          <w:color w:val="EE0000"/>
+          <w:sz w:val="24"/>
+          <w:szCs w:val="32"/>
+        </w:rPr>
+        <w:t>) {</w:t>
       </w:r>
     </w:p>
     <w:p>
@@ -17556,7 +19492,25 @@
           <w:sz w:val="24"/>
           <w:szCs w:val="32"/>
         </w:rPr>
-        <w:t xml:space="preserve">      socket = io('http://localhost:5000', {</w:t>
+        <w:t xml:space="preserve">      socket = </w:t>
+      </w:r>
+      <w:proofErr w:type="gramStart"/>
+      <w:r>
+        <w:rPr>
+          <w:color w:val="EE0000"/>
+          <w:sz w:val="24"/>
+          <w:szCs w:val="32"/>
+        </w:rPr>
+        <w:t>io(</w:t>
+      </w:r>
+      <w:proofErr w:type="gramEnd"/>
+      <w:r>
+        <w:rPr>
+          <w:color w:val="EE0000"/>
+          <w:sz w:val="24"/>
+          <w:szCs w:val="32"/>
+        </w:rPr>
+        <w:t>'http://localhost:5000', {</w:t>
       </w:r>
     </w:p>
     <w:p>
@@ -17828,13 +19782,23 @@
           <w:szCs w:val="32"/>
         </w:rPr>
       </w:pPr>
-      <w:r>
-        <w:rPr>
-          <w:color w:val="EE0000"/>
-          <w:sz w:val="24"/>
-          <w:szCs w:val="32"/>
-        </w:rPr>
-        <w:t>useEffect(() =&gt; {</w:t>
+      <w:proofErr w:type="gramStart"/>
+      <w:r>
+        <w:rPr>
+          <w:color w:val="EE0000"/>
+          <w:sz w:val="24"/>
+          <w:szCs w:val="32"/>
+        </w:rPr>
+        <w:t>useEffect(</w:t>
+      </w:r>
+      <w:proofErr w:type="gramEnd"/>
+      <w:r>
+        <w:rPr>
+          <w:color w:val="EE0000"/>
+          <w:sz w:val="24"/>
+          <w:szCs w:val="32"/>
+        </w:rPr>
+        <w:t>() =&gt; {</w:t>
       </w:r>
     </w:p>
     <w:p>
@@ -17956,7 +19920,25 @@
           <w:sz w:val="24"/>
           <w:szCs w:val="32"/>
         </w:rPr>
-        <w:t xml:space="preserve">  socket.on('new-message', handleNewMessage)</w:t>
+        <w:t xml:space="preserve">  </w:t>
+      </w:r>
+      <w:proofErr w:type="gramStart"/>
+      <w:r>
+        <w:rPr>
+          <w:color w:val="EE0000"/>
+          <w:sz w:val="24"/>
+          <w:szCs w:val="32"/>
+        </w:rPr>
+        <w:t>socket.on</w:t>
+      </w:r>
+      <w:proofErr w:type="gramEnd"/>
+      <w:r>
+        <w:rPr>
+          <w:color w:val="EE0000"/>
+          <w:sz w:val="24"/>
+          <w:szCs w:val="32"/>
+        </w:rPr>
+        <w:t>('new-message', handleNewMessage)</w:t>
       </w:r>
     </w:p>
     <w:p>
@@ -18020,7 +20002,25 @@
           <w:sz w:val="24"/>
           <w:szCs w:val="32"/>
         </w:rPr>
-        <w:t xml:space="preserve">    socket.off('new-message', handleNewMessage) </w:t>
+        <w:t xml:space="preserve">    </w:t>
+      </w:r>
+      <w:proofErr w:type="gramStart"/>
+      <w:r>
+        <w:rPr>
+          <w:color w:val="EE0000"/>
+          <w:sz w:val="24"/>
+          <w:szCs w:val="32"/>
+        </w:rPr>
+        <w:t>socket.off(</w:t>
+      </w:r>
+      <w:proofErr w:type="gramEnd"/>
+      <w:r>
+        <w:rPr>
+          <w:color w:val="EE0000"/>
+          <w:sz w:val="24"/>
+          <w:szCs w:val="32"/>
+        </w:rPr>
+        <w:t xml:space="preserve">'new-message', handleNewMessage) </w:t>
       </w:r>
       <w:r>
         <w:rPr>
@@ -18259,7 +20259,25 @@
           <w:sz w:val="24"/>
           <w:szCs w:val="32"/>
         </w:rPr>
-        <w:t xml:space="preserve">  setMessages(prev =&gt; {</w:t>
+        <w:t xml:space="preserve">  </w:t>
+      </w:r>
+      <w:proofErr w:type="gramStart"/>
+      <w:r>
+        <w:rPr>
+          <w:color w:val="EE0000"/>
+          <w:sz w:val="24"/>
+          <w:szCs w:val="32"/>
+        </w:rPr>
+        <w:t>setMessages(</w:t>
+      </w:r>
+      <w:proofErr w:type="gramEnd"/>
+      <w:r>
+        <w:rPr>
+          <w:color w:val="EE0000"/>
+          <w:sz w:val="24"/>
+          <w:szCs w:val="32"/>
+        </w:rPr>
+        <w:t>prev =&gt; {</w:t>
       </w:r>
     </w:p>
     <w:p>
@@ -18317,7 +20335,25 @@
           <w:sz w:val="24"/>
           <w:szCs w:val="32"/>
         </w:rPr>
-        <w:t xml:space="preserve">    const exists = prev.some(m =&gt; m._id === msg._id)</w:t>
+        <w:t xml:space="preserve">    const exists = </w:t>
+      </w:r>
+      <w:proofErr w:type="gramStart"/>
+      <w:r>
+        <w:rPr>
+          <w:color w:val="EE0000"/>
+          <w:sz w:val="24"/>
+          <w:szCs w:val="32"/>
+        </w:rPr>
+        <w:t>prev.some</w:t>
+      </w:r>
+      <w:proofErr w:type="gramEnd"/>
+      <w:r>
+        <w:rPr>
+          <w:color w:val="EE0000"/>
+          <w:sz w:val="24"/>
+          <w:szCs w:val="32"/>
+        </w:rPr>
+        <w:t>(m =&gt; m._id === msg._id)</w:t>
       </w:r>
     </w:p>
     <w:p>
@@ -18365,7 +20401,25 @@
           <w:sz w:val="24"/>
           <w:szCs w:val="32"/>
         </w:rPr>
-        <w:t xml:space="preserve">      console.log('</w:t>
+        <w:t xml:space="preserve">      </w:t>
+      </w:r>
+      <w:proofErr w:type="gramStart"/>
+      <w:r>
+        <w:rPr>
+          <w:color w:val="EE0000"/>
+          <w:sz w:val="24"/>
+          <w:szCs w:val="32"/>
+        </w:rPr>
+        <w:t>console.log(</w:t>
+      </w:r>
+      <w:proofErr w:type="gramEnd"/>
+      <w:r>
+        <w:rPr>
+          <w:color w:val="EE0000"/>
+          <w:sz w:val="24"/>
+          <w:szCs w:val="32"/>
+        </w:rPr>
+        <w:t>'</w:t>
       </w:r>
       <w:r>
         <w:rPr>
@@ -18785,7 +20839,25 @@
           <w:sz w:val="24"/>
           <w:szCs w:val="32"/>
         </w:rPr>
-        <w:t xml:space="preserve">  const uniqueMessages = res.data.filter((msg, index, self) =&gt;</w:t>
+        <w:t xml:space="preserve">  const uniqueMessages = res.</w:t>
+      </w:r>
+      <w:proofErr w:type="gramStart"/>
+      <w:r>
+        <w:rPr>
+          <w:color w:val="EE0000"/>
+          <w:sz w:val="24"/>
+          <w:szCs w:val="32"/>
+        </w:rPr>
+        <w:t>data.filter</w:t>
+      </w:r>
+      <w:proofErr w:type="gramEnd"/>
+      <w:r>
+        <w:rPr>
+          <w:color w:val="EE0000"/>
+          <w:sz w:val="24"/>
+          <w:szCs w:val="32"/>
+        </w:rPr>
+        <w:t>((msg, index, self) =&gt;</w:t>
       </w:r>
     </w:p>
     <w:p>
@@ -18809,7 +20881,25 @@
           <w:sz w:val="24"/>
           <w:szCs w:val="32"/>
         </w:rPr>
-        <w:t xml:space="preserve">    index === self.findIndex(m =&gt; m._id === msg._id)</w:t>
+        <w:t xml:space="preserve">    index === </w:t>
+      </w:r>
+      <w:proofErr w:type="gramStart"/>
+      <w:r>
+        <w:rPr>
+          <w:color w:val="EE0000"/>
+          <w:sz w:val="24"/>
+          <w:szCs w:val="32"/>
+        </w:rPr>
+        <w:t>self.findIndex</w:t>
+      </w:r>
+      <w:proofErr w:type="gramEnd"/>
+      <w:r>
+        <w:rPr>
+          <w:color w:val="EE0000"/>
+          <w:sz w:val="24"/>
+          <w:szCs w:val="32"/>
+        </w:rPr>
+        <w:t>(m =&gt; m._id === msg._id)</w:t>
       </w:r>
     </w:p>
     <w:p>
@@ -19012,14 +21102,30 @@
           <w:sz w:val="32"/>
           <w:szCs w:val="40"/>
         </w:rPr>
-        <w:t>message.js (Enhanced Model)</w:t>
-      </w:r>
-      <w:r>
-        <w:rPr>
-          <w:sz w:val="32"/>
-          <w:szCs w:val="40"/>
-        </w:rPr>
-        <w:t xml:space="preserve">  - upload any document</w:t>
+        <w:t xml:space="preserve">message.js (Enhanced </w:t>
+      </w:r>
+      <w:proofErr w:type="gramStart"/>
+      <w:r>
+        <w:rPr>
+          <w:sz w:val="32"/>
+          <w:szCs w:val="40"/>
+        </w:rPr>
+        <w:t>Model)</w:t>
+      </w:r>
+      <w:r>
+        <w:rPr>
+          <w:sz w:val="32"/>
+          <w:szCs w:val="40"/>
+        </w:rPr>
+        <w:t xml:space="preserve">  -</w:t>
+      </w:r>
+      <w:proofErr w:type="gramEnd"/>
+      <w:r>
+        <w:rPr>
+          <w:sz w:val="32"/>
+          <w:szCs w:val="40"/>
+        </w:rPr>
+        <w:t xml:space="preserve"> upload any document</w:t>
       </w:r>
     </w:p>
     <w:p>
@@ -19030,6 +21136,7 @@
           <w:szCs w:val="40"/>
         </w:rPr>
       </w:pPr>
+      <w:proofErr w:type="gramStart"/>
       <w:r>
         <w:rPr>
           <w:sz w:val="32"/>
@@ -19037,6 +21144,7 @@
         </w:rPr>
         <w:t>Error:-</w:t>
       </w:r>
+      <w:proofErr w:type="gramEnd"/>
     </w:p>
     <w:p>
       <w:pPr>
@@ -19280,6 +21388,7 @@
       </w:pPr>
       <w:r>
         <w:rPr>
+          <w:noProof/>
           <w:sz w:val="36"/>
           <w:szCs w:val="44"/>
         </w:rPr>
@@ -19336,22 +21445,27 @@
           <w:sz w:val="36"/>
           <w:szCs w:val="44"/>
         </w:rPr>
-        <w:t>3. Add package.json start script</w:t>
-      </w:r>
-    </w:p>
-    <w:p>
-      <w:pPr>
-        <w:rPr>
+        <w:t xml:space="preserve">3. Add </w:t>
+      </w:r>
+      <w:proofErr w:type="gramStart"/>
+      <w:r>
+        <w:rPr>
+          <w:b/>
+          <w:bCs/>
           <w:sz w:val="36"/>
           <w:szCs w:val="44"/>
         </w:rPr>
-      </w:pPr>
-      <w:r>
-        <w:rPr>
+        <w:t>package.json</w:t>
+      </w:r>
+      <w:proofErr w:type="gramEnd"/>
+      <w:r>
+        <w:rPr>
+          <w:b/>
+          <w:bCs/>
           <w:sz w:val="36"/>
           <w:szCs w:val="44"/>
         </w:rPr>
-        <w:t>"scripts": {</w:t>
+        <w:t xml:space="preserve"> start script</w:t>
       </w:r>
     </w:p>
     <w:p>
@@ -19366,7 +21480,7 @@
           <w:sz w:val="36"/>
           <w:szCs w:val="44"/>
         </w:rPr>
-        <w:t xml:space="preserve">  "start": "node server.js"</w:t>
+        <w:t>"scripts": {</w:t>
       </w:r>
     </w:p>
     <w:p>
@@ -19381,7 +21495,7 @@
           <w:sz w:val="36"/>
           <w:szCs w:val="44"/>
         </w:rPr>
-        <w:t>}</w:t>
+        <w:t xml:space="preserve">  "start": "node server.js"</w:t>
       </w:r>
     </w:p>
     <w:p>
@@ -19396,25 +21510,41 @@
           <w:sz w:val="36"/>
           <w:szCs w:val="44"/>
         </w:rPr>
-        <w:t>4.on Render</w:t>
-      </w:r>
-      <w:r>
+        <w:t>}</w:t>
+      </w:r>
+    </w:p>
+    <w:p>
+      <w:pPr>
         <w:rPr>
           <w:sz w:val="36"/>
           <w:szCs w:val="44"/>
         </w:rPr>
-        <w:t xml:space="preserve"> – ai services</w:t>
-      </w:r>
-    </w:p>
-    <w:p>
-      <w:pPr>
+      </w:pPr>
+      <w:r>
         <w:rPr>
           <w:sz w:val="36"/>
           <w:szCs w:val="44"/>
         </w:rPr>
-      </w:pPr>
-      <w:r>
-        <w:rPr>
+        <w:t>4.on Render</w:t>
+      </w:r>
+      <w:r>
+        <w:rPr>
+          <w:sz w:val="36"/>
+          <w:szCs w:val="44"/>
+        </w:rPr>
+        <w:t xml:space="preserve"> – ai services</w:t>
+      </w:r>
+    </w:p>
+    <w:p>
+      <w:pPr>
+        <w:rPr>
+          <w:sz w:val="36"/>
+          <w:szCs w:val="44"/>
+        </w:rPr>
+      </w:pPr>
+      <w:r>
+        <w:rPr>
+          <w:noProof/>
           <w:sz w:val="36"/>
           <w:szCs w:val="44"/>
         </w:rPr>
@@ -19472,35 +21602,19 @@
       </w:pPr>
       <w:r>
         <w:rPr>
+          <w:noProof/>
           <w:sz w:val="36"/>
           <w:szCs w:val="44"/>
         </w:rPr>
         <w:lastRenderedPageBreak/>
-        <w:t>Then backend-</w:t>
-      </w:r>
-    </w:p>
-    <w:p>
-      <w:pPr>
-        <w:rPr>
-          <w:b/>
-          <w:bCs/>
-          <w:sz w:val="32"/>
-          <w:szCs w:val="40"/>
-        </w:rPr>
-      </w:pPr>
-      <w:r>
-        <w:rPr>
-          <w:sz w:val="36"/>
-          <w:szCs w:val="44"/>
-        </w:rPr>
         <w:drawing>
-          <wp:anchor distT="0" distB="0" distL="114300" distR="114300" simplePos="0" relativeHeight="251658240" behindDoc="0" locked="0" layoutInCell="1" allowOverlap="1" wp14:anchorId="6CF49068" wp14:editId="74D47971">
+          <wp:anchor distT="0" distB="0" distL="114300" distR="114300" simplePos="0" relativeHeight="251658240" behindDoc="0" locked="0" layoutInCell="1" allowOverlap="1" wp14:anchorId="6CF49068" wp14:editId="5F2D8B48">
             <wp:simplePos x="0" y="0"/>
             <wp:positionH relativeFrom="column">
-              <wp:posOffset>-47625</wp:posOffset>
+              <wp:posOffset>289560</wp:posOffset>
             </wp:positionH>
             <wp:positionV relativeFrom="paragraph">
-              <wp:posOffset>213995</wp:posOffset>
+              <wp:posOffset>350520</wp:posOffset>
             </wp:positionV>
             <wp:extent cx="3076575" cy="2444750"/>
             <wp:effectExtent l="0" t="0" r="9525" b="0"/>
@@ -19545,6 +21659,413 @@
       </w:r>
       <w:r>
         <w:rPr>
+          <w:sz w:val="36"/>
+          <w:szCs w:val="44"/>
+        </w:rPr>
+        <w:t>Then backend-</w:t>
+      </w:r>
+    </w:p>
+    <w:p>
+      <w:pPr>
+        <w:rPr>
+          <w:sz w:val="36"/>
+          <w:szCs w:val="44"/>
+        </w:rPr>
+      </w:pPr>
+    </w:p>
+    <w:p>
+      <w:pPr>
+        <w:rPr>
+          <w:sz w:val="36"/>
+          <w:szCs w:val="44"/>
+        </w:rPr>
+      </w:pPr>
+    </w:p>
+    <w:p>
+      <w:pPr>
+        <w:rPr>
+          <w:sz w:val="36"/>
+          <w:szCs w:val="44"/>
+        </w:rPr>
+      </w:pPr>
+    </w:p>
+    <w:p>
+      <w:pPr>
+        <w:rPr>
+          <w:sz w:val="36"/>
+          <w:szCs w:val="44"/>
+        </w:rPr>
+      </w:pPr>
+    </w:p>
+    <w:p>
+      <w:pPr>
+        <w:rPr>
+          <w:sz w:val="36"/>
+          <w:szCs w:val="44"/>
+        </w:rPr>
+      </w:pPr>
+    </w:p>
+    <w:p>
+      <w:pPr>
+        <w:rPr>
+          <w:sz w:val="36"/>
+          <w:szCs w:val="44"/>
+        </w:rPr>
+      </w:pPr>
+    </w:p>
+    <w:p>
+      <w:pPr>
+        <w:rPr>
+          <w:sz w:val="36"/>
+          <w:szCs w:val="44"/>
+        </w:rPr>
+      </w:pPr>
+    </w:p>
+    <w:p>
+      <w:pPr>
+        <w:rPr>
+          <w:sz w:val="36"/>
+          <w:szCs w:val="44"/>
+        </w:rPr>
+      </w:pPr>
+      <w:r>
+        <w:rPr>
+          <w:sz w:val="36"/>
+          <w:szCs w:val="44"/>
+        </w:rPr>
+        <w:t xml:space="preserve">Backend </w:t>
+      </w:r>
+      <w:proofErr w:type="gramStart"/>
+      <w:r>
+        <w:rPr>
+          <w:sz w:val="36"/>
+          <w:szCs w:val="44"/>
+        </w:rPr>
+        <w:t>link :</w:t>
+      </w:r>
+      <w:proofErr w:type="gramEnd"/>
+      <w:r>
+        <w:rPr>
+          <w:sz w:val="36"/>
+          <w:szCs w:val="44"/>
+        </w:rPr>
+        <w:t xml:space="preserve">- </w:t>
+      </w:r>
+      <w:hyperlink r:id="rId14" w:history="1">
+        <w:r>
+          <w:rPr>
+            <w:rStyle w:val="Hyperlink"/>
+            <w:sz w:val="36"/>
+            <w:szCs w:val="44"/>
+          </w:rPr>
+          <w:t>https://campus-learn-lms.onrender.com</w:t>
+        </w:r>
+      </w:hyperlink>
+    </w:p>
+    <w:p>
+      <w:pPr>
+        <w:rPr>
+          <w:sz w:val="36"/>
+          <w:szCs w:val="44"/>
+        </w:rPr>
+      </w:pPr>
+      <w:r>
+        <w:rPr>
+          <w:sz w:val="36"/>
+          <w:szCs w:val="44"/>
+        </w:rPr>
+        <w:t xml:space="preserve">Frontend </w:t>
+      </w:r>
+      <w:proofErr w:type="gramStart"/>
+      <w:r>
+        <w:rPr>
+          <w:sz w:val="36"/>
+          <w:szCs w:val="44"/>
+        </w:rPr>
+        <w:t>link :</w:t>
+      </w:r>
+      <w:proofErr w:type="gramEnd"/>
+      <w:r>
+        <w:rPr>
+          <w:sz w:val="36"/>
+          <w:szCs w:val="44"/>
+        </w:rPr>
+        <w:t xml:space="preserve">- </w:t>
+      </w:r>
+      <w:hyperlink r:id="rId15" w:history="1">
+        <w:r>
+          <w:rPr>
+            <w:rStyle w:val="Hyperlink"/>
+            <w:sz w:val="36"/>
+            <w:szCs w:val="44"/>
+          </w:rPr>
+          <w:t>https://campus-learn-lms-zqft.vercel.app/</w:t>
+        </w:r>
+      </w:hyperlink>
+    </w:p>
+    <w:p>
+      <w:pPr>
+        <w:rPr>
+          <w:sz w:val="36"/>
+          <w:szCs w:val="44"/>
+        </w:rPr>
+      </w:pPr>
+      <w:r>
+        <w:rPr>
+          <w:sz w:val="36"/>
+          <w:szCs w:val="44"/>
+        </w:rPr>
+        <w:t xml:space="preserve">Ai services </w:t>
+      </w:r>
+      <w:proofErr w:type="gramStart"/>
+      <w:r>
+        <w:rPr>
+          <w:sz w:val="36"/>
+          <w:szCs w:val="44"/>
+        </w:rPr>
+        <w:t>link :</w:t>
+      </w:r>
+      <w:proofErr w:type="gramEnd"/>
+      <w:r>
+        <w:rPr>
+          <w:sz w:val="36"/>
+          <w:szCs w:val="44"/>
+        </w:rPr>
+        <w:t xml:space="preserve">- </w:t>
+      </w:r>
+    </w:p>
+    <w:p>
+      <w:pPr>
+        <w:rPr>
+          <w:sz w:val="36"/>
+          <w:szCs w:val="44"/>
+        </w:rPr>
+      </w:pPr>
+    </w:p>
+    <w:p>
+      <w:pPr>
+        <w:rPr>
+          <w:sz w:val="36"/>
+          <w:szCs w:val="44"/>
+        </w:rPr>
+      </w:pPr>
+      <w:proofErr w:type="gramStart"/>
+      <w:r>
+        <w:rPr>
+          <w:sz w:val="36"/>
+          <w:szCs w:val="44"/>
+        </w:rPr>
+        <w:t>Error:-</w:t>
+      </w:r>
+      <w:proofErr w:type="gramEnd"/>
+      <w:r>
+        <w:rPr>
+          <w:sz w:val="36"/>
+          <w:szCs w:val="44"/>
+        </w:rPr>
+        <w:t xml:space="preserve"> deployment </w:t>
+      </w:r>
+    </w:p>
+    <w:p>
+      <w:pPr>
+        <w:rPr>
+          <w:sz w:val="36"/>
+          <w:szCs w:val="44"/>
+        </w:rPr>
+      </w:pPr>
+      <w:r>
+        <w:rPr>
+          <w:sz w:val="36"/>
+          <w:szCs w:val="44"/>
+        </w:rPr>
+        <w:drawing>
+          <wp:inline distT="0" distB="0" distL="0" distR="0" wp14:anchorId="071E4817" wp14:editId="7DD34395">
+            <wp:extent cx="5731510" cy="3070225"/>
+            <wp:effectExtent l="0" t="0" r="2540" b="0"/>
+            <wp:docPr id="1957102495" name="Picture 1"/>
+            <wp:cNvGraphicFramePr>
+              <a:graphicFrameLocks xmlns:a="http://schemas.openxmlformats.org/drawingml/2006/main" noChangeAspect="1"/>
+            </wp:cNvGraphicFramePr>
+            <a:graphic xmlns:a="http://schemas.openxmlformats.org/drawingml/2006/main">
+              <a:graphicData uri="http://schemas.openxmlformats.org/drawingml/2006/picture">
+                <pic:pic xmlns:pic="http://schemas.openxmlformats.org/drawingml/2006/picture">
+                  <pic:nvPicPr>
+                    <pic:cNvPr id="1957102495" name=""/>
+                    <pic:cNvPicPr/>
+                  </pic:nvPicPr>
+                  <pic:blipFill>
+                    <a:blip r:embed="rId16"/>
+                    <a:stretch>
+                      <a:fillRect/>
+                    </a:stretch>
+                  </pic:blipFill>
+                  <pic:spPr>
+                    <a:xfrm>
+                      <a:off x="0" y="0"/>
+                      <a:ext cx="5731510" cy="3070225"/>
+                    </a:xfrm>
+                    <a:prstGeom prst="rect">
+                      <a:avLst/>
+                    </a:prstGeom>
+                  </pic:spPr>
+                </pic:pic>
+              </a:graphicData>
+            </a:graphic>
+          </wp:inline>
+        </w:drawing>
+      </w:r>
+    </w:p>
+    <w:p>
+      <w:pPr>
+        <w:rPr>
+          <w:sz w:val="28"/>
+          <w:szCs w:val="36"/>
+        </w:rPr>
+      </w:pPr>
+      <w:r>
+        <w:rPr>
+          <w:b/>
+          <w:bCs/>
+          <w:sz w:val="28"/>
+          <w:szCs w:val="36"/>
+        </w:rPr>
+        <w:lastRenderedPageBreak/>
+        <w:t>404: NOT_FOUND</w:t>
+      </w:r>
+      <w:r>
+        <w:rPr>
+          <w:sz w:val="28"/>
+          <w:szCs w:val="36"/>
+        </w:rPr>
+        <w:br/>
+        <w:t>→ The URL exists in browser, but Vercel cannot find that page.</w:t>
+      </w:r>
+    </w:p>
+    <w:p>
+      <w:pPr>
+        <w:rPr>
+          <w:sz w:val="28"/>
+          <w:szCs w:val="36"/>
+        </w:rPr>
+      </w:pPr>
+      <w:r>
+        <w:rPr>
+          <w:sz w:val="28"/>
+          <w:szCs w:val="36"/>
+        </w:rPr>
+        <w:t>Your URL:</w:t>
+      </w:r>
+      <w:r>
+        <w:rPr>
+          <w:sz w:val="28"/>
+          <w:szCs w:val="36"/>
+        </w:rPr>
+        <w:br/>
+        <w:t>https://campus-learn-lms-zqft.vercel.app/register</w:t>
+      </w:r>
+    </w:p>
+    <w:p>
+      <w:pPr>
+        <w:rPr>
+          <w:sz w:val="28"/>
+          <w:szCs w:val="36"/>
+        </w:rPr>
+      </w:pPr>
+      <w:r>
+        <w:rPr>
+          <w:sz w:val="28"/>
+          <w:szCs w:val="36"/>
+        </w:rPr>
+        <w:t>Vercel is saying:</w:t>
+      </w:r>
+    </w:p>
+    <w:p>
+      <w:pPr>
+        <w:rPr>
+          <w:color w:val="EE0000"/>
+          <w:sz w:val="28"/>
+          <w:szCs w:val="36"/>
+        </w:rPr>
+      </w:pPr>
+      <w:r>
+        <w:rPr>
+          <w:sz w:val="28"/>
+          <w:szCs w:val="36"/>
+        </w:rPr>
+        <w:t>“There is no /</w:t>
+      </w:r>
+      <w:r>
+        <w:rPr>
+          <w:color w:val="EE0000"/>
+          <w:sz w:val="28"/>
+          <w:szCs w:val="36"/>
+        </w:rPr>
+        <w:t>register page available in your deployed app.”</w:t>
+      </w:r>
+    </w:p>
+    <w:p>
+      <w:pPr>
+        <w:rPr>
+          <w:b/>
+          <w:bCs/>
+          <w:color w:val="EE0000"/>
+          <w:sz w:val="28"/>
+          <w:szCs w:val="36"/>
+        </w:rPr>
+      </w:pPr>
+      <w:proofErr w:type="gramStart"/>
+      <w:r>
+        <w:rPr>
+          <w:b/>
+          <w:bCs/>
+          <w:color w:val="EE0000"/>
+          <w:sz w:val="28"/>
+          <w:szCs w:val="36"/>
+        </w:rPr>
+        <w:t>Solution:-</w:t>
+      </w:r>
+      <w:proofErr w:type="gramEnd"/>
+    </w:p>
+    <w:p>
+      <w:pPr>
+        <w:rPr>
+          <w:b/>
+          <w:bCs/>
+          <w:color w:val="EE0000"/>
+          <w:sz w:val="28"/>
+          <w:szCs w:val="36"/>
+        </w:rPr>
+      </w:pPr>
+    </w:p>
+    <w:p>
+      <w:pPr>
+        <w:rPr>
+          <w:sz w:val="36"/>
+          <w:szCs w:val="44"/>
+        </w:rPr>
+      </w:pPr>
+    </w:p>
+    <w:p>
+      <w:pPr>
+        <w:rPr>
+          <w:b/>
+          <w:bCs/>
+          <w:sz w:val="32"/>
+          <w:szCs w:val="40"/>
+        </w:rPr>
+      </w:pPr>
+    </w:p>
+    <w:p>
+      <w:pPr>
+        <w:rPr>
+          <w:b/>
+          <w:bCs/>
+          <w:sz w:val="32"/>
+          <w:szCs w:val="40"/>
+        </w:rPr>
+      </w:pPr>
+      <w:r>
+        <w:rPr>
           <w:b/>
           <w:bCs/>
           <w:sz w:val="32"/>
@@ -19560,8 +22081,455 @@
         </w:tabs>
         <w:ind w:left="360"/>
         <w:rPr>
-          <w:sz w:val="32"/>
-          <w:szCs w:val="40"/>
+          <w:b/>
+          <w:bCs/>
+          <w:sz w:val="36"/>
+          <w:szCs w:val="44"/>
+        </w:rPr>
+      </w:pPr>
+      <w:r>
+        <w:rPr>
+          <w:b/>
+          <w:bCs/>
+          <w:sz w:val="40"/>
+          <w:szCs w:val="48"/>
+        </w:rPr>
+        <w:lastRenderedPageBreak/>
+        <w:t xml:space="preserve">New </w:t>
+      </w:r>
+      <w:proofErr w:type="gramStart"/>
+      <w:r>
+        <w:rPr>
+          <w:b/>
+          <w:bCs/>
+          <w:sz w:val="40"/>
+          <w:szCs w:val="48"/>
+        </w:rPr>
+        <w:t>feature :</w:t>
+      </w:r>
+      <w:proofErr w:type="gramEnd"/>
+      <w:r>
+        <w:rPr>
+          <w:b/>
+          <w:bCs/>
+          <w:sz w:val="40"/>
+          <w:szCs w:val="48"/>
+        </w:rPr>
+        <w:t xml:space="preserve">-  </w:t>
+      </w:r>
+      <w:r>
+        <w:rPr>
+          <w:b/>
+          <w:bCs/>
+          <w:sz w:val="36"/>
+          <w:szCs w:val="44"/>
+        </w:rPr>
+        <w:t>track uploaded asignment link</w:t>
+      </w:r>
+      <w:r>
+        <w:rPr>
+          <w:b/>
+          <w:bCs/>
+          <w:sz w:val="36"/>
+          <w:szCs w:val="44"/>
+        </w:rPr>
+        <w:t>:</w:t>
+      </w:r>
+    </w:p>
+    <w:p>
+      <w:pPr>
+        <w:tabs>
+          <w:tab w:val="left" w:pos="996"/>
+        </w:tabs>
+        <w:ind w:left="360"/>
+        <w:rPr>
+          <w:b/>
+          <w:bCs/>
+          <w:sz w:val="36"/>
+          <w:szCs w:val="44"/>
+        </w:rPr>
+      </w:pPr>
+      <w:r>
+        <w:rPr>
+          <w:b/>
+          <w:bCs/>
+          <w:sz w:val="36"/>
+          <w:szCs w:val="44"/>
+        </w:rPr>
+        <w:t>1.createassignment</w:t>
+      </w:r>
+    </w:p>
+    <w:p>
+      <w:pPr>
+        <w:tabs>
+          <w:tab w:val="left" w:pos="996"/>
+        </w:tabs>
+        <w:ind w:left="360"/>
+        <w:rPr>
+          <w:b/>
+          <w:bCs/>
+          <w:sz w:val="36"/>
+          <w:szCs w:val="44"/>
+        </w:rPr>
+      </w:pPr>
+      <w:r>
+        <w:rPr>
+          <w:b/>
+          <w:bCs/>
+          <w:sz w:val="36"/>
+          <w:szCs w:val="44"/>
+        </w:rPr>
+        <w:t>2.assignmentSubmission</w:t>
+      </w:r>
+    </w:p>
+    <w:p>
+      <w:pPr>
+        <w:tabs>
+          <w:tab w:val="left" w:pos="996"/>
+        </w:tabs>
+        <w:ind w:left="360"/>
+        <w:rPr>
+          <w:b/>
+          <w:bCs/>
+          <w:sz w:val="36"/>
+          <w:szCs w:val="44"/>
+        </w:rPr>
+      </w:pPr>
+      <w:r>
+        <w:rPr>
+          <w:b/>
+          <w:bCs/>
+          <w:sz w:val="36"/>
+          <w:szCs w:val="44"/>
+        </w:rPr>
+        <w:t>3.studentAssignment</w:t>
+      </w:r>
+    </w:p>
+    <w:p>
+      <w:pPr>
+        <w:tabs>
+          <w:tab w:val="left" w:pos="996"/>
+        </w:tabs>
+        <w:ind w:left="360"/>
+        <w:rPr>
+          <w:b/>
+          <w:bCs/>
+          <w:sz w:val="36"/>
+          <w:szCs w:val="44"/>
+        </w:rPr>
+      </w:pPr>
+      <w:r>
+        <w:rPr>
+          <w:b/>
+          <w:bCs/>
+          <w:sz w:val="36"/>
+          <w:szCs w:val="44"/>
+        </w:rPr>
+        <w:t>4.TeacherAssingment</w:t>
+      </w:r>
+    </w:p>
+    <w:p>
+      <w:pPr>
+        <w:tabs>
+          <w:tab w:val="left" w:pos="996"/>
+        </w:tabs>
+        <w:ind w:left="360"/>
+        <w:rPr>
+          <w:b/>
+          <w:bCs/>
+          <w:sz w:val="44"/>
+          <w:szCs w:val="52"/>
+        </w:rPr>
+      </w:pPr>
+      <w:r>
+        <w:rPr>
+          <w:b/>
+          <w:bCs/>
+          <w:sz w:val="44"/>
+          <w:szCs w:val="52"/>
+        </w:rPr>
+        <w:t xml:space="preserve">Improve </w:t>
+      </w:r>
+      <w:proofErr w:type="gramStart"/>
+      <w:r>
+        <w:rPr>
+          <w:b/>
+          <w:bCs/>
+          <w:sz w:val="44"/>
+          <w:szCs w:val="52"/>
+        </w:rPr>
+        <w:t>registration</w:t>
+      </w:r>
+      <w:r>
+        <w:rPr>
+          <w:b/>
+          <w:bCs/>
+          <w:sz w:val="44"/>
+          <w:szCs w:val="52"/>
+        </w:rPr>
+        <w:t xml:space="preserve"> </w:t>
+      </w:r>
+      <w:r>
+        <w:rPr>
+          <w:b/>
+          <w:bCs/>
+          <w:sz w:val="44"/>
+          <w:szCs w:val="52"/>
+        </w:rPr>
+        <w:t>:</w:t>
+      </w:r>
+      <w:proofErr w:type="gramEnd"/>
+      <w:r>
+        <w:rPr>
+          <w:b/>
+          <w:bCs/>
+          <w:sz w:val="44"/>
+          <w:szCs w:val="52"/>
+        </w:rPr>
+        <w:t>-</w:t>
+      </w:r>
+    </w:p>
+    <w:p>
+      <w:pPr>
+        <w:tabs>
+          <w:tab w:val="left" w:pos="996"/>
+        </w:tabs>
+        <w:ind w:left="360"/>
+        <w:rPr>
+          <w:sz w:val="44"/>
+          <w:szCs w:val="52"/>
+        </w:rPr>
+      </w:pPr>
+      <w:r>
+        <w:rPr>
+          <w:b/>
+          <w:bCs/>
+          <w:sz w:val="44"/>
+          <w:szCs w:val="52"/>
+        </w:rPr>
+        <w:t xml:space="preserve">Otp </w:t>
+      </w:r>
+      <w:proofErr w:type="gramStart"/>
+      <w:r>
+        <w:rPr>
+          <w:b/>
+          <w:bCs/>
+          <w:sz w:val="44"/>
+          <w:szCs w:val="52"/>
+        </w:rPr>
+        <w:t>verify :</w:t>
+      </w:r>
+      <w:proofErr w:type="gramEnd"/>
+      <w:r>
+        <w:rPr>
+          <w:b/>
+          <w:bCs/>
+          <w:sz w:val="44"/>
+          <w:szCs w:val="52"/>
+        </w:rPr>
+        <w:t xml:space="preserve">- </w:t>
+      </w:r>
+      <w:r>
+        <w:rPr>
+          <w:sz w:val="44"/>
+          <w:szCs w:val="52"/>
+        </w:rPr>
+        <w:t>registra</w:t>
+      </w:r>
+      <w:r>
+        <w:rPr>
+          <w:sz w:val="44"/>
+          <w:szCs w:val="52"/>
+        </w:rPr>
+        <w:t>ti</w:t>
+      </w:r>
+      <w:r>
+        <w:rPr>
+          <w:sz w:val="44"/>
+          <w:szCs w:val="52"/>
+        </w:rPr>
+        <w:t>onOtp.js</w:t>
+      </w:r>
+    </w:p>
+    <w:p>
+      <w:pPr>
+        <w:tabs>
+          <w:tab w:val="left" w:pos="996"/>
+        </w:tabs>
+        <w:ind w:left="360"/>
+        <w:rPr>
+          <w:sz w:val="32"/>
+          <w:szCs w:val="40"/>
+        </w:rPr>
+      </w:pPr>
+      <w:r>
+        <w:rPr>
+          <w:sz w:val="32"/>
+          <w:szCs w:val="40"/>
+        </w:rPr>
+        <w:sym w:font="Wingdings" w:char="F0E0"/>
+      </w:r>
+      <w:r>
+        <w:rPr>
+          <w:sz w:val="32"/>
+          <w:szCs w:val="40"/>
+        </w:rPr>
+        <w:t xml:space="preserve"> </w:t>
+      </w:r>
+      <w:r>
+        <w:rPr>
+          <w:sz w:val="32"/>
+          <w:szCs w:val="40"/>
+        </w:rPr>
+        <w:t>Update user.js</w:t>
+      </w:r>
+    </w:p>
+    <w:p>
+      <w:pPr>
+        <w:tabs>
+          <w:tab w:val="left" w:pos="996"/>
+        </w:tabs>
+        <w:rPr>
+          <w:sz w:val="32"/>
+          <w:szCs w:val="40"/>
+        </w:rPr>
+      </w:pPr>
+      <w:r>
+        <w:rPr>
+          <w:sz w:val="32"/>
+          <w:szCs w:val="40"/>
+        </w:rPr>
+        <w:t xml:space="preserve">     </w:t>
+      </w:r>
+      <w:r>
+        <w:rPr>
+          <w:sz w:val="32"/>
+          <w:szCs w:val="40"/>
+        </w:rPr>
+        <w:sym w:font="Wingdings" w:char="F0E0"/>
+      </w:r>
+      <w:r>
+        <w:rPr>
+          <w:sz w:val="32"/>
+          <w:szCs w:val="40"/>
+        </w:rPr>
+        <w:t xml:space="preserve"> </w:t>
+      </w:r>
+      <w:r>
+        <w:rPr>
+          <w:sz w:val="32"/>
+          <w:szCs w:val="40"/>
+        </w:rPr>
+        <w:t>Update authRoute.js</w:t>
+      </w:r>
+    </w:p>
+    <w:p>
+      <w:pPr>
+        <w:pStyle w:val="ListParagraph"/>
+        <w:numPr>
+          <w:ilvl w:val="0"/>
+          <w:numId w:val="42"/>
+        </w:numPr>
+        <w:tabs>
+          <w:tab w:val="left" w:pos="996"/>
+        </w:tabs>
+        <w:rPr>
+          <w:sz w:val="32"/>
+          <w:szCs w:val="40"/>
+        </w:rPr>
+      </w:pPr>
+      <w:r>
+        <w:rPr>
+          <w:sz w:val="32"/>
+          <w:szCs w:val="40"/>
+        </w:rPr>
+        <w:t>Register.jsx</w:t>
+      </w:r>
+    </w:p>
+    <w:p>
+      <w:pPr>
+        <w:pBdr>
+          <w:top w:val="single" w:sz="4" w:space="1" w:color="auto"/>
+          <w:left w:val="single" w:sz="4" w:space="4" w:color="auto"/>
+          <w:bottom w:val="single" w:sz="4" w:space="1" w:color="auto"/>
+          <w:right w:val="single" w:sz="4" w:space="4" w:color="auto"/>
+        </w:pBdr>
+        <w:tabs>
+          <w:tab w:val="left" w:pos="996"/>
+        </w:tabs>
+        <w:ind w:left="360"/>
+        <w:rPr>
+          <w:color w:val="EE0000"/>
+          <w:sz w:val="32"/>
+          <w:szCs w:val="40"/>
+        </w:rPr>
+      </w:pPr>
+      <w:r>
+        <w:rPr>
+          <w:color w:val="EE0000"/>
+          <w:sz w:val="32"/>
+          <w:szCs w:val="40"/>
+        </w:rPr>
+        <w:t>:5000/api/auth/send-registration-otp:1 Failed to load resource: the server responded with a status of 503 (Service Unavailable)</w:t>
+      </w:r>
+    </w:p>
+    <w:p>
+      <w:pPr>
+        <w:tabs>
+          <w:tab w:val="left" w:pos="996"/>
+        </w:tabs>
+        <w:rPr>
+          <w:sz w:val="32"/>
+          <w:szCs w:val="40"/>
+        </w:rPr>
+      </w:pPr>
+      <w:r>
+        <w:rPr>
+          <w:sz w:val="32"/>
+          <w:szCs w:val="40"/>
+        </w:rPr>
+        <w:t xml:space="preserve">    </w:t>
+      </w:r>
+    </w:p>
+    <w:p>
+      <w:pPr>
+        <w:tabs>
+          <w:tab w:val="left" w:pos="996"/>
+        </w:tabs>
+        <w:ind w:left="360"/>
+        <w:rPr>
+          <w:b/>
+          <w:bCs/>
+          <w:sz w:val="44"/>
+          <w:szCs w:val="52"/>
+        </w:rPr>
+      </w:pPr>
+    </w:p>
+    <w:p>
+      <w:pPr>
+        <w:tabs>
+          <w:tab w:val="left" w:pos="996"/>
+        </w:tabs>
+        <w:ind w:left="360"/>
+        <w:rPr>
+          <w:b/>
+          <w:bCs/>
+          <w:sz w:val="44"/>
+          <w:szCs w:val="52"/>
+        </w:rPr>
+      </w:pPr>
+    </w:p>
+    <w:p>
+      <w:pPr>
+        <w:tabs>
+          <w:tab w:val="left" w:pos="996"/>
+        </w:tabs>
+        <w:ind w:left="360"/>
+        <w:rPr>
+          <w:b/>
+          <w:bCs/>
+          <w:sz w:val="36"/>
+          <w:szCs w:val="44"/>
         </w:rPr>
       </w:pPr>
     </w:p>
@@ -19733,7 +22701,7 @@
         <v:path o:extrusionok="f" gradientshapeok="t" o:connecttype="rect"/>
         <o:lock v:ext="edit" aspectratio="t"/>
       </v:shapetype>
-      <v:shape id="_x0000_i1025" type="#_x0000_t75" style="width:11.25pt;height:11.25pt" o:bullet="t">
+      <v:shape id="_x0000_i1025" type="#_x0000_t75" style="width:11.4pt;height:11.4pt" o:bullet="t">
         <v:imagedata r:id="rId1" o:title="mso2762"/>
       </v:shape>
     </w:pict>

--- a/Campuslearn.docx
+++ b/Campuslearn.docx
@@ -21810,6 +21810,14 @@
           <w:szCs w:val="44"/>
         </w:rPr>
       </w:pPr>
+    </w:p>
+    <w:p>
+      <w:pPr>
+        <w:rPr>
+          <w:sz w:val="36"/>
+          <w:szCs w:val="44"/>
+        </w:rPr>
+      </w:pPr>
       <w:r>
         <w:rPr>
           <w:sz w:val="36"/>
@@ -21917,6 +21925,11 @@
     </w:p>
     <w:p>
       <w:pPr>
+        <w:pStyle w:val="ListParagraph"/>
+        <w:numPr>
+          <w:ilvl w:val="0"/>
+          <w:numId w:val="46"/>
+        </w:numPr>
         <w:rPr>
           <w:sz w:val="28"/>
           <w:szCs w:val="36"/>
@@ -22025,6 +22038,261 @@
         <w:t>Solution:-</w:t>
       </w:r>
       <w:proofErr w:type="gramEnd"/>
+    </w:p>
+    <w:p>
+      <w:pPr>
+        <w:pBdr>
+          <w:top w:val="single" w:sz="4" w:space="1" w:color="auto"/>
+          <w:left w:val="single" w:sz="4" w:space="4" w:color="auto"/>
+          <w:bottom w:val="single" w:sz="4" w:space="1" w:color="auto"/>
+          <w:right w:val="single" w:sz="4" w:space="4" w:color="auto"/>
+        </w:pBdr>
+        <w:rPr>
+          <w:color w:val="000000" w:themeColor="text1"/>
+        </w:rPr>
+      </w:pPr>
+      <w:r>
+        <w:rPr>
+          <w:color w:val="000000" w:themeColor="text1"/>
+        </w:rPr>
+        <w:t xml:space="preserve">In </w:t>
+      </w:r>
+      <w:proofErr w:type="gramStart"/>
+      <w:r>
+        <w:rPr>
+          <w:color w:val="000000" w:themeColor="text1"/>
+        </w:rPr>
+        <w:t>vercel.json</w:t>
+      </w:r>
+      <w:proofErr w:type="gramEnd"/>
+      <w:r>
+        <w:rPr>
+          <w:color w:val="000000" w:themeColor="text1"/>
+        </w:rPr>
+        <w:t xml:space="preserve"> - frontend</w:t>
+      </w:r>
+    </w:p>
+    <w:p>
+      <w:pPr>
+        <w:pBdr>
+          <w:top w:val="single" w:sz="4" w:space="1" w:color="auto"/>
+          <w:left w:val="single" w:sz="4" w:space="4" w:color="auto"/>
+          <w:bottom w:val="single" w:sz="4" w:space="1" w:color="auto"/>
+          <w:right w:val="single" w:sz="4" w:space="4" w:color="auto"/>
+        </w:pBdr>
+        <w:rPr>
+          <w:color w:val="000000" w:themeColor="text1"/>
+        </w:rPr>
+      </w:pPr>
+      <w:r>
+        <w:rPr>
+          <w:color w:val="000000" w:themeColor="text1"/>
+        </w:rPr>
+        <w:t>{</w:t>
+      </w:r>
+    </w:p>
+    <w:p>
+      <w:pPr>
+        <w:pBdr>
+          <w:top w:val="single" w:sz="4" w:space="1" w:color="auto"/>
+          <w:left w:val="single" w:sz="4" w:space="4" w:color="auto"/>
+          <w:bottom w:val="single" w:sz="4" w:space="1" w:color="auto"/>
+          <w:right w:val="single" w:sz="4" w:space="4" w:color="auto"/>
+        </w:pBdr>
+        <w:rPr>
+          <w:color w:val="000000" w:themeColor="text1"/>
+        </w:rPr>
+      </w:pPr>
+      <w:r>
+        <w:rPr>
+          <w:color w:val="000000" w:themeColor="text1"/>
+        </w:rPr>
+        <w:t xml:space="preserve">  "rewrites": [</w:t>
+      </w:r>
+    </w:p>
+    <w:p>
+      <w:pPr>
+        <w:pBdr>
+          <w:top w:val="single" w:sz="4" w:space="1" w:color="auto"/>
+          <w:left w:val="single" w:sz="4" w:space="4" w:color="auto"/>
+          <w:bottom w:val="single" w:sz="4" w:space="1" w:color="auto"/>
+          <w:right w:val="single" w:sz="4" w:space="4" w:color="auto"/>
+        </w:pBdr>
+        <w:rPr>
+          <w:color w:val="000000" w:themeColor="text1"/>
+        </w:rPr>
+      </w:pPr>
+      <w:r>
+        <w:rPr>
+          <w:color w:val="000000" w:themeColor="text1"/>
+        </w:rPr>
+        <w:t xml:space="preserve">    </w:t>
+      </w:r>
+      <w:proofErr w:type="gramStart"/>
+      <w:r>
+        <w:rPr>
+          <w:color w:val="000000" w:themeColor="text1"/>
+        </w:rPr>
+        <w:t>{ "</w:t>
+      </w:r>
+      <w:proofErr w:type="gramEnd"/>
+      <w:r>
+        <w:rPr>
+          <w:color w:val="000000" w:themeColor="text1"/>
+        </w:rPr>
+        <w:t>source": "</w:t>
+      </w:r>
+      <w:proofErr w:type="gramStart"/>
+      <w:r>
+        <w:rPr>
+          <w:color w:val="000000" w:themeColor="text1"/>
+        </w:rPr>
+        <w:t>/(</w:t>
+      </w:r>
+      <w:proofErr w:type="gramEnd"/>
+      <w:r>
+        <w:rPr>
+          <w:color w:val="000000" w:themeColor="text1"/>
+        </w:rPr>
+        <w:t>.*)", "destination": "/</w:t>
+      </w:r>
+      <w:proofErr w:type="gramStart"/>
+      <w:r>
+        <w:rPr>
+          <w:color w:val="000000" w:themeColor="text1"/>
+        </w:rPr>
+        <w:t>" }</w:t>
+      </w:r>
+      <w:proofErr w:type="gramEnd"/>
+    </w:p>
+    <w:p>
+      <w:pPr>
+        <w:pBdr>
+          <w:top w:val="single" w:sz="4" w:space="1" w:color="auto"/>
+          <w:left w:val="single" w:sz="4" w:space="4" w:color="auto"/>
+          <w:bottom w:val="single" w:sz="4" w:space="1" w:color="auto"/>
+          <w:right w:val="single" w:sz="4" w:space="4" w:color="auto"/>
+        </w:pBdr>
+        <w:rPr>
+          <w:color w:val="000000" w:themeColor="text1"/>
+        </w:rPr>
+      </w:pPr>
+      <w:r>
+        <w:rPr>
+          <w:color w:val="000000" w:themeColor="text1"/>
+        </w:rPr>
+        <w:t xml:space="preserve">  ]</w:t>
+      </w:r>
+    </w:p>
+    <w:p>
+      <w:pPr>
+        <w:pBdr>
+          <w:top w:val="single" w:sz="4" w:space="1" w:color="auto"/>
+          <w:left w:val="single" w:sz="4" w:space="4" w:color="auto"/>
+          <w:bottom w:val="single" w:sz="4" w:space="1" w:color="auto"/>
+          <w:right w:val="single" w:sz="4" w:space="4" w:color="auto"/>
+        </w:pBdr>
+        <w:rPr>
+          <w:color w:val="000000" w:themeColor="text1"/>
+        </w:rPr>
+      </w:pPr>
+      <w:r>
+        <w:rPr>
+          <w:color w:val="000000" w:themeColor="text1"/>
+        </w:rPr>
+        <w:t>}</w:t>
+      </w:r>
+    </w:p>
+    <w:p>
+      <w:pPr>
+        <w:rPr>
+          <w:b/>
+          <w:bCs/>
+          <w:color w:val="EE0000"/>
+          <w:sz w:val="28"/>
+          <w:szCs w:val="36"/>
+        </w:rPr>
+      </w:pPr>
+    </w:p>
+    <w:p>
+      <w:pPr>
+        <w:pStyle w:val="ListParagraph"/>
+        <w:numPr>
+          <w:ilvl w:val="0"/>
+          <w:numId w:val="46"/>
+        </w:numPr>
+        <w:rPr>
+          <w:b/>
+          <w:bCs/>
+          <w:color w:val="000000" w:themeColor="text1"/>
+          <w:sz w:val="28"/>
+          <w:szCs w:val="36"/>
+        </w:rPr>
+      </w:pPr>
+      <w:r>
+        <w:rPr>
+          <w:b/>
+          <w:bCs/>
+          <w:color w:val="EE0000"/>
+          <w:sz w:val="28"/>
+          <w:szCs w:val="36"/>
+        </w:rPr>
+        <w:t xml:space="preserve">=&gt; </w:t>
+      </w:r>
+      <w:r>
+        <w:rPr>
+          <w:b/>
+          <w:bCs/>
+          <w:color w:val="000000" w:themeColor="text1"/>
+          <w:sz w:val="28"/>
+          <w:szCs w:val="36"/>
+        </w:rPr>
+        <w:t>No open ports detected, continuing to scan... ==&gt; Docs on specifying a port: https://render.com/docs/web-services#port-binding ==&gt; No open ports detected, continuing to scan... ==&gt; Docs on specifying a port: https://render.com/docs/web-services#port-binding ==&gt; No open ports detected, continuing to scan...</w:t>
+      </w:r>
+    </w:p>
+    <w:p>
+      <w:pPr>
+        <w:rPr>
+          <w:b/>
+          <w:bCs/>
+          <w:color w:val="EE0000"/>
+          <w:sz w:val="28"/>
+          <w:szCs w:val="36"/>
+        </w:rPr>
+      </w:pPr>
+      <w:proofErr w:type="gramStart"/>
+      <w:r>
+        <w:rPr>
+          <w:b/>
+          <w:bCs/>
+          <w:color w:val="EE0000"/>
+          <w:sz w:val="28"/>
+          <w:szCs w:val="36"/>
+        </w:rPr>
+        <w:t>Solution:-</w:t>
+      </w:r>
+      <w:proofErr w:type="gramEnd"/>
+      <w:r>
+        <w:rPr>
+          <w:b/>
+          <w:bCs/>
+          <w:color w:val="EE0000"/>
+          <w:sz w:val="28"/>
+          <w:szCs w:val="36"/>
+        </w:rPr>
+        <w:t xml:space="preserve"> </w:t>
+      </w:r>
+    </w:p>
+    <w:p>
+      <w:pPr>
+        <w:rPr>
+          <w:b/>
+          <w:bCs/>
+          <w:color w:val="EE0000"/>
+          <w:sz w:val="28"/>
+          <w:szCs w:val="36"/>
+        </w:rPr>
+      </w:pPr>
     </w:p>
     <w:p>
       <w:pPr>
@@ -27762,6 +28030,96 @@
     </w:lvl>
   </w:abstractNum>
   <w:abstractNum w:abstractNumId="43" w15:restartNumberingAfterBreak="0">
+    <w:nsid w:val="7AE57927"/>
+    <w:multiLevelType w:val="hybridMultilevel"/>
+    <w:tmpl w:val="54CECB5C"/>
+    <w:lvl w:ilvl="0" w:tplc="74C296B6">
+      <w:start w:val="1"/>
+      <w:numFmt w:val="decimal"/>
+      <w:lvlText w:val="%1."/>
+      <w:lvlJc w:val="left"/>
+      <w:pPr>
+        <w:ind w:left="720" w:hanging="360"/>
+      </w:pPr>
+      <w:rPr>
+        <w:rFonts w:hint="default"/>
+        <w:b/>
+      </w:rPr>
+    </w:lvl>
+    <w:lvl w:ilvl="1" w:tplc="40090019" w:tentative="1">
+      <w:start w:val="1"/>
+      <w:numFmt w:val="lowerLetter"/>
+      <w:lvlText w:val="%2."/>
+      <w:lvlJc w:val="left"/>
+      <w:pPr>
+        <w:ind w:left="1440" w:hanging="360"/>
+      </w:pPr>
+    </w:lvl>
+    <w:lvl w:ilvl="2" w:tplc="4009001B" w:tentative="1">
+      <w:start w:val="1"/>
+      <w:numFmt w:val="lowerRoman"/>
+      <w:lvlText w:val="%3."/>
+      <w:lvlJc w:val="right"/>
+      <w:pPr>
+        <w:ind w:left="2160" w:hanging="180"/>
+      </w:pPr>
+    </w:lvl>
+    <w:lvl w:ilvl="3" w:tplc="4009000F" w:tentative="1">
+      <w:start w:val="1"/>
+      <w:numFmt w:val="decimal"/>
+      <w:lvlText w:val="%4."/>
+      <w:lvlJc w:val="left"/>
+      <w:pPr>
+        <w:ind w:left="2880" w:hanging="360"/>
+      </w:pPr>
+    </w:lvl>
+    <w:lvl w:ilvl="4" w:tplc="40090019" w:tentative="1">
+      <w:start w:val="1"/>
+      <w:numFmt w:val="lowerLetter"/>
+      <w:lvlText w:val="%5."/>
+      <w:lvlJc w:val="left"/>
+      <w:pPr>
+        <w:ind w:left="3600" w:hanging="360"/>
+      </w:pPr>
+    </w:lvl>
+    <w:lvl w:ilvl="5" w:tplc="4009001B" w:tentative="1">
+      <w:start w:val="1"/>
+      <w:numFmt w:val="lowerRoman"/>
+      <w:lvlText w:val="%6."/>
+      <w:lvlJc w:val="right"/>
+      <w:pPr>
+        <w:ind w:left="4320" w:hanging="180"/>
+      </w:pPr>
+    </w:lvl>
+    <w:lvl w:ilvl="6" w:tplc="4009000F" w:tentative="1">
+      <w:start w:val="1"/>
+      <w:numFmt w:val="decimal"/>
+      <w:lvlText w:val="%7."/>
+      <w:lvlJc w:val="left"/>
+      <w:pPr>
+        <w:ind w:left="5040" w:hanging="360"/>
+      </w:pPr>
+    </w:lvl>
+    <w:lvl w:ilvl="7" w:tplc="40090019" w:tentative="1">
+      <w:start w:val="1"/>
+      <w:numFmt w:val="lowerLetter"/>
+      <w:lvlText w:val="%8."/>
+      <w:lvlJc w:val="left"/>
+      <w:pPr>
+        <w:ind w:left="5760" w:hanging="360"/>
+      </w:pPr>
+    </w:lvl>
+    <w:lvl w:ilvl="8" w:tplc="4009001B" w:tentative="1">
+      <w:start w:val="1"/>
+      <w:numFmt w:val="lowerRoman"/>
+      <w:lvlText w:val="%9."/>
+      <w:lvlJc w:val="right"/>
+      <w:pPr>
+        <w:ind w:left="6480" w:hanging="180"/>
+      </w:pPr>
+    </w:lvl>
+  </w:abstractNum>
+  <w:abstractNum w:abstractNumId="44" w15:restartNumberingAfterBreak="0">
     <w:nsid w:val="7AF02E32"/>
     <w:multiLevelType w:val="hybridMultilevel"/>
     <w:tmpl w:val="B94C1978"/>
@@ -27874,7 +28232,7 @@
       </w:rPr>
     </w:lvl>
   </w:abstractNum>
-  <w:abstractNum w:abstractNumId="44" w15:restartNumberingAfterBreak="0">
+  <w:abstractNum w:abstractNumId="45" w15:restartNumberingAfterBreak="0">
     <w:nsid w:val="7F7D310F"/>
     <w:multiLevelType w:val="hybridMultilevel"/>
     <w:tmpl w:val="23FA7922"/>
@@ -28043,7 +28401,7 @@
     <w:abstractNumId w:val="23"/>
   </w:num>
   <w:num w:numId="19" w16cid:durableId="1968506012">
-    <w:abstractNumId w:val="44"/>
+    <w:abstractNumId w:val="45"/>
   </w:num>
   <w:num w:numId="20" w16cid:durableId="1783644638">
     <w:abstractNumId w:val="5"/>
@@ -28112,7 +28470,7 @@
     <w:abstractNumId w:val="29"/>
   </w:num>
   <w:num w:numId="42" w16cid:durableId="1529024471">
-    <w:abstractNumId w:val="43"/>
+    <w:abstractNumId w:val="44"/>
   </w:num>
   <w:num w:numId="43" w16cid:durableId="245186664">
     <w:abstractNumId w:val="16"/>
@@ -28122,6 +28480,9 @@
   </w:num>
   <w:num w:numId="45" w16cid:durableId="2122331548">
     <w:abstractNumId w:val="34"/>
+  </w:num>
+  <w:num w:numId="46" w16cid:durableId="1944067154">
+    <w:abstractNumId w:val="43"/>
   </w:num>
 </w:numbering>
 </file>

--- a/Campuslearn.docx
+++ b/Campuslearn.docx
@@ -22205,14 +22205,76 @@
     </w:p>
     <w:p>
       <w:pPr>
-        <w:rPr>
-          <w:b/>
-          <w:bCs/>
-          <w:color w:val="EE0000"/>
-          <w:sz w:val="28"/>
-          <w:szCs w:val="36"/>
-        </w:rPr>
-      </w:pPr>
+        <w:pBdr>
+          <w:top w:val="single" w:sz="4" w:space="1" w:color="auto"/>
+          <w:left w:val="single" w:sz="4" w:space="4" w:color="auto"/>
+          <w:bottom w:val="single" w:sz="4" w:space="1" w:color="auto"/>
+          <w:right w:val="single" w:sz="4" w:space="4" w:color="auto"/>
+        </w:pBdr>
+        <w:rPr>
+          <w:b/>
+          <w:bCs/>
+          <w:color w:val="EE0000"/>
+          <w:sz w:val="28"/>
+          <w:szCs w:val="36"/>
+        </w:rPr>
+      </w:pPr>
+      <w:r>
+        <w:rPr>
+          <w:b/>
+          <w:bCs/>
+          <w:color w:val="EE0000"/>
+          <w:sz w:val="28"/>
+          <w:szCs w:val="36"/>
+          <w:highlight w:val="yellow"/>
+        </w:rPr>
+        <w:t xml:space="preserve">Basically – you have to add link of </w:t>
+      </w:r>
+      <w:r>
+        <w:rPr>
+          <w:b/>
+          <w:bCs/>
+          <w:color w:val="EE0000"/>
+          <w:sz w:val="28"/>
+          <w:szCs w:val="36"/>
+          <w:highlight w:val="yellow"/>
+        </w:rPr>
+        <w:t xml:space="preserve">deploy </w:t>
+      </w:r>
+      <w:r>
+        <w:rPr>
+          <w:b/>
+          <w:bCs/>
+          <w:color w:val="EE0000"/>
+          <w:sz w:val="28"/>
+          <w:szCs w:val="36"/>
+          <w:highlight w:val="yellow"/>
+        </w:rPr>
+        <w:t xml:space="preserve">backend on api.js of </w:t>
+      </w:r>
+      <w:proofErr w:type="gramStart"/>
+      <w:r>
+        <w:rPr>
+          <w:b/>
+          <w:bCs/>
+          <w:color w:val="EE0000"/>
+          <w:sz w:val="28"/>
+          <w:szCs w:val="36"/>
+          <w:highlight w:val="yellow"/>
+        </w:rPr>
+        <w:t>frontend</w:t>
+      </w:r>
+      <w:r>
+        <w:rPr>
+          <w:b/>
+          <w:bCs/>
+          <w:color w:val="EE0000"/>
+          <w:sz w:val="28"/>
+          <w:szCs w:val="36"/>
+        </w:rPr>
+        <w:t xml:space="preserve"> .</w:t>
+      </w:r>
+      <w:proofErr w:type="gramEnd"/>
     </w:p>
     <w:p>
       <w:pPr>

--- a/Campuslearn.docx
+++ b/Campuslearn.docx
@@ -22048,12 +22048,224 @@
           <w:right w:val="single" w:sz="4" w:space="4" w:color="auto"/>
         </w:pBdr>
         <w:rPr>
+          <w:b/>
+          <w:bCs/>
+          <w:color w:val="EE0000"/>
+          <w:sz w:val="28"/>
+          <w:szCs w:val="36"/>
+        </w:rPr>
+      </w:pPr>
+      <w:r>
+        <w:rPr>
+          <w:b/>
+          <w:bCs/>
+          <w:color w:val="EE0000"/>
+          <w:sz w:val="28"/>
+          <w:szCs w:val="36"/>
+          <w:highlight w:val="yellow"/>
+        </w:rPr>
+        <w:t xml:space="preserve">Basically – you have to add link of </w:t>
+      </w:r>
+      <w:r>
+        <w:rPr>
+          <w:b/>
+          <w:bCs/>
+          <w:color w:val="EE0000"/>
+          <w:sz w:val="28"/>
+          <w:szCs w:val="36"/>
+          <w:highlight w:val="yellow"/>
+        </w:rPr>
+        <w:t xml:space="preserve">deploy </w:t>
+      </w:r>
+      <w:r>
+        <w:rPr>
+          <w:b/>
+          <w:bCs/>
+          <w:color w:val="EE0000"/>
+          <w:sz w:val="28"/>
+          <w:szCs w:val="36"/>
+          <w:highlight w:val="yellow"/>
+        </w:rPr>
+        <w:t xml:space="preserve">backend on api.js of </w:t>
+      </w:r>
+      <w:proofErr w:type="gramStart"/>
+      <w:r>
+        <w:rPr>
+          <w:b/>
+          <w:bCs/>
+          <w:color w:val="EE0000"/>
+          <w:sz w:val="28"/>
+          <w:szCs w:val="36"/>
+          <w:highlight w:val="yellow"/>
+        </w:rPr>
+        <w:t>frontend</w:t>
+      </w:r>
+      <w:r>
+        <w:rPr>
+          <w:b/>
+          <w:bCs/>
+          <w:color w:val="EE0000"/>
+          <w:sz w:val="28"/>
+          <w:szCs w:val="36"/>
+        </w:rPr>
+        <w:t xml:space="preserve"> .</w:t>
+      </w:r>
+      <w:proofErr w:type="gramEnd"/>
+    </w:p>
+    <w:p>
+      <w:pPr>
+        <w:pBdr>
+          <w:top w:val="single" w:sz="4" w:space="1" w:color="auto"/>
+          <w:left w:val="single" w:sz="4" w:space="4" w:color="auto"/>
+          <w:bottom w:val="single" w:sz="4" w:space="1" w:color="auto"/>
+          <w:right w:val="single" w:sz="4" w:space="4" w:color="auto"/>
+        </w:pBdr>
+        <w:rPr>
+          <w:b/>
+          <w:bCs/>
+          <w:color w:val="EE0000"/>
+          <w:sz w:val="28"/>
+          <w:szCs w:val="36"/>
+        </w:rPr>
+      </w:pPr>
+    </w:p>
+    <w:p>
+      <w:pPr>
+        <w:numPr>
+          <w:ilvl w:val="0"/>
+          <w:numId w:val="47"/>
+        </w:numPr>
+        <w:pBdr>
+          <w:top w:val="single" w:sz="4" w:space="1" w:color="auto"/>
+          <w:left w:val="single" w:sz="4" w:space="4" w:color="auto"/>
+          <w:bottom w:val="single" w:sz="4" w:space="1" w:color="auto"/>
+          <w:right w:val="single" w:sz="4" w:space="4" w:color="auto"/>
+        </w:pBdr>
+        <w:rPr>
           <w:color w:val="000000" w:themeColor="text1"/>
+          <w:sz w:val="28"/>
+          <w:szCs w:val="36"/>
         </w:rPr>
       </w:pPr>
       <w:r>
         <w:rPr>
           <w:color w:val="000000" w:themeColor="text1"/>
+          <w:sz w:val="28"/>
+          <w:szCs w:val="36"/>
+        </w:rPr>
+        <w:t>In Vercel project settings, add env var:</w:t>
+      </w:r>
+      <w:r>
+        <w:rPr>
+          <w:color w:val="000000" w:themeColor="text1"/>
+          <w:sz w:val="28"/>
+          <w:szCs w:val="36"/>
+        </w:rPr>
+        <w:br/>
+        <w:t>VITE_API_BASE_URL=https://campus-learn-lms.onrender.com</w:t>
+      </w:r>
+    </w:p>
+    <w:p>
+      <w:pPr>
+        <w:numPr>
+          <w:ilvl w:val="0"/>
+          <w:numId w:val="47"/>
+        </w:numPr>
+        <w:pBdr>
+          <w:top w:val="single" w:sz="4" w:space="1" w:color="auto"/>
+          <w:left w:val="single" w:sz="4" w:space="4" w:color="auto"/>
+          <w:bottom w:val="single" w:sz="4" w:space="1" w:color="auto"/>
+          <w:right w:val="single" w:sz="4" w:space="4" w:color="auto"/>
+        </w:pBdr>
+        <w:rPr>
+          <w:color w:val="000000" w:themeColor="text1"/>
+          <w:sz w:val="28"/>
+          <w:szCs w:val="36"/>
+        </w:rPr>
+      </w:pPr>
+      <w:r>
+        <w:rPr>
+          <w:color w:val="000000" w:themeColor="text1"/>
+          <w:sz w:val="28"/>
+          <w:szCs w:val="36"/>
+        </w:rPr>
+        <w:t>Redeploy frontend.</w:t>
+      </w:r>
+    </w:p>
+    <w:p>
+      <w:pPr>
+        <w:numPr>
+          <w:ilvl w:val="0"/>
+          <w:numId w:val="47"/>
+        </w:numPr>
+        <w:pBdr>
+          <w:top w:val="single" w:sz="4" w:space="1" w:color="auto"/>
+          <w:left w:val="single" w:sz="4" w:space="4" w:color="auto"/>
+          <w:bottom w:val="single" w:sz="4" w:space="1" w:color="auto"/>
+          <w:right w:val="single" w:sz="4" w:space="4" w:color="auto"/>
+        </w:pBdr>
+        <w:rPr>
+          <w:color w:val="000000" w:themeColor="text1"/>
+          <w:sz w:val="28"/>
+          <w:szCs w:val="36"/>
+        </w:rPr>
+      </w:pPr>
+      <w:r>
+        <w:rPr>
+          <w:color w:val="000000" w:themeColor="text1"/>
+          <w:sz w:val="28"/>
+          <w:szCs w:val="36"/>
+        </w:rPr>
+        <w:t>Update </w:t>
+      </w:r>
+      <w:proofErr w:type="gramStart"/>
+      <w:r>
+        <w:rPr>
+          <w:color w:val="000000" w:themeColor="text1"/>
+          <w:sz w:val="28"/>
+          <w:szCs w:val="36"/>
+        </w:rPr>
+        <w:t>vercel.json</w:t>
+      </w:r>
+      <w:proofErr w:type="gramEnd"/>
+      <w:r>
+        <w:rPr>
+          <w:color w:val="000000" w:themeColor="text1"/>
+          <w:sz w:val="28"/>
+          <w:szCs w:val="36"/>
+        </w:rPr>
+        <w:t> to avoid catching API paths:</w:t>
+      </w:r>
+    </w:p>
+    <w:p>
+      <w:pPr>
+        <w:pBdr>
+          <w:top w:val="single" w:sz="4" w:space="1" w:color="auto"/>
+          <w:left w:val="single" w:sz="4" w:space="4" w:color="auto"/>
+          <w:bottom w:val="single" w:sz="4" w:space="1" w:color="auto"/>
+          <w:right w:val="single" w:sz="4" w:space="4" w:color="auto"/>
+        </w:pBdr>
+        <w:rPr>
+          <w:color w:val="000000" w:themeColor="text1"/>
+        </w:rPr>
+      </w:pPr>
+    </w:p>
+    <w:p>
+      <w:pPr>
+        <w:pBdr>
+          <w:top w:val="single" w:sz="4" w:space="1" w:color="auto"/>
+          <w:left w:val="single" w:sz="4" w:space="4" w:color="auto"/>
+          <w:bottom w:val="single" w:sz="4" w:space="1" w:color="auto"/>
+          <w:right w:val="single" w:sz="4" w:space="4" w:color="auto"/>
+        </w:pBdr>
+        <w:rPr>
+          <w:color w:val="000000" w:themeColor="text1"/>
+        </w:rPr>
+      </w:pPr>
+      <w:r>
+        <w:rPr>
+          <w:color w:val="000000" w:themeColor="text1"/>
+          <w:highlight w:val="yellow"/>
         </w:rPr>
         <w:t xml:space="preserve">In </w:t>
       </w:r>
@@ -22061,6 +22273,7 @@
       <w:r>
         <w:rPr>
           <w:color w:val="000000" w:themeColor="text1"/>
+          <w:highlight w:val="yellow"/>
         </w:rPr>
         <w:t>vercel.json</w:t>
       </w:r>
@@ -22068,6 +22281,7 @@
       <w:r>
         <w:rPr>
           <w:color w:val="000000" w:themeColor="text1"/>
+          <w:highlight w:val="yellow"/>
         </w:rPr>
         <w:t xml:space="preserve"> - frontend</w:t>
       </w:r>
@@ -22084,10 +22298,23 @@
           <w:color w:val="000000" w:themeColor="text1"/>
         </w:rPr>
       </w:pPr>
-      <w:r>
+    </w:p>
+    <w:p>
+      <w:pPr>
+        <w:pBdr>
+          <w:top w:val="single" w:sz="4" w:space="1" w:color="auto"/>
+          <w:left w:val="single" w:sz="4" w:space="4" w:color="auto"/>
+          <w:bottom w:val="single" w:sz="4" w:space="1" w:color="auto"/>
+          <w:right w:val="single" w:sz="4" w:space="4" w:color="auto"/>
+        </w:pBdr>
         <w:rPr>
           <w:color w:val="000000" w:themeColor="text1"/>
         </w:rPr>
+      </w:pPr>
+      <w:r>
+        <w:rPr>
+          <w:color w:val="000000" w:themeColor="text1"/>
+        </w:rPr>
         <w:t>{</w:t>
       </w:r>
     </w:p>
@@ -22140,6 +22367,67 @@
         <w:rPr>
           <w:color w:val="000000" w:themeColor="text1"/>
         </w:rPr>
+        <w:t>source": "/api</w:t>
+      </w:r>
+      <w:proofErr w:type="gramStart"/>
+      <w:r>
+        <w:rPr>
+          <w:color w:val="000000" w:themeColor="text1"/>
+        </w:rPr>
+        <w:t>/(</w:t>
+      </w:r>
+      <w:proofErr w:type="gramEnd"/>
+      <w:r>
+        <w:rPr>
+          <w:color w:val="000000" w:themeColor="text1"/>
+        </w:rPr>
+        <w:t>.*)", "destination": "https://campus-learn-lms.onrender.com/api/$1</w:t>
+      </w:r>
+      <w:proofErr w:type="gramStart"/>
+      <w:r>
+        <w:rPr>
+          <w:color w:val="000000" w:themeColor="text1"/>
+        </w:rPr>
+        <w:t>" }</w:t>
+      </w:r>
+      <w:proofErr w:type="gramEnd"/>
+      <w:r>
+        <w:rPr>
+          <w:color w:val="000000" w:themeColor="text1"/>
+        </w:rPr>
+        <w:t>,</w:t>
+      </w:r>
+    </w:p>
+    <w:p>
+      <w:pPr>
+        <w:pBdr>
+          <w:top w:val="single" w:sz="4" w:space="1" w:color="auto"/>
+          <w:left w:val="single" w:sz="4" w:space="4" w:color="auto"/>
+          <w:bottom w:val="single" w:sz="4" w:space="1" w:color="auto"/>
+          <w:right w:val="single" w:sz="4" w:space="4" w:color="auto"/>
+        </w:pBdr>
+        <w:rPr>
+          <w:color w:val="000000" w:themeColor="text1"/>
+        </w:rPr>
+      </w:pPr>
+      <w:r>
+        <w:rPr>
+          <w:color w:val="000000" w:themeColor="text1"/>
+        </w:rPr>
+        <w:t xml:space="preserve">    </w:t>
+      </w:r>
+      <w:proofErr w:type="gramStart"/>
+      <w:r>
+        <w:rPr>
+          <w:color w:val="000000" w:themeColor="text1"/>
+        </w:rPr>
+        <w:t>{ "</w:t>
+      </w:r>
+      <w:proofErr w:type="gramEnd"/>
+      <w:r>
+        <w:rPr>
+          <w:color w:val="000000" w:themeColor="text1"/>
+        </w:rPr>
         <w:t>source": "</w:t>
       </w:r>
       <w:proofErr w:type="gramStart"/>
@@ -22219,62 +22507,6 @@
           <w:szCs w:val="36"/>
         </w:rPr>
       </w:pPr>
-      <w:r>
-        <w:rPr>
-          <w:b/>
-          <w:bCs/>
-          <w:color w:val="EE0000"/>
-          <w:sz w:val="28"/>
-          <w:szCs w:val="36"/>
-          <w:highlight w:val="yellow"/>
-        </w:rPr>
-        <w:t xml:space="preserve">Basically – you have to add link of </w:t>
-      </w:r>
-      <w:r>
-        <w:rPr>
-          <w:b/>
-          <w:bCs/>
-          <w:color w:val="EE0000"/>
-          <w:sz w:val="28"/>
-          <w:szCs w:val="36"/>
-          <w:highlight w:val="yellow"/>
-        </w:rPr>
-        <w:t xml:space="preserve">deploy </w:t>
-      </w:r>
-      <w:r>
-        <w:rPr>
-          <w:b/>
-          <w:bCs/>
-          <w:color w:val="EE0000"/>
-          <w:sz w:val="28"/>
-          <w:szCs w:val="36"/>
-          <w:highlight w:val="yellow"/>
-        </w:rPr>
-        <w:t xml:space="preserve">backend on api.js of </w:t>
-      </w:r>
-      <w:proofErr w:type="gramStart"/>
-      <w:r>
-        <w:rPr>
-          <w:b/>
-          <w:bCs/>
-          <w:color w:val="EE0000"/>
-          <w:sz w:val="28"/>
-          <w:szCs w:val="36"/>
-          <w:highlight w:val="yellow"/>
-        </w:rPr>
-        <w:t>frontend</w:t>
-      </w:r>
-      <w:r>
-        <w:rPr>
-          <w:b/>
-          <w:bCs/>
-          <w:color w:val="EE0000"/>
-          <w:sz w:val="28"/>
-          <w:szCs w:val="36"/>
-        </w:rPr>
-        <w:t xml:space="preserve"> .</w:t>
-      </w:r>
-      <w:proofErr w:type="gramEnd"/>
     </w:p>
     <w:p>
       <w:pPr>
@@ -27979,6 +28211,119 @@
     </w:lvl>
   </w:abstractNum>
   <w:abstractNum w:abstractNumId="42" w15:restartNumberingAfterBreak="0">
+    <w:nsid w:val="6D367E4A"/>
+    <w:multiLevelType w:val="multilevel"/>
+    <w:tmpl w:val="62A258C8"/>
+    <w:lvl w:ilvl="0">
+      <w:start w:val="1"/>
+      <w:numFmt w:val="decimal"/>
+      <w:lvlText w:val="%1."/>
+      <w:lvlJc w:val="left"/>
+      <w:pPr>
+        <w:tabs>
+          <w:tab w:val="num" w:pos="720"/>
+        </w:tabs>
+        <w:ind w:left="720" w:hanging="360"/>
+      </w:pPr>
+    </w:lvl>
+    <w:lvl w:ilvl="1" w:tentative="1">
+      <w:start w:val="1"/>
+      <w:numFmt w:val="decimal"/>
+      <w:lvlText w:val="%2."/>
+      <w:lvlJc w:val="left"/>
+      <w:pPr>
+        <w:tabs>
+          <w:tab w:val="num" w:pos="1440"/>
+        </w:tabs>
+        <w:ind w:left="1440" w:hanging="360"/>
+      </w:pPr>
+    </w:lvl>
+    <w:lvl w:ilvl="2" w:tentative="1">
+      <w:start w:val="1"/>
+      <w:numFmt w:val="decimal"/>
+      <w:lvlText w:val="%3."/>
+      <w:lvlJc w:val="left"/>
+      <w:pPr>
+        <w:tabs>
+          <w:tab w:val="num" w:pos="2160"/>
+        </w:tabs>
+        <w:ind w:left="2160" w:hanging="360"/>
+      </w:pPr>
+    </w:lvl>
+    <w:lvl w:ilvl="3" w:tentative="1">
+      <w:start w:val="1"/>
+      <w:numFmt w:val="decimal"/>
+      <w:lvlText w:val="%4."/>
+      <w:lvlJc w:val="left"/>
+      <w:pPr>
+        <w:tabs>
+          <w:tab w:val="num" w:pos="2880"/>
+        </w:tabs>
+        <w:ind w:left="2880" w:hanging="360"/>
+      </w:pPr>
+    </w:lvl>
+    <w:lvl w:ilvl="4" w:tentative="1">
+      <w:start w:val="1"/>
+      <w:numFmt w:val="decimal"/>
+      <w:lvlText w:val="%5."/>
+      <w:lvlJc w:val="left"/>
+      <w:pPr>
+        <w:tabs>
+          <w:tab w:val="num" w:pos="3600"/>
+        </w:tabs>
+        <w:ind w:left="3600" w:hanging="360"/>
+      </w:pPr>
+    </w:lvl>
+    <w:lvl w:ilvl="5" w:tentative="1">
+      <w:start w:val="1"/>
+      <w:numFmt w:val="decimal"/>
+      <w:lvlText w:val="%6."/>
+      <w:lvlJc w:val="left"/>
+      <w:pPr>
+        <w:tabs>
+          <w:tab w:val="num" w:pos="4320"/>
+        </w:tabs>
+        <w:ind w:left="4320" w:hanging="360"/>
+      </w:pPr>
+    </w:lvl>
+    <w:lvl w:ilvl="6" w:tentative="1">
+      <w:start w:val="1"/>
+      <w:numFmt w:val="decimal"/>
+      <w:lvlText w:val="%7."/>
+      <w:lvlJc w:val="left"/>
+      <w:pPr>
+        <w:tabs>
+          <w:tab w:val="num" w:pos="5040"/>
+        </w:tabs>
+        <w:ind w:left="5040" w:hanging="360"/>
+      </w:pPr>
+    </w:lvl>
+    <w:lvl w:ilvl="7" w:tentative="1">
+      <w:start w:val="1"/>
+      <w:numFmt w:val="decimal"/>
+      <w:lvlText w:val="%8."/>
+      <w:lvlJc w:val="left"/>
+      <w:pPr>
+        <w:tabs>
+          <w:tab w:val="num" w:pos="5760"/>
+        </w:tabs>
+        <w:ind w:left="5760" w:hanging="360"/>
+      </w:pPr>
+    </w:lvl>
+    <w:lvl w:ilvl="8" w:tentative="1">
+      <w:start w:val="1"/>
+      <w:numFmt w:val="decimal"/>
+      <w:lvlText w:val="%9."/>
+      <w:lvlJc w:val="left"/>
+      <w:pPr>
+        <w:tabs>
+          <w:tab w:val="num" w:pos="6480"/>
+        </w:tabs>
+        <w:ind w:left="6480" w:hanging="360"/>
+      </w:pPr>
+    </w:lvl>
+  </w:abstractNum>
+  <w:abstractNum w:abstractNumId="43" w15:restartNumberingAfterBreak="0">
     <w:nsid w:val="752E4952"/>
     <w:multiLevelType w:val="hybridMultilevel"/>
     <w:tmpl w:val="48404BDE"/>
@@ -28091,7 +28436,7 @@
       </w:rPr>
     </w:lvl>
   </w:abstractNum>
-  <w:abstractNum w:abstractNumId="43" w15:restartNumberingAfterBreak="0">
+  <w:abstractNum w:abstractNumId="44" w15:restartNumberingAfterBreak="0">
     <w:nsid w:val="7AE57927"/>
     <w:multiLevelType w:val="hybridMultilevel"/>
     <w:tmpl w:val="54CECB5C"/>
@@ -28181,7 +28526,7 @@
       </w:pPr>
     </w:lvl>
   </w:abstractNum>
-  <w:abstractNum w:abstractNumId="44" w15:restartNumberingAfterBreak="0">
+  <w:abstractNum w:abstractNumId="45" w15:restartNumberingAfterBreak="0">
     <w:nsid w:val="7AF02E32"/>
     <w:multiLevelType w:val="hybridMultilevel"/>
     <w:tmpl w:val="B94C1978"/>
@@ -28294,7 +28639,7 @@
       </w:rPr>
     </w:lvl>
   </w:abstractNum>
-  <w:abstractNum w:abstractNumId="45" w15:restartNumberingAfterBreak="0">
+  <w:abstractNum w:abstractNumId="46" w15:restartNumberingAfterBreak="0">
     <w:nsid w:val="7F7D310F"/>
     <w:multiLevelType w:val="hybridMultilevel"/>
     <w:tmpl w:val="23FA7922"/>
@@ -28442,7 +28787,7 @@
     <w:abstractNumId w:val="3"/>
   </w:num>
   <w:num w:numId="12" w16cid:durableId="95059352">
-    <w:abstractNumId w:val="42"/>
+    <w:abstractNumId w:val="43"/>
   </w:num>
   <w:num w:numId="13" w16cid:durableId="784152493">
     <w:abstractNumId w:val="41"/>
@@ -28463,7 +28808,7 @@
     <w:abstractNumId w:val="23"/>
   </w:num>
   <w:num w:numId="19" w16cid:durableId="1968506012">
-    <w:abstractNumId w:val="45"/>
+    <w:abstractNumId w:val="46"/>
   </w:num>
   <w:num w:numId="20" w16cid:durableId="1783644638">
     <w:abstractNumId w:val="5"/>
@@ -28532,7 +28877,7 @@
     <w:abstractNumId w:val="29"/>
   </w:num>
   <w:num w:numId="42" w16cid:durableId="1529024471">
-    <w:abstractNumId w:val="44"/>
+    <w:abstractNumId w:val="45"/>
   </w:num>
   <w:num w:numId="43" w16cid:durableId="245186664">
     <w:abstractNumId w:val="16"/>
@@ -28544,7 +28889,10 @@
     <w:abstractNumId w:val="34"/>
   </w:num>
   <w:num w:numId="46" w16cid:durableId="1944067154">
-    <w:abstractNumId w:val="43"/>
+    <w:abstractNumId w:val="44"/>
+  </w:num>
+  <w:num w:numId="47" w16cid:durableId="814879964">
+    <w:abstractNumId w:val="42"/>
   </w:num>
 </w:numbering>
 </file>

--- a/Campuslearn.docx
+++ b/Campuslearn.docx
@@ -21810,69 +21810,79 @@
           <w:szCs w:val="44"/>
         </w:rPr>
       </w:pPr>
-    </w:p>
-    <w:p>
-      <w:pPr>
+      <w:proofErr w:type="gramStart"/>
+      <w:r>
         <w:rPr>
           <w:sz w:val="36"/>
           <w:szCs w:val="44"/>
         </w:rPr>
-      </w:pPr>
+        <w:t>Aiservice :</w:t>
+      </w:r>
+      <w:proofErr w:type="gramEnd"/>
       <w:r>
         <w:rPr>
           <w:sz w:val="36"/>
           <w:szCs w:val="44"/>
         </w:rPr>
-        <w:t xml:space="preserve">Ai services </w:t>
-      </w:r>
-      <w:proofErr w:type="gramStart"/>
-      <w:r>
+        <w:t xml:space="preserve">- </w:t>
+      </w:r>
+      <w:hyperlink r:id="rId16" w:history="1">
+        <w:r>
+          <w:rPr>
+            <w:rStyle w:val="Hyperlink"/>
+            <w:sz w:val="36"/>
+            <w:szCs w:val="44"/>
+          </w:rPr>
+          <w:t>https://campus-learn-lms-aiservice.onrender.com</w:t>
+        </w:r>
+      </w:hyperlink>
+    </w:p>
+    <w:p>
+      <w:pPr>
         <w:rPr>
           <w:sz w:val="36"/>
           <w:szCs w:val="44"/>
         </w:rPr>
-        <w:t>link :</w:t>
-      </w:r>
-      <w:proofErr w:type="gramEnd"/>
-      <w:r>
+      </w:pPr>
+    </w:p>
+    <w:p>
+      <w:pPr>
         <w:rPr>
           <w:sz w:val="36"/>
           <w:szCs w:val="44"/>
         </w:rPr>
-        <w:t xml:space="preserve">- </w:t>
-      </w:r>
-    </w:p>
-    <w:p>
-      <w:pPr>
+      </w:pPr>
+      <w:r>
         <w:rPr>
           <w:sz w:val="36"/>
           <w:szCs w:val="44"/>
         </w:rPr>
-      </w:pPr>
-    </w:p>
-    <w:p>
-      <w:pPr>
+        <w:t xml:space="preserve">Ai services </w:t>
+      </w:r>
+      <w:proofErr w:type="gramStart"/>
+      <w:r>
         <w:rPr>
           <w:sz w:val="36"/>
           <w:szCs w:val="44"/>
         </w:rPr>
-      </w:pPr>
-      <w:proofErr w:type="gramStart"/>
+        <w:t>link :</w:t>
+      </w:r>
+      <w:proofErr w:type="gramEnd"/>
       <w:r>
         <w:rPr>
           <w:sz w:val="36"/>
           <w:szCs w:val="44"/>
         </w:rPr>
-        <w:t>Error:-</w:t>
-      </w:r>
-      <w:proofErr w:type="gramEnd"/>
-      <w:r>
+        <w:t xml:space="preserve">- </w:t>
+      </w:r>
+    </w:p>
+    <w:p>
+      <w:pPr>
         <w:rPr>
           <w:sz w:val="36"/>
           <w:szCs w:val="44"/>
         </w:rPr>
-        <w:t xml:space="preserve"> deployment </w:t>
-      </w:r>
+      </w:pPr>
     </w:p>
     <w:p>
       <w:pPr>
@@ -21881,11 +21891,36 @@
           <w:szCs w:val="44"/>
         </w:rPr>
       </w:pPr>
+      <w:proofErr w:type="gramStart"/>
       <w:r>
         <w:rPr>
           <w:sz w:val="36"/>
           <w:szCs w:val="44"/>
         </w:rPr>
+        <w:t>Error:-</w:t>
+      </w:r>
+      <w:proofErr w:type="gramEnd"/>
+      <w:r>
+        <w:rPr>
+          <w:sz w:val="36"/>
+          <w:szCs w:val="44"/>
+        </w:rPr>
+        <w:t xml:space="preserve"> deployment </w:t>
+      </w:r>
+    </w:p>
+    <w:p>
+      <w:pPr>
+        <w:rPr>
+          <w:sz w:val="36"/>
+          <w:szCs w:val="44"/>
+        </w:rPr>
+      </w:pPr>
+      <w:r>
+        <w:rPr>
+          <w:sz w:val="36"/>
+          <w:szCs w:val="44"/>
+        </w:rPr>
+        <w:lastRenderedPageBreak/>
         <w:drawing>
           <wp:inline distT="0" distB="0" distL="0" distR="0" wp14:anchorId="071E4817" wp14:editId="7DD34395">
             <wp:extent cx="5731510" cy="3070225"/>
@@ -21902,7 +21937,7 @@
                     <pic:cNvPicPr/>
                   </pic:nvPicPr>
                   <pic:blipFill>
-                    <a:blip r:embed="rId16"/>
+                    <a:blip r:embed="rId17"/>
                     <a:stretch>
                       <a:fillRect/>
                     </a:stretch>
@@ -21942,7 +21977,6 @@
           <w:sz w:val="28"/>
           <w:szCs w:val="36"/>
         </w:rPr>
-        <w:lastRenderedPageBreak/>
         <w:t>404: NOT_FOUND</w:t>
       </w:r>
       <w:r>
@@ -22353,6 +22387,7 @@
         <w:rPr>
           <w:color w:val="000000" w:themeColor="text1"/>
         </w:rPr>
+        <w:lastRenderedPageBreak/>
         <w:t xml:space="preserve">    </w:t>
       </w:r>
       <w:proofErr w:type="gramStart"/>
@@ -22490,23 +22525,6 @@
         </w:rPr>
         <w:t>}</w:t>
       </w:r>
-    </w:p>
-    <w:p>
-      <w:pPr>
-        <w:pBdr>
-          <w:top w:val="single" w:sz="4" w:space="1" w:color="auto"/>
-          <w:left w:val="single" w:sz="4" w:space="4" w:color="auto"/>
-          <w:bottom w:val="single" w:sz="4" w:space="1" w:color="auto"/>
-          <w:right w:val="single" w:sz="4" w:space="4" w:color="auto"/>
-        </w:pBdr>
-        <w:rPr>
-          <w:b/>
-          <w:bCs/>
-          <w:color w:val="EE0000"/>
-          <w:sz w:val="28"/>
-          <w:szCs w:val="36"/>
-        </w:rPr>
-      </w:pPr>
     </w:p>
     <w:p>
       <w:pPr>
@@ -22531,7 +22549,98 @@
           <w:sz w:val="28"/>
           <w:szCs w:val="36"/>
         </w:rPr>
-        <w:t xml:space="preserve">=&gt; </w:t>
+        <w:br/>
+      </w:r>
+      <w:r>
+        <w:rPr>
+          <w:b/>
+          <w:bCs/>
+          <w:color w:val="EE0000"/>
+          <w:sz w:val="28"/>
+          <w:szCs w:val="36"/>
+        </w:rPr>
+        <w:br/>
+      </w:r>
+      <w:r>
+        <w:rPr>
+          <w:b/>
+          <w:bCs/>
+          <w:color w:val="EE0000"/>
+          <w:sz w:val="28"/>
+          <w:szCs w:val="36"/>
+        </w:rPr>
+        <w:br/>
+      </w:r>
+      <w:r>
+        <w:rPr>
+          <w:b/>
+          <w:bCs/>
+          <w:color w:val="EE0000"/>
+          <w:sz w:val="28"/>
+          <w:szCs w:val="36"/>
+        </w:rPr>
+        <w:br/>
+      </w:r>
+      <w:r>
+        <w:rPr>
+          <w:b/>
+          <w:bCs/>
+          <w:color w:val="EE0000"/>
+          <w:sz w:val="28"/>
+          <w:szCs w:val="36"/>
+        </w:rPr>
+        <w:br/>
+      </w:r>
+      <w:r>
+        <w:rPr>
+          <w:b/>
+          <w:bCs/>
+          <w:color w:val="EE0000"/>
+          <w:sz w:val="28"/>
+          <w:szCs w:val="36"/>
+        </w:rPr>
+        <w:br/>
+      </w:r>
+      <w:r>
+        <w:rPr>
+          <w:b/>
+          <w:bCs/>
+          <w:color w:val="EE0000"/>
+          <w:sz w:val="28"/>
+          <w:szCs w:val="36"/>
+        </w:rPr>
+        <w:br/>
+      </w:r>
+      <w:r>
+        <w:rPr>
+          <w:b/>
+          <w:bCs/>
+          <w:color w:val="EE0000"/>
+          <w:sz w:val="28"/>
+          <w:szCs w:val="36"/>
+        </w:rPr>
+        <w:br/>
+      </w:r>
+      <w:r>
+        <w:rPr>
+          <w:b/>
+          <w:bCs/>
+          <w:color w:val="EE0000"/>
+          <w:sz w:val="28"/>
+          <w:szCs w:val="36"/>
+        </w:rPr>
+        <w:br/>
+        <w:t>2.</w:t>
+      </w:r>
+      <w:r>
+        <w:rPr>
+          <w:b/>
+          <w:bCs/>
+          <w:color w:val="EE0000"/>
+          <w:sz w:val="28"/>
+          <w:szCs w:val="36"/>
+        </w:rPr>
+        <w:t xml:space="preserve"> </w:t>
       </w:r>
       <w:r>
         <w:rPr>

--- a/Campuslearn.docx
+++ b/Campuslearn.docx
@@ -21917,6 +21917,7 @@
       </w:pPr>
       <w:r>
         <w:rPr>
+          <w:noProof/>
           <w:sz w:val="36"/>
           <w:szCs w:val="44"/>
         </w:rPr>
@@ -23164,8 +23165,14 @@
     </w:p>
     <w:p>
       <w:pPr>
-        <w:tabs>
-          <w:tab w:val="left" w:pos="996"/>
+        <w:pBdr>
+          <w:top w:val="single" w:sz="4" w:space="1" w:color="auto"/>
+          <w:left w:val="single" w:sz="4" w:space="4" w:color="auto"/>
+          <w:bottom w:val="single" w:sz="4" w:space="1" w:color="auto"/>
+          <w:right w:val="single" w:sz="4" w:space="4" w:color="auto"/>
+        </w:pBdr>
+        <w:tabs>
+          <w:tab w:val="left" w:pos="2268"/>
         </w:tabs>
         <w:ind w:left="360"/>
         <w:rPr>
@@ -23175,20 +23182,16 @@
           <w:szCs w:val="52"/>
         </w:rPr>
       </w:pPr>
-    </w:p>
-    <w:p>
-      <w:pPr>
-        <w:tabs>
-          <w:tab w:val="left" w:pos="996"/>
-        </w:tabs>
-        <w:ind w:left="360"/>
+      <w:r>
         <w:rPr>
           <w:b/>
           <w:bCs/>
           <w:sz w:val="44"/>
           <w:szCs w:val="52"/>
         </w:rPr>
-      </w:pPr>
+        <w:tab/>
+        <w:t>Upload notes on cloudinary</w:t>
+      </w:r>
     </w:p>
     <w:p>
       <w:pPr>
@@ -23196,12 +23199,115 @@
           <w:tab w:val="left" w:pos="996"/>
         </w:tabs>
         <w:ind w:left="360"/>
+        <w:rPr>
+          <w:sz w:val="32"/>
+          <w:szCs w:val="40"/>
+        </w:rPr>
+      </w:pPr>
+    </w:p>
+    <w:p>
+      <w:pPr>
+        <w:tabs>
+          <w:tab w:val="left" w:pos="996"/>
+        </w:tabs>
+        <w:ind w:left="360"/>
+        <w:rPr>
+          <w:sz w:val="24"/>
+          <w:szCs w:val="32"/>
+        </w:rPr>
+      </w:pPr>
+      <w:r>
+        <w:rPr>
+          <w:sz w:val="24"/>
+          <w:szCs w:val="32"/>
+        </w:rPr>
+        <w:t xml:space="preserve">CLOUDINARY_CLOUD_NAME= </w:t>
+      </w:r>
+    </w:p>
+    <w:p>
+      <w:pPr>
+        <w:tabs>
+          <w:tab w:val="left" w:pos="996"/>
+        </w:tabs>
+        <w:ind w:left="360"/>
+        <w:rPr>
+          <w:sz w:val="24"/>
+          <w:szCs w:val="32"/>
+        </w:rPr>
+      </w:pPr>
+      <w:r>
+        <w:rPr>
+          <w:sz w:val="24"/>
+          <w:szCs w:val="32"/>
+        </w:rPr>
+        <w:t xml:space="preserve">CLOUDINARY_API_KEY= </w:t>
+      </w:r>
+    </w:p>
+    <w:p>
+      <w:pPr>
+        <w:tabs>
+          <w:tab w:val="left" w:pos="996"/>
+        </w:tabs>
+        <w:ind w:left="360"/>
+        <w:rPr>
+          <w:sz w:val="24"/>
+          <w:szCs w:val="32"/>
+        </w:rPr>
+      </w:pPr>
+      <w:r>
+        <w:rPr>
+          <w:sz w:val="24"/>
+          <w:szCs w:val="32"/>
+        </w:rPr>
+        <w:t xml:space="preserve">CLOUDINARY_API_SECRET= </w:t>
+      </w:r>
+    </w:p>
+    <w:p>
+      <w:pPr>
+        <w:tabs>
+          <w:tab w:val="left" w:pos="996"/>
+        </w:tabs>
+        <w:ind w:left="360"/>
+        <w:rPr>
+          <w:color w:val="EE0000"/>
+          <w:sz w:val="28"/>
+          <w:szCs w:val="36"/>
+          <w:bdr w:val="single" w:sz="4" w:space="0" w:color="auto"/>
+        </w:rPr>
+      </w:pPr>
+      <w:proofErr w:type="gramStart"/>
+      <w:r>
         <w:rPr>
           <w:b/>
           <w:bCs/>
           <w:sz w:val="36"/>
           <w:szCs w:val="44"/>
         </w:rPr>
+        <w:t xml:space="preserve">Install </w:t>
+      </w:r>
+      <w:r>
+        <w:t>:</w:t>
+      </w:r>
+      <w:proofErr w:type="gramEnd"/>
+      <w:r>
+        <w:t xml:space="preserve">- </w:t>
+      </w:r>
+      <w:r>
+        <w:rPr>
+          <w:color w:val="EE0000"/>
+          <w:sz w:val="28"/>
+          <w:szCs w:val="36"/>
+          <w:bdr w:val="single" w:sz="4" w:space="0" w:color="auto"/>
+        </w:rPr>
+        <w:t>npm install cloudinary multer-storage-cloudinary</w:t>
+      </w:r>
+    </w:p>
+    <w:p>
+      <w:pPr>
+        <w:tabs>
+          <w:tab w:val="left" w:pos="996"/>
+        </w:tabs>
+        <w:ind w:left="360"/>
       </w:pPr>
     </w:p>
     <w:p>

--- a/Campuslearn.docx
+++ b/Campuslearn.docx
@@ -23270,8 +23270,8 @@
         <w:ind w:left="360"/>
         <w:rPr>
           <w:color w:val="EE0000"/>
-          <w:sz w:val="28"/>
-          <w:szCs w:val="36"/>
+          <w:sz w:val="40"/>
+          <w:szCs w:val="48"/>
           <w:bdr w:val="single" w:sz="4" w:space="0" w:color="auto"/>
         </w:rPr>
       </w:pPr>
@@ -23301,85 +23301,860 @@
         </w:rPr>
         <w:t>npm install cloudinary multer-storage-cloudinary</w:t>
       </w:r>
+      <w:r>
+        <w:rPr>
+          <w:color w:val="EE0000"/>
+          <w:sz w:val="28"/>
+          <w:szCs w:val="36"/>
+          <w:bdr w:val="single" w:sz="4" w:space="0" w:color="auto"/>
+        </w:rPr>
+        <w:br/>
+      </w:r>
+      <w:r>
+        <w:rPr>
+          <w:color w:val="EE0000"/>
+          <w:sz w:val="28"/>
+          <w:szCs w:val="36"/>
+          <w:bdr w:val="single" w:sz="4" w:space="0" w:color="auto"/>
+        </w:rPr>
+        <w:br/>
+      </w:r>
+      <w:r>
+        <w:rPr>
+          <w:color w:val="EE0000"/>
+          <w:sz w:val="28"/>
+          <w:szCs w:val="36"/>
+          <w:bdr w:val="single" w:sz="4" w:space="0" w:color="auto"/>
+        </w:rPr>
+        <w:br/>
+      </w:r>
+      <w:r>
+        <w:rPr>
+          <w:color w:val="EE0000"/>
+          <w:sz w:val="28"/>
+          <w:szCs w:val="36"/>
+          <w:bdr w:val="single" w:sz="4" w:space="0" w:color="auto"/>
+        </w:rPr>
+        <w:br/>
+      </w:r>
+      <w:r>
+        <w:rPr>
+          <w:color w:val="EE0000"/>
+          <w:sz w:val="28"/>
+          <w:szCs w:val="36"/>
+          <w:bdr w:val="single" w:sz="4" w:space="0" w:color="auto"/>
+        </w:rPr>
+        <w:br/>
+      </w:r>
+      <w:r>
+        <w:rPr>
+          <w:color w:val="EE0000"/>
+          <w:sz w:val="28"/>
+          <w:szCs w:val="36"/>
+          <w:bdr w:val="single" w:sz="4" w:space="0" w:color="auto"/>
+        </w:rPr>
+        <w:br/>
+      </w:r>
+      <w:r>
+        <w:rPr>
+          <w:color w:val="EE0000"/>
+          <w:sz w:val="28"/>
+          <w:szCs w:val="36"/>
+          <w:bdr w:val="single" w:sz="4" w:space="0" w:color="auto"/>
+        </w:rPr>
+        <w:br/>
+      </w:r>
+      <w:r>
+        <w:rPr>
+          <w:color w:val="EE0000"/>
+          <w:sz w:val="28"/>
+          <w:szCs w:val="36"/>
+          <w:bdr w:val="single" w:sz="4" w:space="0" w:color="auto"/>
+        </w:rPr>
+        <w:lastRenderedPageBreak/>
+        <w:br/>
+      </w:r>
+      <w:r>
+        <w:rPr>
+          <w:color w:val="EE0000"/>
+          <w:sz w:val="40"/>
+          <w:szCs w:val="48"/>
+          <w:bdr w:val="single" w:sz="4" w:space="0" w:color="auto"/>
+        </w:rPr>
+        <w:t xml:space="preserve">REGISTRATION THROUGH </w:t>
+      </w:r>
+      <w:proofErr w:type="gramStart"/>
+      <w:r>
+        <w:rPr>
+          <w:color w:val="EE0000"/>
+          <w:sz w:val="40"/>
+          <w:szCs w:val="48"/>
+          <w:bdr w:val="single" w:sz="4" w:space="0" w:color="auto"/>
+        </w:rPr>
+        <w:t>OTP:-</w:t>
+      </w:r>
+      <w:proofErr w:type="gramEnd"/>
+      <w:r>
+        <w:rPr>
+          <w:color w:val="EE0000"/>
+          <w:sz w:val="40"/>
+          <w:szCs w:val="48"/>
+          <w:bdr w:val="single" w:sz="4" w:space="0" w:color="auto"/>
+        </w:rPr>
+        <w:t xml:space="preserve"> </w:t>
+      </w:r>
     </w:p>
     <w:p>
       <w:pPr>
         <w:tabs>
           <w:tab w:val="left" w:pos="996"/>
         </w:tabs>
+        <w:rPr>
+          <w:b/>
+          <w:bCs/>
+          <w:caps/>
+        </w:rPr>
+      </w:pPr>
+      <w:r>
+        <w:rPr>
+          <w:b/>
+          <w:bCs/>
+          <w:caps/>
+        </w:rPr>
+        <w:t>What I changed</w:t>
+      </w:r>
+    </w:p>
+    <w:p>
+      <w:pPr>
+        <w:pStyle w:val="ListParagraph"/>
+        <w:numPr>
+          <w:ilvl w:val="0"/>
+          <w:numId w:val="48"/>
+        </w:numPr>
+        <w:tabs>
+          <w:tab w:val="left" w:pos="996"/>
+        </w:tabs>
+        <w:rPr>
+          <w:caps/>
+        </w:rPr>
+      </w:pPr>
+      <w:r>
+        <w:rPr>
+          <w:caps/>
+        </w:rPr>
+        <w:t>Added OTP request throttling middleware + stricter bearer parsing in</w:t>
+      </w:r>
+      <w:r>
+        <w:rPr>
+          <w:caps/>
+        </w:rPr>
+        <w:br/>
+        <w:t>authMiddleware.js (line 1)</w:t>
+      </w:r>
+    </w:p>
+    <w:p>
+      <w:pPr>
+        <w:pStyle w:val="ListParagraph"/>
+        <w:numPr>
+          <w:ilvl w:val="0"/>
+          <w:numId w:val="48"/>
+        </w:numPr>
+        <w:tabs>
+          <w:tab w:val="left" w:pos="996"/>
+        </w:tabs>
+        <w:rPr>
+          <w:caps/>
+        </w:rPr>
+      </w:pPr>
+      <w:r>
+        <w:rPr>
+          <w:caps/>
+        </w:rPr>
+        <w:t>Extended OTP persistence model with attempt/count/cooldown fields in</w:t>
+      </w:r>
+      <w:r>
+        <w:rPr>
+          <w:caps/>
+        </w:rPr>
+        <w:br/>
+        <w:t>registrationOtp.js (line 3)</w:t>
+      </w:r>
+    </w:p>
+    <w:p>
+      <w:pPr>
+        <w:pStyle w:val="ListParagraph"/>
+        <w:numPr>
+          <w:ilvl w:val="0"/>
+          <w:numId w:val="48"/>
+        </w:numPr>
+        <w:tabs>
+          <w:tab w:val="left" w:pos="996"/>
+        </w:tabs>
+        <w:rPr>
+          <w:caps/>
+        </w:rPr>
+      </w:pPr>
+      <w:r>
+        <w:rPr>
+          <w:caps/>
+        </w:rPr>
+        <w:t>Implemented secure OTP flow in</w:t>
+      </w:r>
+      <w:r>
+        <w:rPr>
+          <w:caps/>
+        </w:rPr>
+        <w:br/>
+        <w:t>authRoutes.js (line 165):</w:t>
+      </w:r>
+    </w:p>
+    <w:p>
+      <w:pPr>
+        <w:pStyle w:val="ListParagraph"/>
+        <w:numPr>
+          <w:ilvl w:val="0"/>
+          <w:numId w:val="49"/>
+        </w:numPr>
+        <w:tabs>
+          <w:tab w:val="left" w:pos="996"/>
+        </w:tabs>
+        <w:rPr>
+          <w:caps/>
+        </w:rPr>
+      </w:pPr>
+      <w:r>
+        <w:rPr>
+          <w:caps/>
+        </w:rPr>
+        <w:t>POST /api/auth/register/send-otp</w:t>
+      </w:r>
+    </w:p>
+    <w:p>
+      <w:pPr>
+        <w:pStyle w:val="ListParagraph"/>
+        <w:numPr>
+          <w:ilvl w:val="0"/>
+          <w:numId w:val="49"/>
+        </w:numPr>
+        <w:tabs>
+          <w:tab w:val="left" w:pos="996"/>
+        </w:tabs>
+        <w:rPr>
+          <w:caps/>
+        </w:rPr>
+      </w:pPr>
+      <w:r>
+        <w:rPr>
+          <w:caps/>
+        </w:rPr>
+        <w:t>POST /api/auth/register/verify-otp</w:t>
+      </w:r>
+    </w:p>
+    <w:p>
+      <w:pPr>
+        <w:pStyle w:val="ListParagraph"/>
+        <w:numPr>
+          <w:ilvl w:val="0"/>
+          <w:numId w:val="49"/>
+        </w:numPr>
+        <w:tabs>
+          <w:tab w:val="left" w:pos="996"/>
+        </w:tabs>
+        <w:rPr>
+          <w:caps/>
+        </w:rPr>
+      </w:pPr>
+      <w:r>
+        <w:rPr>
+          <w:caps/>
+        </w:rPr>
+        <w:t>POST /api/auth/register now requires validated otpToken</w:t>
+      </w:r>
+    </w:p>
+    <w:p>
+      <w:pPr>
+        <w:pStyle w:val="ListParagraph"/>
+        <w:numPr>
+          <w:ilvl w:val="1"/>
+          <w:numId w:val="49"/>
+        </w:numPr>
+        <w:tabs>
+          <w:tab w:val="left" w:pos="996"/>
+        </w:tabs>
+        <w:rPr>
+          <w:caps/>
+        </w:rPr>
+      </w:pPr>
+      <w:r>
+        <w:rPr>
+          <w:caps/>
+        </w:rPr>
+        <w:t>Integrated UI flow in</w:t>
+      </w:r>
+      <w:r>
+        <w:rPr>
+          <w:caps/>
+        </w:rPr>
+        <w:br/>
+        <w:t>Register.jsx (line 114):</w:t>
+      </w:r>
+    </w:p>
+    <w:p>
+      <w:pPr>
+        <w:pStyle w:val="ListParagraph"/>
+        <w:numPr>
+          <w:ilvl w:val="0"/>
+          <w:numId w:val="49"/>
+        </w:numPr>
+        <w:tabs>
+          <w:tab w:val="left" w:pos="996"/>
+        </w:tabs>
+        <w:rPr>
+          <w:caps/>
+        </w:rPr>
+      </w:pPr>
+      <w:r>
+        <w:rPr>
+          <w:caps/>
+        </w:rPr>
+        <w:t>Send OTP button after form validation</w:t>
+      </w:r>
+    </w:p>
+    <w:p>
+      <w:pPr>
+        <w:pStyle w:val="ListParagraph"/>
+        <w:numPr>
+          <w:ilvl w:val="0"/>
+          <w:numId w:val="49"/>
+        </w:numPr>
+        <w:tabs>
+          <w:tab w:val="left" w:pos="996"/>
+        </w:tabs>
+        <w:rPr>
+          <w:caps/>
+        </w:rPr>
+      </w:pPr>
+      <w:r>
+        <w:rPr>
+          <w:caps/>
+        </w:rPr>
+        <w:t>OTP input + Verify OTP button</w:t>
+      </w:r>
+    </w:p>
+    <w:p>
+      <w:pPr>
+        <w:pStyle w:val="ListParagraph"/>
+        <w:numPr>
+          <w:ilvl w:val="0"/>
+          <w:numId w:val="49"/>
+        </w:numPr>
+        <w:tabs>
+          <w:tab w:val="left" w:pos="996"/>
+        </w:tabs>
+        <w:rPr>
+          <w:caps/>
+        </w:rPr>
+      </w:pPr>
+      <w:r>
+        <w:rPr>
+          <w:caps/>
+        </w:rPr>
+        <w:t>Resend OTP with 30s cooldown timer</w:t>
+      </w:r>
+    </w:p>
+    <w:p>
+      <w:pPr>
+        <w:pStyle w:val="ListParagraph"/>
+        <w:numPr>
+          <w:ilvl w:val="0"/>
+          <w:numId w:val="49"/>
+        </w:numPr>
+        <w:tabs>
+          <w:tab w:val="left" w:pos="996"/>
+        </w:tabs>
+        <w:rPr>
+          <w:caps/>
+        </w:rPr>
+      </w:pPr>
+      <w:r>
+        <w:rPr>
+          <w:caps/>
+        </w:rPr>
+        <w:t>loading/disabled states on API calls</w:t>
+      </w:r>
+    </w:p>
+    <w:p>
+      <w:pPr>
+        <w:pStyle w:val="ListParagraph"/>
+        <w:numPr>
+          <w:ilvl w:val="0"/>
+          <w:numId w:val="49"/>
+        </w:numPr>
+        <w:tabs>
+          <w:tab w:val="left" w:pos="996"/>
+        </w:tabs>
+        <w:rPr>
+          <w:caps/>
+        </w:rPr>
+      </w:pPr>
+      <w:r>
+        <w:rPr>
+          <w:caps/>
+        </w:rPr>
+        <w:t>clear success/error messages</w:t>
+      </w:r>
+    </w:p>
+    <w:p>
+      <w:pPr>
+        <w:pStyle w:val="ListParagraph"/>
+        <w:numPr>
+          <w:ilvl w:val="0"/>
+          <w:numId w:val="49"/>
+        </w:numPr>
+        <w:tabs>
+          <w:tab w:val="left" w:pos="996"/>
+        </w:tabs>
+        <w:rPr>
+          <w:caps/>
+        </w:rPr>
+      </w:pPr>
+      <w:r>
+        <w:rPr>
+          <w:caps/>
+        </w:rPr>
+        <w:t>final register disabled until OTP is verifie</w:t>
+      </w:r>
+      <w:r>
+        <w:rPr>
+          <w:caps/>
+        </w:rPr>
+        <w:t>y</w:t>
+      </w:r>
+    </w:p>
+    <w:p>
+      <w:pPr>
+        <w:tabs>
+          <w:tab w:val="left" w:pos="996"/>
+        </w:tabs>
         <w:ind w:left="360"/>
-      </w:pPr>
-    </w:p>
-    <w:p>
-      <w:pPr>
+        <w:rPr>
+          <w:b/>
+          <w:bCs/>
+          <w:caps/>
+        </w:rPr>
+      </w:pPr>
+      <w:r>
+        <w:rPr>
+          <w:b/>
+          <w:bCs/>
+          <w:caps/>
+        </w:rPr>
+        <w:t>S</w:t>
+      </w:r>
+      <w:r>
+        <w:rPr>
+          <w:b/>
+          <w:bCs/>
+          <w:caps/>
+        </w:rPr>
+        <w:t>ecurity behavior now enforced</w:t>
+      </w:r>
+    </w:p>
+    <w:p>
+      <w:pPr>
+        <w:numPr>
+          <w:ilvl w:val="0"/>
+          <w:numId w:val="50"/>
+        </w:numPr>
         <w:tabs>
           <w:tab w:val="left" w:pos="996"/>
         </w:tabs>
+        <w:rPr>
+          <w:caps/>
+        </w:rPr>
+      </w:pPr>
+      <w:r>
+        <w:rPr>
+          <w:caps/>
+        </w:rPr>
+        <w:t>OTP is random 6-digit and hashed with SHA-256 before storage.</w:t>
+      </w:r>
+    </w:p>
+    <w:p>
+      <w:pPr>
+        <w:numPr>
+          <w:ilvl w:val="0"/>
+          <w:numId w:val="50"/>
+        </w:numPr>
+        <w:tabs>
+          <w:tab w:val="left" w:pos="996"/>
+        </w:tabs>
+        <w:rPr>
+          <w:caps/>
+        </w:rPr>
+      </w:pPr>
+      <w:r>
+        <w:rPr>
+          <w:caps/>
+        </w:rPr>
+        <w:t>OTP expires in 5 minutes.</w:t>
+      </w:r>
+    </w:p>
+    <w:p>
+      <w:pPr>
+        <w:numPr>
+          <w:ilvl w:val="0"/>
+          <w:numId w:val="50"/>
+        </w:numPr>
+        <w:tabs>
+          <w:tab w:val="left" w:pos="996"/>
+        </w:tabs>
+        <w:rPr>
+          <w:caps/>
+        </w:rPr>
+      </w:pPr>
+      <w:r>
+        <w:rPr>
+          <w:caps/>
+        </w:rPr>
+        <w:t>Resend cooldown: 30 seconds.</w:t>
+      </w:r>
+    </w:p>
+    <w:p>
+      <w:pPr>
+        <w:numPr>
+          <w:ilvl w:val="0"/>
+          <w:numId w:val="50"/>
+        </w:numPr>
+        <w:tabs>
+          <w:tab w:val="left" w:pos="996"/>
+        </w:tabs>
+        <w:rPr>
+          <w:caps/>
+        </w:rPr>
+      </w:pPr>
+      <w:r>
+        <w:rPr>
+          <w:caps/>
+        </w:rPr>
+        <w:t>Per-email hourly OTP send cap.</w:t>
+      </w:r>
+    </w:p>
+    <w:p>
+      <w:pPr>
+        <w:numPr>
+          <w:ilvl w:val="0"/>
+          <w:numId w:val="50"/>
+        </w:numPr>
+        <w:tabs>
+          <w:tab w:val="left" w:pos="996"/>
+        </w:tabs>
+        <w:rPr>
+          <w:caps/>
+        </w:rPr>
+      </w:pPr>
+      <w:r>
+        <w:rPr>
+          <w:caps/>
+        </w:rPr>
+        <w:t>Per-email OTP verify attempt cap (max 5), then invalidated.</w:t>
+      </w:r>
+    </w:p>
+    <w:p>
+      <w:pPr>
+        <w:numPr>
+          <w:ilvl w:val="0"/>
+          <w:numId w:val="50"/>
+        </w:numPr>
+        <w:tabs>
+          <w:tab w:val="left" w:pos="996"/>
+        </w:tabs>
+        <w:rPr>
+          <w:caps/>
+        </w:rPr>
+      </w:pPr>
+      <w:r>
+        <w:rPr>
+          <w:caps/>
+        </w:rPr>
+        <w:t>OTP invalidated after successful registration.</w:t>
+      </w:r>
+    </w:p>
+    <w:p>
+      <w:pPr>
+        <w:numPr>
+          <w:ilvl w:val="0"/>
+          <w:numId w:val="50"/>
+        </w:numPr>
+        <w:tabs>
+          <w:tab w:val="left" w:pos="996"/>
+        </w:tabs>
+        <w:rPr>
+          <w:caps/>
+        </w:rPr>
+      </w:pPr>
+      <w:r>
+        <w:rPr>
+          <w:caps/>
+        </w:rPr>
+        <w:t>Backend re-validates OTP verification token + verified record before creating user.</w:t>
+      </w:r>
+    </w:p>
+    <w:p>
+      <w:pPr>
+        <w:numPr>
+          <w:ilvl w:val="0"/>
+          <w:numId w:val="50"/>
+        </w:numPr>
+        <w:tabs>
+          <w:tab w:val="left" w:pos="996"/>
+        </w:tabs>
+        <w:rPr>
+          <w:caps/>
+        </w:rPr>
+      </w:pPr>
+      <w:r>
+        <w:rPr>
+          <w:caps/>
+        </w:rPr>
+        <w:t>Basic anti-abuse throttles on OTP endpoints (IP + email keyed).</w:t>
+      </w:r>
+    </w:p>
+    <w:p>
+      <w:pPr>
+        <w:tabs>
+          <w:tab w:val="left" w:pos="996"/>
+        </w:tabs>
+        <w:rPr>
+          <w:caps/>
+          <w:color w:val="EE0000"/>
+        </w:rPr>
+      </w:pPr>
+    </w:p>
+    <w:p>
+      <w:pPr>
+        <w:rPr>
+          <w:caps/>
+          <w:color w:val="EE0000"/>
+        </w:rPr>
+      </w:pPr>
+      <w:r>
+        <w:rPr>
+          <w:caps/>
+          <w:color w:val="EE0000"/>
+        </w:rPr>
+        <w:br w:type="page"/>
+      </w:r>
+    </w:p>
+    <w:p>
+      <w:pPr>
+        <w:tabs>
+          <w:tab w:val="left" w:pos="996"/>
+        </w:tabs>
+        <w:rPr>
+          <w:caps/>
+          <w:color w:val="EE0000"/>
+        </w:rPr>
+      </w:pPr>
+      <w:proofErr w:type="gramStart"/>
+      <w:r>
+        <w:rPr>
+          <w:caps/>
+          <w:color w:val="EE0000"/>
+        </w:rPr>
+        <w:lastRenderedPageBreak/>
+        <w:t>error:-</w:t>
+      </w:r>
+      <w:proofErr w:type="gramEnd"/>
+      <w:r>
+        <w:rPr>
+          <w:caps/>
+          <w:color w:val="EE0000"/>
+        </w:rPr>
+        <w:t xml:space="preserve"> 500 – mean backend </w:t>
+      </w:r>
+      <w:proofErr w:type="gramStart"/>
+      <w:r>
+        <w:rPr>
+          <w:caps/>
+          <w:color w:val="EE0000"/>
+        </w:rPr>
+        <w:t>error:-</w:t>
+      </w:r>
+      <w:proofErr w:type="gramEnd"/>
+    </w:p>
+    <w:p>
+      <w:pPr>
+        <w:tabs>
+          <w:tab w:val="left" w:pos="996"/>
+        </w:tabs>
+        <w:rPr>
+          <w:caps/>
+          <w:color w:val="000000" w:themeColor="text1"/>
+        </w:rPr>
+      </w:pPr>
+      <w:proofErr w:type="gramStart"/>
+      <w:r>
+        <w:rPr>
+          <w:color w:val="000000" w:themeColor="text1"/>
+          <w:highlight w:val="red"/>
+        </w:rPr>
+        <w:t>Econnrefused ::1</w:t>
+      </w:r>
+      <w:r>
+        <w:rPr>
+          <w:color w:val="000000" w:themeColor="text1"/>
+          <w:highlight w:val="yellow"/>
+        </w:rPr>
+        <w:t>:</w:t>
+      </w:r>
+      <w:r>
+        <w:rPr>
+          <w:color w:val="000000" w:themeColor="text1"/>
+        </w:rPr>
+        <w:t>587</w:t>
+      </w:r>
+      <w:proofErr w:type="gramEnd"/>
+      <w:r>
+        <w:rPr>
+          <w:color w:val="000000" w:themeColor="text1"/>
+        </w:rPr>
+        <w:t xml:space="preserve"> at </w:t>
+      </w:r>
+      <w:proofErr w:type="gramStart"/>
+      <w:r>
+        <w:rPr>
+          <w:color w:val="000000" w:themeColor="text1"/>
+        </w:rPr>
+        <w:t>tcpconnectwrap.afterconnect</w:t>
+      </w:r>
+      <w:proofErr w:type="gramEnd"/>
+      <w:r>
+        <w:rPr>
+          <w:color w:val="000000" w:themeColor="text1"/>
+        </w:rPr>
+        <w:t xml:space="preserve"> [as oncomplete] (node:net:1611:16) </w:t>
+      </w:r>
+      <w:proofErr w:type="gramStart"/>
+      <w:r>
+        <w:rPr>
+          <w:color w:val="000000" w:themeColor="text1"/>
+        </w:rPr>
+        <w:t>{ errno</w:t>
+      </w:r>
+      <w:proofErr w:type="gramEnd"/>
+      <w:r>
+        <w:rPr>
+          <w:color w:val="000000" w:themeColor="text1"/>
+        </w:rPr>
+        <w:t xml:space="preserve">: -4078, code: 'esocket', syscall: 'connect', address: </w:t>
+      </w:r>
+      <w:proofErr w:type="gramStart"/>
+      <w:r>
+        <w:rPr>
+          <w:color w:val="000000" w:themeColor="text1"/>
+        </w:rPr>
+        <w:t>'::</w:t>
+      </w:r>
+      <w:proofErr w:type="gramEnd"/>
+      <w:r>
+        <w:rPr>
+          <w:color w:val="000000" w:themeColor="text1"/>
+        </w:rPr>
+        <w:t>1', port: 587, command: 'conn</w:t>
+      </w:r>
+      <w:proofErr w:type="gramStart"/>
+      <w:r>
+        <w:rPr>
+          <w:color w:val="000000" w:themeColor="text1"/>
+        </w:rPr>
+        <w:t>' }</w:t>
+      </w:r>
+      <w:r>
+        <w:rPr>
+          <w:caps/>
+          <w:color w:val="000000" w:themeColor="text1"/>
+        </w:rPr>
+        <w:t>:-</w:t>
+      </w:r>
+      <w:proofErr w:type="gramEnd"/>
+    </w:p>
+    <w:p>
+      <w:pPr>
+        <w:tabs>
+          <w:tab w:val="left" w:pos="996"/>
+        </w:tabs>
+        <w:jc w:val="both"/>
+        <w:rPr>
+          <w:caps/>
+          <w:color w:val="000000" w:themeColor="text1"/>
+        </w:rPr>
+      </w:pPr>
+      <w:r>
+        <w:rPr>
+          <w:caps/>
+          <w:color w:val="000000" w:themeColor="text1"/>
+        </w:rPr>
+        <w:sym w:font="Wingdings" w:char="F0E0"/>
+      </w:r>
+      <w:r>
+        <w:rPr>
+          <w:caps/>
+          <w:color w:val="000000" w:themeColor="text1"/>
+        </w:rPr>
+        <w:t xml:space="preserve"> </w:t>
+      </w:r>
+      <w:proofErr w:type="gramStart"/>
+      <w:r>
+        <w:rPr>
+          <w:color w:val="00B050"/>
+        </w:rPr>
+        <w:t>E</w:t>
+      </w:r>
+      <w:r>
+        <w:rPr>
+          <w:color w:val="00B050"/>
+        </w:rPr>
+        <w:t>connrefused ::1:587</w:t>
+      </w:r>
+      <w:proofErr w:type="gramEnd"/>
+      <w:r>
+        <w:rPr>
+          <w:color w:val="00B050"/>
+        </w:rPr>
+        <w:t> means nodemailer tried localhost:587 because smtp envs were missing at runtime.</w:t>
+      </w:r>
+    </w:p>
+    <w:p>
+      <w:pPr>
+        <w:tabs>
+          <w:tab w:val="left" w:pos="996"/>
+        </w:tabs>
+        <w:rPr>
+          <w:caps/>
+          <w:color w:val="000000" w:themeColor="text1"/>
+        </w:rPr>
+      </w:pPr>
+    </w:p>
+    <w:p>
+      <w:pPr>
+        <w:tabs>
+          <w:tab w:val="left" w:pos="996"/>
+        </w:tabs>
+        <w:rPr>
+          <w:caps/>
+          <w:color w:val="000000" w:themeColor="text1"/>
+        </w:rPr>
+      </w:pPr>
+    </w:p>
+    <w:p>
+      <w:pPr>
+        <w:tabs>
+          <w:tab w:val="left" w:pos="996"/>
+        </w:tabs>
         <w:ind w:left="360"/>
         <w:rPr>
-          <w:b/>
-          <w:bCs/>
-          <w:sz w:val="28"/>
-          <w:szCs w:val="36"/>
-        </w:rPr>
-      </w:pPr>
-    </w:p>
-    <w:p>
-      <w:pPr>
-        <w:tabs>
-          <w:tab w:val="left" w:pos="996"/>
-        </w:tabs>
-        <w:ind w:left="360"/>
-        <w:rPr>
-          <w:b/>
-          <w:bCs/>
-          <w:sz w:val="28"/>
-          <w:szCs w:val="36"/>
-        </w:rPr>
-      </w:pPr>
-    </w:p>
-    <w:p>
-      <w:pPr>
-        <w:tabs>
-          <w:tab w:val="left" w:pos="996"/>
-        </w:tabs>
-        <w:ind w:left="360"/>
-        <w:rPr>
-          <w:sz w:val="28"/>
-          <w:szCs w:val="36"/>
-        </w:rPr>
-      </w:pPr>
-    </w:p>
-    <w:p>
-      <w:pPr>
-        <w:tabs>
-          <w:tab w:val="left" w:pos="996"/>
-        </w:tabs>
-        <w:rPr>
-          <w:sz w:val="28"/>
-          <w:szCs w:val="36"/>
-        </w:rPr>
-      </w:pPr>
-    </w:p>
-    <w:p>
-      <w:pPr>
-        <w:tabs>
-          <w:tab w:val="left" w:pos="996"/>
-        </w:tabs>
-        <w:rPr>
-          <w:sz w:val="28"/>
-          <w:szCs w:val="36"/>
-        </w:rPr>
-      </w:pPr>
-    </w:p>
-    <w:p>
-      <w:pPr>
-        <w:tabs>
-          <w:tab w:val="left" w:pos="996"/>
-        </w:tabs>
-        <w:rPr>
-          <w:sz w:val="28"/>
-          <w:szCs w:val="36"/>
+          <w:caps/>
         </w:rPr>
       </w:pPr>
     </w:p>
@@ -23478,7 +24253,7 @@
         <v:path o:extrusionok="f" gradientshapeok="t" o:connecttype="rect"/>
         <o:lock v:ext="edit" aspectratio="t"/>
       </v:shapetype>
-      <v:shape id="_x0000_i1025" type="#_x0000_t75" style="width:11.4pt;height:11.4pt" o:bullet="t">
+      <v:shape id="_x0000_i1025" type="#_x0000_t75" style="width:11.55pt;height:11.55pt" o:bullet="t">
         <v:imagedata r:id="rId1" o:title="mso2762"/>
       </v:shape>
     </w:pict>
@@ -23972,6 +24747,155 @@
     </w:lvl>
   </w:abstractNum>
   <w:abstractNum w:abstractNumId="4" w15:restartNumberingAfterBreak="0">
+    <w:nsid w:val="13E90E77"/>
+    <w:multiLevelType w:val="multilevel"/>
+    <w:tmpl w:val="54301D2E"/>
+    <w:lvl w:ilvl="0">
+      <w:start w:val="1"/>
+      <w:numFmt w:val="bullet"/>
+      <w:lvlText w:val=""/>
+      <w:lvlJc w:val="left"/>
+      <w:pPr>
+        <w:tabs>
+          <w:tab w:val="num" w:pos="720"/>
+        </w:tabs>
+        <w:ind w:left="720" w:hanging="360"/>
+      </w:pPr>
+      <w:rPr>
+        <w:rFonts w:ascii="Symbol" w:hAnsi="Symbol" w:hint="default"/>
+        <w:sz w:val="20"/>
+      </w:rPr>
+    </w:lvl>
+    <w:lvl w:ilvl="1" w:tentative="1">
+      <w:start w:val="1"/>
+      <w:numFmt w:val="bullet"/>
+      <w:lvlText w:val=""/>
+      <w:lvlJc w:val="left"/>
+      <w:pPr>
+        <w:tabs>
+          <w:tab w:val="num" w:pos="1440"/>
+        </w:tabs>
+        <w:ind w:left="1440" w:hanging="360"/>
+      </w:pPr>
+      <w:rPr>
+        <w:rFonts w:ascii="Symbol" w:hAnsi="Symbol" w:hint="default"/>
+        <w:sz w:val="20"/>
+      </w:rPr>
+    </w:lvl>
+    <w:lvl w:ilvl="2" w:tentative="1">
+      <w:start w:val="1"/>
+      <w:numFmt w:val="bullet"/>
+      <w:lvlText w:val=""/>
+      <w:lvlJc w:val="left"/>
+      <w:pPr>
+        <w:tabs>
+          <w:tab w:val="num" w:pos="2160"/>
+        </w:tabs>
+        <w:ind w:left="2160" w:hanging="360"/>
+      </w:pPr>
+      <w:rPr>
+        <w:rFonts w:ascii="Symbol" w:hAnsi="Symbol" w:hint="default"/>
+        <w:sz w:val="20"/>
+      </w:rPr>
+    </w:lvl>
+    <w:lvl w:ilvl="3" w:tentative="1">
+      <w:start w:val="1"/>
+      <w:numFmt w:val="bullet"/>
+      <w:lvlText w:val=""/>
+      <w:lvlJc w:val="left"/>
+      <w:pPr>
+        <w:tabs>
+          <w:tab w:val="num" w:pos="2880"/>
+        </w:tabs>
+        <w:ind w:left="2880" w:hanging="360"/>
+      </w:pPr>
+      <w:rPr>
+        <w:rFonts w:ascii="Symbol" w:hAnsi="Symbol" w:hint="default"/>
+        <w:sz w:val="20"/>
+      </w:rPr>
+    </w:lvl>
+    <w:lvl w:ilvl="4" w:tentative="1">
+      <w:start w:val="1"/>
+      <w:numFmt w:val="bullet"/>
+      <w:lvlText w:val=""/>
+      <w:lvlJc w:val="left"/>
+      <w:pPr>
+        <w:tabs>
+          <w:tab w:val="num" w:pos="3600"/>
+        </w:tabs>
+        <w:ind w:left="3600" w:hanging="360"/>
+      </w:pPr>
+      <w:rPr>
+        <w:rFonts w:ascii="Symbol" w:hAnsi="Symbol" w:hint="default"/>
+        <w:sz w:val="20"/>
+      </w:rPr>
+    </w:lvl>
+    <w:lvl w:ilvl="5" w:tentative="1">
+      <w:start w:val="1"/>
+      <w:numFmt w:val="bullet"/>
+      <w:lvlText w:val=""/>
+      <w:lvlJc w:val="left"/>
+      <w:pPr>
+        <w:tabs>
+          <w:tab w:val="num" w:pos="4320"/>
+        </w:tabs>
+        <w:ind w:left="4320" w:hanging="360"/>
+      </w:pPr>
+      <w:rPr>
+        <w:rFonts w:ascii="Symbol" w:hAnsi="Symbol" w:hint="default"/>
+        <w:sz w:val="20"/>
+      </w:rPr>
+    </w:lvl>
+    <w:lvl w:ilvl="6" w:tentative="1">
+      <w:start w:val="1"/>
+      <w:numFmt w:val="bullet"/>
+      <w:lvlText w:val=""/>
+      <w:lvlJc w:val="left"/>
+      <w:pPr>
+        <w:tabs>
+          <w:tab w:val="num" w:pos="5040"/>
+        </w:tabs>
+        <w:ind w:left="5040" w:hanging="360"/>
+      </w:pPr>
+      <w:rPr>
+        <w:rFonts w:ascii="Symbol" w:hAnsi="Symbol" w:hint="default"/>
+        <w:sz w:val="20"/>
+      </w:rPr>
+    </w:lvl>
+    <w:lvl w:ilvl="7" w:tentative="1">
+      <w:start w:val="1"/>
+      <w:numFmt w:val="bullet"/>
+      <w:lvlText w:val=""/>
+      <w:lvlJc w:val="left"/>
+      <w:pPr>
+        <w:tabs>
+          <w:tab w:val="num" w:pos="5760"/>
+        </w:tabs>
+        <w:ind w:left="5760" w:hanging="360"/>
+      </w:pPr>
+      <w:rPr>
+        <w:rFonts w:ascii="Symbol" w:hAnsi="Symbol" w:hint="default"/>
+        <w:sz w:val="20"/>
+      </w:rPr>
+    </w:lvl>
+    <w:lvl w:ilvl="8" w:tentative="1">
+      <w:start w:val="1"/>
+      <w:numFmt w:val="bullet"/>
+      <w:lvlText w:val=""/>
+      <w:lvlJc w:val="left"/>
+      <w:pPr>
+        <w:tabs>
+          <w:tab w:val="num" w:pos="6480"/>
+        </w:tabs>
+        <w:ind w:left="6480" w:hanging="360"/>
+      </w:pPr>
+      <w:rPr>
+        <w:rFonts w:ascii="Symbol" w:hAnsi="Symbol" w:hint="default"/>
+        <w:sz w:val="20"/>
+      </w:rPr>
+    </w:lvl>
+  </w:abstractNum>
+  <w:abstractNum w:abstractNumId="5" w15:restartNumberingAfterBreak="0">
     <w:nsid w:val="14B50AF1"/>
     <w:multiLevelType w:val="hybridMultilevel"/>
     <w:tmpl w:val="C24C58D0"/>
@@ -24057,7 +24981,7 @@
       </w:pPr>
     </w:lvl>
   </w:abstractNum>
-  <w:abstractNum w:abstractNumId="5" w15:restartNumberingAfterBreak="0">
+  <w:abstractNum w:abstractNumId="6" w15:restartNumberingAfterBreak="0">
     <w:nsid w:val="1D533D14"/>
     <w:multiLevelType w:val="hybridMultilevel"/>
     <w:tmpl w:val="C100CE98"/>
@@ -24171,7 +25095,7 @@
       </w:rPr>
     </w:lvl>
   </w:abstractNum>
-  <w:abstractNum w:abstractNumId="6" w15:restartNumberingAfterBreak="0">
+  <w:abstractNum w:abstractNumId="7" w15:restartNumberingAfterBreak="0">
     <w:nsid w:val="1F192EED"/>
     <w:multiLevelType w:val="hybridMultilevel"/>
     <w:tmpl w:val="F1025BA8"/>
@@ -24284,7 +25208,7 @@
       </w:rPr>
     </w:lvl>
   </w:abstractNum>
-  <w:abstractNum w:abstractNumId="7" w15:restartNumberingAfterBreak="0">
+  <w:abstractNum w:abstractNumId="8" w15:restartNumberingAfterBreak="0">
     <w:nsid w:val="20D37C55"/>
     <w:multiLevelType w:val="hybridMultilevel"/>
     <w:tmpl w:val="1C4E4D1A"/>
@@ -24397,7 +25321,7 @@
       </w:rPr>
     </w:lvl>
   </w:abstractNum>
-  <w:abstractNum w:abstractNumId="8" w15:restartNumberingAfterBreak="0">
+  <w:abstractNum w:abstractNumId="9" w15:restartNumberingAfterBreak="0">
     <w:nsid w:val="228B6F3D"/>
     <w:multiLevelType w:val="hybridMultilevel"/>
     <w:tmpl w:val="9AFC3D7E"/>
@@ -24483,7 +25407,7 @@
       </w:pPr>
     </w:lvl>
   </w:abstractNum>
-  <w:abstractNum w:abstractNumId="9" w15:restartNumberingAfterBreak="0">
+  <w:abstractNum w:abstractNumId="10" w15:restartNumberingAfterBreak="0">
     <w:nsid w:val="23651533"/>
     <w:multiLevelType w:val="hybridMultilevel"/>
     <w:tmpl w:val="DA0A3510"/>
@@ -24596,7 +25520,7 @@
       </w:rPr>
     </w:lvl>
   </w:abstractNum>
-  <w:abstractNum w:abstractNumId="10" w15:restartNumberingAfterBreak="0">
+  <w:abstractNum w:abstractNumId="11" w15:restartNumberingAfterBreak="0">
     <w:nsid w:val="25987945"/>
     <w:multiLevelType w:val="multilevel"/>
     <w:tmpl w:val="46406F90"/>
@@ -24745,7 +25669,7 @@
       </w:rPr>
     </w:lvl>
   </w:abstractNum>
-  <w:abstractNum w:abstractNumId="11" w15:restartNumberingAfterBreak="0">
+  <w:abstractNum w:abstractNumId="12" w15:restartNumberingAfterBreak="0">
     <w:nsid w:val="281A2785"/>
     <w:multiLevelType w:val="hybridMultilevel"/>
     <w:tmpl w:val="C5201394"/>
@@ -24858,7 +25782,7 @@
       </w:rPr>
     </w:lvl>
   </w:abstractNum>
-  <w:abstractNum w:abstractNumId="12" w15:restartNumberingAfterBreak="0">
+  <w:abstractNum w:abstractNumId="13" w15:restartNumberingAfterBreak="0">
     <w:nsid w:val="29D05E6C"/>
     <w:multiLevelType w:val="hybridMultilevel"/>
     <w:tmpl w:val="B8787AB6"/>
@@ -24971,7 +25895,305 @@
       </w:rPr>
     </w:lvl>
   </w:abstractNum>
-  <w:abstractNum w:abstractNumId="13" w15:restartNumberingAfterBreak="0">
+  <w:abstractNum w:abstractNumId="14" w15:restartNumberingAfterBreak="0">
+    <w:nsid w:val="2CB136D7"/>
+    <w:multiLevelType w:val="multilevel"/>
+    <w:tmpl w:val="2354BF84"/>
+    <w:lvl w:ilvl="0">
+      <w:start w:val="1"/>
+      <w:numFmt w:val="bullet"/>
+      <w:lvlText w:val=""/>
+      <w:lvlJc w:val="left"/>
+      <w:pPr>
+        <w:tabs>
+          <w:tab w:val="num" w:pos="720"/>
+        </w:tabs>
+        <w:ind w:left="720" w:hanging="360"/>
+      </w:pPr>
+      <w:rPr>
+        <w:rFonts w:ascii="Symbol" w:hAnsi="Symbol" w:hint="default"/>
+        <w:sz w:val="20"/>
+      </w:rPr>
+    </w:lvl>
+    <w:lvl w:ilvl="1" w:tentative="1">
+      <w:start w:val="1"/>
+      <w:numFmt w:val="bullet"/>
+      <w:lvlText w:val=""/>
+      <w:lvlJc w:val="left"/>
+      <w:pPr>
+        <w:tabs>
+          <w:tab w:val="num" w:pos="1440"/>
+        </w:tabs>
+        <w:ind w:left="1440" w:hanging="360"/>
+      </w:pPr>
+      <w:rPr>
+        <w:rFonts w:ascii="Symbol" w:hAnsi="Symbol" w:hint="default"/>
+        <w:sz w:val="20"/>
+      </w:rPr>
+    </w:lvl>
+    <w:lvl w:ilvl="2" w:tentative="1">
+      <w:start w:val="1"/>
+      <w:numFmt w:val="bullet"/>
+      <w:lvlText w:val=""/>
+      <w:lvlJc w:val="left"/>
+      <w:pPr>
+        <w:tabs>
+          <w:tab w:val="num" w:pos="2160"/>
+        </w:tabs>
+        <w:ind w:left="2160" w:hanging="360"/>
+      </w:pPr>
+      <w:rPr>
+        <w:rFonts w:ascii="Symbol" w:hAnsi="Symbol" w:hint="default"/>
+        <w:sz w:val="20"/>
+      </w:rPr>
+    </w:lvl>
+    <w:lvl w:ilvl="3" w:tentative="1">
+      <w:start w:val="1"/>
+      <w:numFmt w:val="bullet"/>
+      <w:lvlText w:val=""/>
+      <w:lvlJc w:val="left"/>
+      <w:pPr>
+        <w:tabs>
+          <w:tab w:val="num" w:pos="2880"/>
+        </w:tabs>
+        <w:ind w:left="2880" w:hanging="360"/>
+      </w:pPr>
+      <w:rPr>
+        <w:rFonts w:ascii="Symbol" w:hAnsi="Symbol" w:hint="default"/>
+        <w:sz w:val="20"/>
+      </w:rPr>
+    </w:lvl>
+    <w:lvl w:ilvl="4" w:tentative="1">
+      <w:start w:val="1"/>
+      <w:numFmt w:val="bullet"/>
+      <w:lvlText w:val=""/>
+      <w:lvlJc w:val="left"/>
+      <w:pPr>
+        <w:tabs>
+          <w:tab w:val="num" w:pos="3600"/>
+        </w:tabs>
+        <w:ind w:left="3600" w:hanging="360"/>
+      </w:pPr>
+      <w:rPr>
+        <w:rFonts w:ascii="Symbol" w:hAnsi="Symbol" w:hint="default"/>
+        <w:sz w:val="20"/>
+      </w:rPr>
+    </w:lvl>
+    <w:lvl w:ilvl="5" w:tentative="1">
+      <w:start w:val="1"/>
+      <w:numFmt w:val="bullet"/>
+      <w:lvlText w:val=""/>
+      <w:lvlJc w:val="left"/>
+      <w:pPr>
+        <w:tabs>
+          <w:tab w:val="num" w:pos="4320"/>
+        </w:tabs>
+        <w:ind w:left="4320" w:hanging="360"/>
+      </w:pPr>
+      <w:rPr>
+        <w:rFonts w:ascii="Symbol" w:hAnsi="Symbol" w:hint="default"/>
+        <w:sz w:val="20"/>
+      </w:rPr>
+    </w:lvl>
+    <w:lvl w:ilvl="6" w:tentative="1">
+      <w:start w:val="1"/>
+      <w:numFmt w:val="bullet"/>
+      <w:lvlText w:val=""/>
+      <w:lvlJc w:val="left"/>
+      <w:pPr>
+        <w:tabs>
+          <w:tab w:val="num" w:pos="5040"/>
+        </w:tabs>
+        <w:ind w:left="5040" w:hanging="360"/>
+      </w:pPr>
+      <w:rPr>
+        <w:rFonts w:ascii="Symbol" w:hAnsi="Symbol" w:hint="default"/>
+        <w:sz w:val="20"/>
+      </w:rPr>
+    </w:lvl>
+    <w:lvl w:ilvl="7" w:tentative="1">
+      <w:start w:val="1"/>
+      <w:numFmt w:val="bullet"/>
+      <w:lvlText w:val=""/>
+      <w:lvlJc w:val="left"/>
+      <w:pPr>
+        <w:tabs>
+          <w:tab w:val="num" w:pos="5760"/>
+        </w:tabs>
+        <w:ind w:left="5760" w:hanging="360"/>
+      </w:pPr>
+      <w:rPr>
+        <w:rFonts w:ascii="Symbol" w:hAnsi="Symbol" w:hint="default"/>
+        <w:sz w:val="20"/>
+      </w:rPr>
+    </w:lvl>
+    <w:lvl w:ilvl="8" w:tentative="1">
+      <w:start w:val="1"/>
+      <w:numFmt w:val="bullet"/>
+      <w:lvlText w:val=""/>
+      <w:lvlJc w:val="left"/>
+      <w:pPr>
+        <w:tabs>
+          <w:tab w:val="num" w:pos="6480"/>
+        </w:tabs>
+        <w:ind w:left="6480" w:hanging="360"/>
+      </w:pPr>
+      <w:rPr>
+        <w:rFonts w:ascii="Symbol" w:hAnsi="Symbol" w:hint="default"/>
+        <w:sz w:val="20"/>
+      </w:rPr>
+    </w:lvl>
+  </w:abstractNum>
+  <w:abstractNum w:abstractNumId="15" w15:restartNumberingAfterBreak="0">
+    <w:nsid w:val="2D263C8D"/>
+    <w:multiLevelType w:val="multilevel"/>
+    <w:tmpl w:val="371210C8"/>
+    <w:lvl w:ilvl="0">
+      <w:start w:val="1"/>
+      <w:numFmt w:val="bullet"/>
+      <w:lvlText w:val=""/>
+      <w:lvlJc w:val="left"/>
+      <w:pPr>
+        <w:tabs>
+          <w:tab w:val="num" w:pos="720"/>
+        </w:tabs>
+        <w:ind w:left="720" w:hanging="360"/>
+      </w:pPr>
+      <w:rPr>
+        <w:rFonts w:ascii="Symbol" w:hAnsi="Symbol" w:hint="default"/>
+        <w:sz w:val="20"/>
+      </w:rPr>
+    </w:lvl>
+    <w:lvl w:ilvl="1" w:tentative="1">
+      <w:start w:val="1"/>
+      <w:numFmt w:val="bullet"/>
+      <w:lvlText w:val=""/>
+      <w:lvlJc w:val="left"/>
+      <w:pPr>
+        <w:tabs>
+          <w:tab w:val="num" w:pos="1440"/>
+        </w:tabs>
+        <w:ind w:left="1440" w:hanging="360"/>
+      </w:pPr>
+      <w:rPr>
+        <w:rFonts w:ascii="Symbol" w:hAnsi="Symbol" w:hint="default"/>
+        <w:sz w:val="20"/>
+      </w:rPr>
+    </w:lvl>
+    <w:lvl w:ilvl="2" w:tentative="1">
+      <w:start w:val="1"/>
+      <w:numFmt w:val="bullet"/>
+      <w:lvlText w:val=""/>
+      <w:lvlJc w:val="left"/>
+      <w:pPr>
+        <w:tabs>
+          <w:tab w:val="num" w:pos="2160"/>
+        </w:tabs>
+        <w:ind w:left="2160" w:hanging="360"/>
+      </w:pPr>
+      <w:rPr>
+        <w:rFonts w:ascii="Symbol" w:hAnsi="Symbol" w:hint="default"/>
+        <w:sz w:val="20"/>
+      </w:rPr>
+    </w:lvl>
+    <w:lvl w:ilvl="3" w:tentative="1">
+      <w:start w:val="1"/>
+      <w:numFmt w:val="bullet"/>
+      <w:lvlText w:val=""/>
+      <w:lvlJc w:val="left"/>
+      <w:pPr>
+        <w:tabs>
+          <w:tab w:val="num" w:pos="2880"/>
+        </w:tabs>
+        <w:ind w:left="2880" w:hanging="360"/>
+      </w:pPr>
+      <w:rPr>
+        <w:rFonts w:ascii="Symbol" w:hAnsi="Symbol" w:hint="default"/>
+        <w:sz w:val="20"/>
+      </w:rPr>
+    </w:lvl>
+    <w:lvl w:ilvl="4" w:tentative="1">
+      <w:start w:val="1"/>
+      <w:numFmt w:val="bullet"/>
+      <w:lvlText w:val=""/>
+      <w:lvlJc w:val="left"/>
+      <w:pPr>
+        <w:tabs>
+          <w:tab w:val="num" w:pos="3600"/>
+        </w:tabs>
+        <w:ind w:left="3600" w:hanging="360"/>
+      </w:pPr>
+      <w:rPr>
+        <w:rFonts w:ascii="Symbol" w:hAnsi="Symbol" w:hint="default"/>
+        <w:sz w:val="20"/>
+      </w:rPr>
+    </w:lvl>
+    <w:lvl w:ilvl="5" w:tentative="1">
+      <w:start w:val="1"/>
+      <w:numFmt w:val="bullet"/>
+      <w:lvlText w:val=""/>
+      <w:lvlJc w:val="left"/>
+      <w:pPr>
+        <w:tabs>
+          <w:tab w:val="num" w:pos="4320"/>
+        </w:tabs>
+        <w:ind w:left="4320" w:hanging="360"/>
+      </w:pPr>
+      <w:rPr>
+        <w:rFonts w:ascii="Symbol" w:hAnsi="Symbol" w:hint="default"/>
+        <w:sz w:val="20"/>
+      </w:rPr>
+    </w:lvl>
+    <w:lvl w:ilvl="6" w:tentative="1">
+      <w:start w:val="1"/>
+      <w:numFmt w:val="bullet"/>
+      <w:lvlText w:val=""/>
+      <w:lvlJc w:val="left"/>
+      <w:pPr>
+        <w:tabs>
+          <w:tab w:val="num" w:pos="5040"/>
+        </w:tabs>
+        <w:ind w:left="5040" w:hanging="360"/>
+      </w:pPr>
+      <w:rPr>
+        <w:rFonts w:ascii="Symbol" w:hAnsi="Symbol" w:hint="default"/>
+        <w:sz w:val="20"/>
+      </w:rPr>
+    </w:lvl>
+    <w:lvl w:ilvl="7" w:tentative="1">
+      <w:start w:val="1"/>
+      <w:numFmt w:val="bullet"/>
+      <w:lvlText w:val=""/>
+      <w:lvlJc w:val="left"/>
+      <w:pPr>
+        <w:tabs>
+          <w:tab w:val="num" w:pos="5760"/>
+        </w:tabs>
+        <w:ind w:left="5760" w:hanging="360"/>
+      </w:pPr>
+      <w:rPr>
+        <w:rFonts w:ascii="Symbol" w:hAnsi="Symbol" w:hint="default"/>
+        <w:sz w:val="20"/>
+      </w:rPr>
+    </w:lvl>
+    <w:lvl w:ilvl="8" w:tentative="1">
+      <w:start w:val="1"/>
+      <w:numFmt w:val="bullet"/>
+      <w:lvlText w:val=""/>
+      <w:lvlJc w:val="left"/>
+      <w:pPr>
+        <w:tabs>
+          <w:tab w:val="num" w:pos="6480"/>
+        </w:tabs>
+        <w:ind w:left="6480" w:hanging="360"/>
+      </w:pPr>
+      <w:rPr>
+        <w:rFonts w:ascii="Symbol" w:hAnsi="Symbol" w:hint="default"/>
+        <w:sz w:val="20"/>
+      </w:rPr>
+    </w:lvl>
+  </w:abstractNum>
+  <w:abstractNum w:abstractNumId="16" w15:restartNumberingAfterBreak="0">
     <w:nsid w:val="2D542C61"/>
     <w:multiLevelType w:val="multilevel"/>
     <w:tmpl w:val="6E2893E2"/>
@@ -25120,7 +26342,7 @@
       </w:rPr>
     </w:lvl>
   </w:abstractNum>
-  <w:abstractNum w:abstractNumId="14" w15:restartNumberingAfterBreak="0">
+  <w:abstractNum w:abstractNumId="17" w15:restartNumberingAfterBreak="0">
     <w:nsid w:val="2E5D6E55"/>
     <w:multiLevelType w:val="hybridMultilevel"/>
     <w:tmpl w:val="11F2BD2E"/>
@@ -25233,7 +26455,7 @@
       </w:rPr>
     </w:lvl>
   </w:abstractNum>
-  <w:abstractNum w:abstractNumId="15" w15:restartNumberingAfterBreak="0">
+  <w:abstractNum w:abstractNumId="18" w15:restartNumberingAfterBreak="0">
     <w:nsid w:val="2F2678D1"/>
     <w:multiLevelType w:val="hybridMultilevel"/>
     <w:tmpl w:val="98046BD2"/>
@@ -25346,7 +26568,7 @@
       </w:rPr>
     </w:lvl>
   </w:abstractNum>
-  <w:abstractNum w:abstractNumId="16" w15:restartNumberingAfterBreak="0">
+  <w:abstractNum w:abstractNumId="19" w15:restartNumberingAfterBreak="0">
     <w:nsid w:val="323C6D29"/>
     <w:multiLevelType w:val="hybridMultilevel"/>
     <w:tmpl w:val="5846EED8"/>
@@ -25432,7 +26654,7 @@
       </w:pPr>
     </w:lvl>
   </w:abstractNum>
-  <w:abstractNum w:abstractNumId="17" w15:restartNumberingAfterBreak="0">
+  <w:abstractNum w:abstractNumId="20" w15:restartNumberingAfterBreak="0">
     <w:nsid w:val="32843A37"/>
     <w:multiLevelType w:val="hybridMultilevel"/>
     <w:tmpl w:val="16227C88"/>
@@ -25545,7 +26767,7 @@
       </w:rPr>
     </w:lvl>
   </w:abstractNum>
-  <w:abstractNum w:abstractNumId="18" w15:restartNumberingAfterBreak="0">
+  <w:abstractNum w:abstractNumId="21" w15:restartNumberingAfterBreak="0">
     <w:nsid w:val="34B70FD7"/>
     <w:multiLevelType w:val="multilevel"/>
     <w:tmpl w:val="B2CE14E4"/>
@@ -25658,7 +26880,7 @@
       </w:pPr>
     </w:lvl>
   </w:abstractNum>
-  <w:abstractNum w:abstractNumId="19" w15:restartNumberingAfterBreak="0">
+  <w:abstractNum w:abstractNumId="22" w15:restartNumberingAfterBreak="0">
     <w:nsid w:val="39007349"/>
     <w:multiLevelType w:val="multilevel"/>
     <w:tmpl w:val="2D6ABA10"/>
@@ -25807,7 +27029,7 @@
       </w:rPr>
     </w:lvl>
   </w:abstractNum>
-  <w:abstractNum w:abstractNumId="20" w15:restartNumberingAfterBreak="0">
+  <w:abstractNum w:abstractNumId="23" w15:restartNumberingAfterBreak="0">
     <w:nsid w:val="3D867BCC"/>
     <w:multiLevelType w:val="multilevel"/>
     <w:tmpl w:val="34D2D860"/>
@@ -25952,7 +27174,7 @@
       </w:rPr>
     </w:lvl>
   </w:abstractNum>
-  <w:abstractNum w:abstractNumId="21" w15:restartNumberingAfterBreak="0">
+  <w:abstractNum w:abstractNumId="24" w15:restartNumberingAfterBreak="0">
     <w:nsid w:val="3F08691C"/>
     <w:multiLevelType w:val="multilevel"/>
     <w:tmpl w:val="506EE87E"/>
@@ -26101,7 +27323,7 @@
       </w:rPr>
     </w:lvl>
   </w:abstractNum>
-  <w:abstractNum w:abstractNumId="22" w15:restartNumberingAfterBreak="0">
+  <w:abstractNum w:abstractNumId="25" w15:restartNumberingAfterBreak="0">
     <w:nsid w:val="40386770"/>
     <w:multiLevelType w:val="multilevel"/>
     <w:tmpl w:val="025CEC90"/>
@@ -26250,7 +27472,7 @@
       </w:rPr>
     </w:lvl>
   </w:abstractNum>
-  <w:abstractNum w:abstractNumId="23" w15:restartNumberingAfterBreak="0">
+  <w:abstractNum w:abstractNumId="26" w15:restartNumberingAfterBreak="0">
     <w:nsid w:val="45592D33"/>
     <w:multiLevelType w:val="hybridMultilevel"/>
     <w:tmpl w:val="8638AD4A"/>
@@ -26363,7 +27585,7 @@
       </w:rPr>
     </w:lvl>
   </w:abstractNum>
-  <w:abstractNum w:abstractNumId="24" w15:restartNumberingAfterBreak="0">
+  <w:abstractNum w:abstractNumId="27" w15:restartNumberingAfterBreak="0">
     <w:nsid w:val="4A04476E"/>
     <w:multiLevelType w:val="hybridMultilevel"/>
     <w:tmpl w:val="08C4B4EC"/>
@@ -26477,7 +27699,7 @@
       </w:rPr>
     </w:lvl>
   </w:abstractNum>
-  <w:abstractNum w:abstractNumId="25" w15:restartNumberingAfterBreak="0">
+  <w:abstractNum w:abstractNumId="28" w15:restartNumberingAfterBreak="0">
     <w:nsid w:val="4CF50982"/>
     <w:multiLevelType w:val="hybridMultilevel"/>
     <w:tmpl w:val="031EE67E"/>
@@ -26563,7 +27785,7 @@
       </w:pPr>
     </w:lvl>
   </w:abstractNum>
-  <w:abstractNum w:abstractNumId="26" w15:restartNumberingAfterBreak="0">
+  <w:abstractNum w:abstractNumId="29" w15:restartNumberingAfterBreak="0">
     <w:nsid w:val="50191F3E"/>
     <w:multiLevelType w:val="multilevel"/>
     <w:tmpl w:val="AC1EA89A"/>
@@ -26712,7 +27934,7 @@
       </w:rPr>
     </w:lvl>
   </w:abstractNum>
-  <w:abstractNum w:abstractNumId="27" w15:restartNumberingAfterBreak="0">
+  <w:abstractNum w:abstractNumId="30" w15:restartNumberingAfterBreak="0">
     <w:nsid w:val="53A53090"/>
     <w:multiLevelType w:val="hybridMultilevel"/>
     <w:tmpl w:val="7940E6E4"/>
@@ -26798,7 +28020,7 @@
       </w:pPr>
     </w:lvl>
   </w:abstractNum>
-  <w:abstractNum w:abstractNumId="28" w15:restartNumberingAfterBreak="0">
+  <w:abstractNum w:abstractNumId="31" w15:restartNumberingAfterBreak="0">
     <w:nsid w:val="55CB26F8"/>
     <w:multiLevelType w:val="multilevel"/>
     <w:tmpl w:val="42A41486"/>
@@ -26947,7 +28169,7 @@
       </w:rPr>
     </w:lvl>
   </w:abstractNum>
-  <w:abstractNum w:abstractNumId="29" w15:restartNumberingAfterBreak="0">
+  <w:abstractNum w:abstractNumId="32" w15:restartNumberingAfterBreak="0">
     <w:nsid w:val="56640607"/>
     <w:multiLevelType w:val="hybridMultilevel"/>
     <w:tmpl w:val="D5DE3A44"/>
@@ -27033,7 +28255,7 @@
       </w:pPr>
     </w:lvl>
   </w:abstractNum>
-  <w:abstractNum w:abstractNumId="30" w15:restartNumberingAfterBreak="0">
+  <w:abstractNum w:abstractNumId="33" w15:restartNumberingAfterBreak="0">
     <w:nsid w:val="56FE200B"/>
     <w:multiLevelType w:val="multilevel"/>
     <w:tmpl w:val="04D4BB62"/>
@@ -27182,7 +28404,7 @@
       </w:rPr>
     </w:lvl>
   </w:abstractNum>
-  <w:abstractNum w:abstractNumId="31" w15:restartNumberingAfterBreak="0">
+  <w:abstractNum w:abstractNumId="34" w15:restartNumberingAfterBreak="0">
     <w:nsid w:val="57702AA3"/>
     <w:multiLevelType w:val="hybridMultilevel"/>
     <w:tmpl w:val="D5DE5AEA"/>
@@ -27268,7 +28490,7 @@
       </w:pPr>
     </w:lvl>
   </w:abstractNum>
-  <w:abstractNum w:abstractNumId="32" w15:restartNumberingAfterBreak="0">
+  <w:abstractNum w:abstractNumId="35" w15:restartNumberingAfterBreak="0">
     <w:nsid w:val="585A42D0"/>
     <w:multiLevelType w:val="hybridMultilevel"/>
     <w:tmpl w:val="D0F850A4"/>
@@ -27381,7 +28603,7 @@
       </w:rPr>
     </w:lvl>
   </w:abstractNum>
-  <w:abstractNum w:abstractNumId="33" w15:restartNumberingAfterBreak="0">
+  <w:abstractNum w:abstractNumId="36" w15:restartNumberingAfterBreak="0">
     <w:nsid w:val="58CA1184"/>
     <w:multiLevelType w:val="hybridMultilevel"/>
     <w:tmpl w:val="5846EED8"/>
@@ -27467,7 +28689,7 @@
       </w:pPr>
     </w:lvl>
   </w:abstractNum>
-  <w:abstractNum w:abstractNumId="34" w15:restartNumberingAfterBreak="0">
+  <w:abstractNum w:abstractNumId="37" w15:restartNumberingAfterBreak="0">
     <w:nsid w:val="5CD36105"/>
     <w:multiLevelType w:val="hybridMultilevel"/>
     <w:tmpl w:val="79BC8438"/>
@@ -27553,7 +28775,124 @@
       </w:pPr>
     </w:lvl>
   </w:abstractNum>
-  <w:abstractNum w:abstractNumId="35" w15:restartNumberingAfterBreak="0">
+  <w:abstractNum w:abstractNumId="38" w15:restartNumberingAfterBreak="0">
+    <w:nsid w:val="5D4A19E2"/>
+    <w:multiLevelType w:val="multilevel"/>
+    <w:tmpl w:val="5AC00F72"/>
+    <w:lvl w:ilvl="0">
+      <w:start w:val="1"/>
+      <w:numFmt w:val="decimal"/>
+      <w:lvlText w:val="%1."/>
+      <w:lvlJc w:val="left"/>
+      <w:pPr>
+        <w:tabs>
+          <w:tab w:val="num" w:pos="720"/>
+        </w:tabs>
+        <w:ind w:left="720" w:hanging="360"/>
+      </w:pPr>
+    </w:lvl>
+    <w:lvl w:ilvl="1">
+      <w:start w:val="1"/>
+      <w:numFmt w:val="bullet"/>
+      <w:lvlText w:val=""/>
+      <w:lvlJc w:val="left"/>
+      <w:pPr>
+        <w:tabs>
+          <w:tab w:val="num" w:pos="1440"/>
+        </w:tabs>
+        <w:ind w:left="1440" w:hanging="360"/>
+      </w:pPr>
+      <w:rPr>
+        <w:rFonts w:ascii="Symbol" w:hAnsi="Symbol" w:hint="default"/>
+        <w:sz w:val="20"/>
+      </w:rPr>
+    </w:lvl>
+    <w:lvl w:ilvl="2" w:tentative="1">
+      <w:start w:val="1"/>
+      <w:numFmt w:val="decimal"/>
+      <w:lvlText w:val="%3."/>
+      <w:lvlJc w:val="left"/>
+      <w:pPr>
+        <w:tabs>
+          <w:tab w:val="num" w:pos="2160"/>
+        </w:tabs>
+        <w:ind w:left="2160" w:hanging="360"/>
+      </w:pPr>
+    </w:lvl>
+    <w:lvl w:ilvl="3" w:tentative="1">
+      <w:start w:val="1"/>
+      <w:numFmt w:val="decimal"/>
+      <w:lvlText w:val="%4."/>
+      <w:lvlJc w:val="left"/>
+      <w:pPr>
+        <w:tabs>
+          <w:tab w:val="num" w:pos="2880"/>
+        </w:tabs>
+        <w:ind w:left="2880" w:hanging="360"/>
+      </w:pPr>
+    </w:lvl>
+    <w:lvl w:ilvl="4" w:tentative="1">
+      <w:start w:val="1"/>
+      <w:numFmt w:val="decimal"/>
+      <w:lvlText w:val="%5."/>
+      <w:lvlJc w:val="left"/>
+      <w:pPr>
+        <w:tabs>
+          <w:tab w:val="num" w:pos="3600"/>
+        </w:tabs>
+        <w:ind w:left="3600" w:hanging="360"/>
+      </w:pPr>
+    </w:lvl>
+    <w:lvl w:ilvl="5" w:tentative="1">
+      <w:start w:val="1"/>
+      <w:numFmt w:val="decimal"/>
+      <w:lvlText w:val="%6."/>
+      <w:lvlJc w:val="left"/>
+      <w:pPr>
+        <w:tabs>
+          <w:tab w:val="num" w:pos="4320"/>
+        </w:tabs>
+        <w:ind w:left="4320" w:hanging="360"/>
+      </w:pPr>
+    </w:lvl>
+    <w:lvl w:ilvl="6" w:tentative="1">
+      <w:start w:val="1"/>
+      <w:numFmt w:val="decimal"/>
+      <w:lvlText w:val="%7."/>
+      <w:lvlJc w:val="left"/>
+      <w:pPr>
+        <w:tabs>
+          <w:tab w:val="num" w:pos="5040"/>
+        </w:tabs>
+        <w:ind w:left="5040" w:hanging="360"/>
+      </w:pPr>
+    </w:lvl>
+    <w:lvl w:ilvl="7" w:tentative="1">
+      <w:start w:val="1"/>
+      <w:numFmt w:val="decimal"/>
+      <w:lvlText w:val="%8."/>
+      <w:lvlJc w:val="left"/>
+      <w:pPr>
+        <w:tabs>
+          <w:tab w:val="num" w:pos="5760"/>
+        </w:tabs>
+        <w:ind w:left="5760" w:hanging="360"/>
+      </w:pPr>
+    </w:lvl>
+    <w:lvl w:ilvl="8" w:tentative="1">
+      <w:start w:val="1"/>
+      <w:numFmt w:val="decimal"/>
+      <w:lvlText w:val="%9."/>
+      <w:lvlJc w:val="left"/>
+      <w:pPr>
+        <w:tabs>
+          <w:tab w:val="num" w:pos="6480"/>
+        </w:tabs>
+        <w:ind w:left="6480" w:hanging="360"/>
+      </w:pPr>
+    </w:lvl>
+  </w:abstractNum>
+  <w:abstractNum w:abstractNumId="39" w15:restartNumberingAfterBreak="0">
     <w:nsid w:val="61902FCA"/>
     <w:multiLevelType w:val="multilevel"/>
     <w:tmpl w:val="2D103850"/>
@@ -27666,7 +29005,7 @@
       </w:pPr>
     </w:lvl>
   </w:abstractNum>
-  <w:abstractNum w:abstractNumId="36" w15:restartNumberingAfterBreak="0">
+  <w:abstractNum w:abstractNumId="40" w15:restartNumberingAfterBreak="0">
     <w:nsid w:val="627D2C1B"/>
     <w:multiLevelType w:val="hybridMultilevel"/>
     <w:tmpl w:val="666E0F0A"/>
@@ -27779,7 +29118,7 @@
       </w:rPr>
     </w:lvl>
   </w:abstractNum>
-  <w:abstractNum w:abstractNumId="37" w15:restartNumberingAfterBreak="0">
+  <w:abstractNum w:abstractNumId="41" w15:restartNumberingAfterBreak="0">
     <w:nsid w:val="62C2781A"/>
     <w:multiLevelType w:val="multilevel"/>
     <w:tmpl w:val="9A4AB178"/>
@@ -27928,7 +29267,7 @@
       </w:rPr>
     </w:lvl>
   </w:abstractNum>
-  <w:abstractNum w:abstractNumId="38" w15:restartNumberingAfterBreak="0">
+  <w:abstractNum w:abstractNumId="42" w15:restartNumberingAfterBreak="0">
     <w:nsid w:val="63E065B2"/>
     <w:multiLevelType w:val="multilevel"/>
     <w:tmpl w:val="54801872"/>
@@ -28077,7 +29416,7 @@
       </w:rPr>
     </w:lvl>
   </w:abstractNum>
-  <w:abstractNum w:abstractNumId="39" w15:restartNumberingAfterBreak="0">
+  <w:abstractNum w:abstractNumId="43" w15:restartNumberingAfterBreak="0">
     <w:nsid w:val="67B4292B"/>
     <w:multiLevelType w:val="hybridMultilevel"/>
     <w:tmpl w:val="27E4E160"/>
@@ -28163,7 +29502,7 @@
       </w:pPr>
     </w:lvl>
   </w:abstractNum>
-  <w:abstractNum w:abstractNumId="40" w15:restartNumberingAfterBreak="0">
+  <w:abstractNum w:abstractNumId="44" w15:restartNumberingAfterBreak="0">
     <w:nsid w:val="69397DC3"/>
     <w:multiLevelType w:val="hybridMultilevel"/>
     <w:tmpl w:val="E3189FCC"/>
@@ -28276,7 +29615,7 @@
       </w:rPr>
     </w:lvl>
   </w:abstractNum>
-  <w:abstractNum w:abstractNumId="41" w15:restartNumberingAfterBreak="0">
+  <w:abstractNum w:abstractNumId="45" w15:restartNumberingAfterBreak="0">
     <w:nsid w:val="6AEA55EA"/>
     <w:multiLevelType w:val="multilevel"/>
     <w:tmpl w:val="79DA19C0"/>
@@ -28425,7 +29764,7 @@
       </w:rPr>
     </w:lvl>
   </w:abstractNum>
-  <w:abstractNum w:abstractNumId="42" w15:restartNumberingAfterBreak="0">
+  <w:abstractNum w:abstractNumId="46" w15:restartNumberingAfterBreak="0">
     <w:nsid w:val="6D367E4A"/>
     <w:multiLevelType w:val="multilevel"/>
     <w:tmpl w:val="62A258C8"/>
@@ -28538,7 +29877,7 @@
       </w:pPr>
     </w:lvl>
   </w:abstractNum>
-  <w:abstractNum w:abstractNumId="43" w15:restartNumberingAfterBreak="0">
+  <w:abstractNum w:abstractNumId="47" w15:restartNumberingAfterBreak="0">
     <w:nsid w:val="752E4952"/>
     <w:multiLevelType w:val="hybridMultilevel"/>
     <w:tmpl w:val="48404BDE"/>
@@ -28651,7 +29990,7 @@
       </w:rPr>
     </w:lvl>
   </w:abstractNum>
-  <w:abstractNum w:abstractNumId="44" w15:restartNumberingAfterBreak="0">
+  <w:abstractNum w:abstractNumId="48" w15:restartNumberingAfterBreak="0">
     <w:nsid w:val="7AE57927"/>
     <w:multiLevelType w:val="hybridMultilevel"/>
     <w:tmpl w:val="54CECB5C"/>
@@ -28741,7 +30080,7 @@
       </w:pPr>
     </w:lvl>
   </w:abstractNum>
-  <w:abstractNum w:abstractNumId="45" w15:restartNumberingAfterBreak="0">
+  <w:abstractNum w:abstractNumId="49" w15:restartNumberingAfterBreak="0">
     <w:nsid w:val="7AF02E32"/>
     <w:multiLevelType w:val="hybridMultilevel"/>
     <w:tmpl w:val="B94C1978"/>
@@ -28854,7 +30193,7 @@
       </w:rPr>
     </w:lvl>
   </w:abstractNum>
-  <w:abstractNum w:abstractNumId="46" w15:restartNumberingAfterBreak="0">
+  <w:abstractNum w:abstractNumId="50" w15:restartNumberingAfterBreak="0">
     <w:nsid w:val="7F7D310F"/>
     <w:multiLevelType w:val="hybridMultilevel"/>
     <w:tmpl w:val="23FA7922"/>
@@ -28969,145 +30308,157 @@
     </w:lvl>
   </w:abstractNum>
   <w:num w:numId="1" w16cid:durableId="1449465341">
-    <w:abstractNumId w:val="26"/>
+    <w:abstractNumId w:val="29"/>
   </w:num>
   <w:num w:numId="2" w16cid:durableId="1316296130">
-    <w:abstractNumId w:val="19"/>
+    <w:abstractNumId w:val="22"/>
   </w:num>
   <w:num w:numId="3" w16cid:durableId="1512064424">
-    <w:abstractNumId w:val="37"/>
+    <w:abstractNumId w:val="41"/>
   </w:num>
   <w:num w:numId="4" w16cid:durableId="1943103079">
-    <w:abstractNumId w:val="13"/>
+    <w:abstractNumId w:val="16"/>
   </w:num>
   <w:num w:numId="5" w16cid:durableId="405958227">
-    <w:abstractNumId w:val="30"/>
+    <w:abstractNumId w:val="33"/>
   </w:num>
   <w:num w:numId="6" w16cid:durableId="1554586336">
-    <w:abstractNumId w:val="21"/>
+    <w:abstractNumId w:val="24"/>
   </w:num>
   <w:num w:numId="7" w16cid:durableId="939021726">
-    <w:abstractNumId w:val="32"/>
+    <w:abstractNumId w:val="35"/>
   </w:num>
   <w:num w:numId="8" w16cid:durableId="2144928895">
-    <w:abstractNumId w:val="6"/>
+    <w:abstractNumId w:val="7"/>
   </w:num>
   <w:num w:numId="9" w16cid:durableId="2091613887">
-    <w:abstractNumId w:val="14"/>
+    <w:abstractNumId w:val="17"/>
   </w:num>
   <w:num w:numId="10" w16cid:durableId="393049977">
-    <w:abstractNumId w:val="38"/>
+    <w:abstractNumId w:val="42"/>
   </w:num>
   <w:num w:numId="11" w16cid:durableId="1976518167">
     <w:abstractNumId w:val="3"/>
   </w:num>
   <w:num w:numId="12" w16cid:durableId="95059352">
-    <w:abstractNumId w:val="43"/>
+    <w:abstractNumId w:val="47"/>
   </w:num>
   <w:num w:numId="13" w16cid:durableId="784152493">
-    <w:abstractNumId w:val="41"/>
+    <w:abstractNumId w:val="45"/>
   </w:num>
   <w:num w:numId="14" w16cid:durableId="83771070">
-    <w:abstractNumId w:val="24"/>
+    <w:abstractNumId w:val="27"/>
   </w:num>
   <w:num w:numId="15" w16cid:durableId="835993010">
-    <w:abstractNumId w:val="11"/>
+    <w:abstractNumId w:val="12"/>
   </w:num>
   <w:num w:numId="16" w16cid:durableId="898397287">
-    <w:abstractNumId w:val="40"/>
+    <w:abstractNumId w:val="44"/>
   </w:num>
   <w:num w:numId="17" w16cid:durableId="1433277795">
-    <w:abstractNumId w:val="9"/>
+    <w:abstractNumId w:val="10"/>
   </w:num>
   <w:num w:numId="18" w16cid:durableId="1083836764">
-    <w:abstractNumId w:val="23"/>
+    <w:abstractNumId w:val="26"/>
   </w:num>
   <w:num w:numId="19" w16cid:durableId="1968506012">
-    <w:abstractNumId w:val="46"/>
+    <w:abstractNumId w:val="50"/>
   </w:num>
   <w:num w:numId="20" w16cid:durableId="1783644638">
-    <w:abstractNumId w:val="5"/>
+    <w:abstractNumId w:val="6"/>
   </w:num>
   <w:num w:numId="21" w16cid:durableId="801845187">
     <w:abstractNumId w:val="2"/>
   </w:num>
   <w:num w:numId="22" w16cid:durableId="681325186">
-    <w:abstractNumId w:val="27"/>
+    <w:abstractNumId w:val="30"/>
   </w:num>
   <w:num w:numId="23" w16cid:durableId="615676487">
-    <w:abstractNumId w:val="10"/>
+    <w:abstractNumId w:val="11"/>
   </w:num>
   <w:num w:numId="24" w16cid:durableId="146214536">
-    <w:abstractNumId w:val="22"/>
+    <w:abstractNumId w:val="25"/>
   </w:num>
   <w:num w:numId="25" w16cid:durableId="563413863">
-    <w:abstractNumId w:val="17"/>
+    <w:abstractNumId w:val="20"/>
   </w:num>
   <w:num w:numId="26" w16cid:durableId="1475752539">
     <w:abstractNumId w:val="0"/>
   </w:num>
   <w:num w:numId="27" w16cid:durableId="465587359">
-    <w:abstractNumId w:val="12"/>
+    <w:abstractNumId w:val="13"/>
   </w:num>
   <w:num w:numId="28" w16cid:durableId="1675911141">
+    <w:abstractNumId w:val="9"/>
+  </w:num>
+  <w:num w:numId="29" w16cid:durableId="139229262">
     <w:abstractNumId w:val="8"/>
   </w:num>
-  <w:num w:numId="29" w16cid:durableId="139229262">
-    <w:abstractNumId w:val="7"/>
-  </w:num>
   <w:num w:numId="30" w16cid:durableId="1947350385">
-    <w:abstractNumId w:val="20"/>
+    <w:abstractNumId w:val="23"/>
   </w:num>
   <w:num w:numId="31" w16cid:durableId="1664581474">
-    <w:abstractNumId w:val="15"/>
+    <w:abstractNumId w:val="18"/>
   </w:num>
   <w:num w:numId="32" w16cid:durableId="1298878812">
-    <w:abstractNumId w:val="28"/>
+    <w:abstractNumId w:val="31"/>
   </w:num>
   <w:num w:numId="33" w16cid:durableId="1914655265">
-    <w:abstractNumId w:val="18"/>
+    <w:abstractNumId w:val="21"/>
   </w:num>
   <w:num w:numId="34" w16cid:durableId="297078056">
-    <w:abstractNumId w:val="36"/>
+    <w:abstractNumId w:val="40"/>
   </w:num>
   <w:num w:numId="35" w16cid:durableId="1748989475">
-    <w:abstractNumId w:val="35"/>
+    <w:abstractNumId w:val="39"/>
   </w:num>
   <w:num w:numId="36" w16cid:durableId="1499417699">
     <w:abstractNumId w:val="1"/>
   </w:num>
   <w:num w:numId="37" w16cid:durableId="2082635159">
-    <w:abstractNumId w:val="25"/>
+    <w:abstractNumId w:val="28"/>
   </w:num>
   <w:num w:numId="38" w16cid:durableId="1417552558">
-    <w:abstractNumId w:val="4"/>
+    <w:abstractNumId w:val="5"/>
   </w:num>
   <w:num w:numId="39" w16cid:durableId="1501776269">
-    <w:abstractNumId w:val="39"/>
+    <w:abstractNumId w:val="43"/>
   </w:num>
   <w:num w:numId="40" w16cid:durableId="1430395477">
-    <w:abstractNumId w:val="33"/>
+    <w:abstractNumId w:val="36"/>
   </w:num>
   <w:num w:numId="41" w16cid:durableId="365906233">
-    <w:abstractNumId w:val="29"/>
+    <w:abstractNumId w:val="32"/>
   </w:num>
   <w:num w:numId="42" w16cid:durableId="1529024471">
-    <w:abstractNumId w:val="45"/>
+    <w:abstractNumId w:val="49"/>
   </w:num>
   <w:num w:numId="43" w16cid:durableId="245186664">
-    <w:abstractNumId w:val="16"/>
+    <w:abstractNumId w:val="19"/>
   </w:num>
   <w:num w:numId="44" w16cid:durableId="1287200608">
-    <w:abstractNumId w:val="31"/>
+    <w:abstractNumId w:val="34"/>
   </w:num>
   <w:num w:numId="45" w16cid:durableId="2122331548">
-    <w:abstractNumId w:val="34"/>
+    <w:abstractNumId w:val="37"/>
   </w:num>
   <w:num w:numId="46" w16cid:durableId="1944067154">
-    <w:abstractNumId w:val="44"/>
+    <w:abstractNumId w:val="48"/>
   </w:num>
   <w:num w:numId="47" w16cid:durableId="814879964">
-    <w:abstractNumId w:val="42"/>
+    <w:abstractNumId w:val="46"/>
+  </w:num>
+  <w:num w:numId="48" w16cid:durableId="449328100">
+    <w:abstractNumId w:val="15"/>
+  </w:num>
+  <w:num w:numId="49" w16cid:durableId="2104521461">
+    <w:abstractNumId w:val="38"/>
+  </w:num>
+  <w:num w:numId="50" w16cid:durableId="1398017025">
+    <w:abstractNumId w:val="14"/>
+  </w:num>
+  <w:num w:numId="51" w16cid:durableId="1741634631">
+    <w:abstractNumId w:val="4"/>
   </w:num>
 </w:numbering>
 </file>
